--- a/por/docx/014.content.docx
+++ b/por/docx/014.content.docx
@@ -411,66 +411,48 @@
           <w:lang w:val="pt_PT" w:bidi="pt_PT"/>
         </w:rPr>
       </w:r>
-      <w:hyperlink r:id="rId13">
-        <w:r>
-          <w:rPr>
-            <w:lang w:val="pt_PT" w:bidi="pt_PT"/>
-          </w:rPr>
-          <w:rPr>
-            <w:color w:val="0000EE"/>
-            <w:u w:val="single"/>
-          </w:rPr>
-          <w:t>1 Crônicas 8.6–7</w:t>
-        </w:r>
-      </w:hyperlink>
-    </w:p>
-    <w:p>
-      <w:pPr>
-        <w:pStyle w:val="ListBullet"/>
-        <w:spacing w:line="240" w:lineRule="auto"/>
-        <w:ind w:left="720"/>
-      </w:pPr>
-      <w:r>
-        <w:rPr>
-          <w:lang w:val="pt_PT" w:bidi="pt_PT"/>
-        </w:rPr>
-      </w:r>
-      <w:hyperlink r:id="rId14">
-        <w:r>
-          <w:rPr>
-            <w:lang w:val="pt_PT" w:bidi="pt_PT"/>
-          </w:rPr>
-          <w:rPr>
-            <w:color w:val="0000EE"/>
-            <w:u w:val="single"/>
-          </w:rPr>
-          <w:t>2 Reis 5.1</w:t>
-        </w:r>
-      </w:hyperlink>
-    </w:p>
-    <w:p>
-      <w:pPr>
-        <w:pStyle w:val="ListBullet"/>
-        <w:spacing w:line="240" w:lineRule="auto"/>
-        <w:ind w:left="720"/>
-      </w:pPr>
-      <w:r>
-        <w:rPr>
-          <w:lang w:val="pt_PT" w:bidi="pt_PT"/>
-        </w:rPr>
-      </w:r>
-      <w:hyperlink r:id="rId15">
-        <w:r>
-          <w:rPr>
-            <w:lang w:val="pt_PT" w:bidi="pt_PT"/>
-          </w:rPr>
-          <w:rPr>
-            <w:color w:val="0000EE"/>
-            <w:u w:val="single"/>
-          </w:rPr>
-          <w:t>Lucas 4.27</w:t>
-        </w:r>
-      </w:hyperlink>
+      <w:r>
+        <w:rPr>
+          <w:lang w:val="pt_PT" w:bidi="pt_PT"/>
+        </w:rPr>
+        <w:t>1 Crônicas 8.6–7</w:t>
+      </w:r>
+    </w:p>
+    <w:p>
+      <w:pPr>
+        <w:pStyle w:val="ListBullet"/>
+        <w:spacing w:line="240" w:lineRule="auto"/>
+        <w:ind w:left="720"/>
+      </w:pPr>
+      <w:r>
+        <w:rPr>
+          <w:lang w:val="pt_PT" w:bidi="pt_PT"/>
+        </w:rPr>
+      </w:r>
+      <w:r>
+        <w:rPr>
+          <w:lang w:val="pt_PT" w:bidi="pt_PT"/>
+        </w:rPr>
+        <w:t>2 Reis 5.1</w:t>
+      </w:r>
+    </w:p>
+    <w:p>
+      <w:pPr>
+        <w:pStyle w:val="ListBullet"/>
+        <w:spacing w:line="240" w:lineRule="auto"/>
+        <w:ind w:left="720"/>
+      </w:pPr>
+      <w:r>
+        <w:rPr>
+          <w:lang w:val="pt_PT" w:bidi="pt_PT"/>
+        </w:rPr>
+      </w:r>
+      <w:r>
+        <w:rPr>
+          <w:lang w:val="pt_PT" w:bidi="pt_PT"/>
+        </w:rPr>
+        <w:t>Lucas 4.27</w:t>
+      </w:r>
     </w:p>
     <w:p>
       <w:pPr>
@@ -885,114 +867,84 @@
           <w:lang w:val="pt_PT" w:bidi="pt_PT"/>
         </w:rPr>
       </w:r>
-      <w:hyperlink r:id="rId16">
-        <w:r>
-          <w:rPr>
-            <w:lang w:val="pt_PT" w:bidi="pt_PT"/>
-          </w:rPr>
-          <w:rPr>
-            <w:color w:val="0000EE"/>
-            <w:u w:val="single"/>
-          </w:rPr>
-          <w:t>1 Crônicas 6.15</w:t>
-        </w:r>
-      </w:hyperlink>
-    </w:p>
-    <w:p>
-      <w:pPr>
-        <w:pStyle w:val="ListBullet"/>
-        <w:spacing w:line="240" w:lineRule="auto"/>
-        <w:ind w:left="720"/>
-      </w:pPr>
-      <w:r>
-        <w:rPr>
-          <w:lang w:val="pt_PT" w:bidi="pt_PT"/>
-        </w:rPr>
-      </w:r>
-      <w:hyperlink r:id="rId17">
-        <w:r>
-          <w:rPr>
-            <w:lang w:val="pt_PT" w:bidi="pt_PT"/>
-          </w:rPr>
-          <w:rPr>
-            <w:color w:val="0000EE"/>
-            <w:u w:val="single"/>
-          </w:rPr>
-          <w:t>2 Reis 25.1–3</w:t>
-        </w:r>
-      </w:hyperlink>
-    </w:p>
-    <w:p>
-      <w:pPr>
-        <w:pStyle w:val="ListBullet"/>
-        <w:spacing w:line="240" w:lineRule="auto"/>
-        <w:ind w:left="720"/>
-      </w:pPr>
-      <w:r>
-        <w:rPr>
-          <w:lang w:val="pt_PT" w:bidi="pt_PT"/>
-        </w:rPr>
-      </w:r>
-      <w:hyperlink r:id="rId18">
-        <w:r>
-          <w:rPr>
-            <w:lang w:val="pt_PT" w:bidi="pt_PT"/>
-          </w:rPr>
-          <w:rPr>
-            <w:color w:val="0000EE"/>
-            <w:u w:val="single"/>
-          </w:rPr>
-          <w:t>Daniel 1.2</w:t>
-        </w:r>
-      </w:hyperlink>
-    </w:p>
-    <w:p>
-      <w:pPr>
-        <w:pStyle w:val="ListBullet"/>
-        <w:spacing w:line="240" w:lineRule="auto"/>
-        <w:ind w:left="720"/>
-      </w:pPr>
-      <w:r>
-        <w:rPr>
-          <w:lang w:val="pt_PT" w:bidi="pt_PT"/>
-        </w:rPr>
-      </w:r>
-      <w:hyperlink r:id="rId19">
-        <w:r>
-          <w:rPr>
-            <w:lang w:val="pt_PT" w:bidi="pt_PT"/>
-          </w:rPr>
-          <w:rPr>
-            <w:color w:val="0000EE"/>
-            <w:u w:val="single"/>
-          </w:rPr>
-          <w:t>Daniel 4.4</w:t>
-        </w:r>
-      </w:hyperlink>
-    </w:p>
-    <w:p>
-      <w:pPr>
-        <w:pStyle w:val="ListBullet"/>
-        <w:spacing w:line="240" w:lineRule="auto"/>
-        <w:ind w:left="720"/>
-      </w:pPr>
-      <w:r>
-        <w:rPr>
-          <w:lang w:val="pt_PT" w:bidi="pt_PT"/>
-        </w:rPr>
-      </w:r>
-      <w:hyperlink r:id="rId20">
-        <w:r>
-          <w:rPr>
-            <w:lang w:val="pt_PT" w:bidi="pt_PT"/>
-          </w:rPr>
-          <w:rPr>
-            <w:color w:val="0000EE"/>
-            <w:u w:val="single"/>
-          </w:rPr>
-          <w:t>Ezequiel 26.8</w:t>
-        </w:r>
-      </w:hyperlink>
+      <w:r>
+        <w:rPr>
+          <w:lang w:val="pt_PT" w:bidi="pt_PT"/>
+        </w:rPr>
+        <w:t>1 Crônicas 6.15</w:t>
+      </w:r>
+    </w:p>
+    <w:p>
+      <w:pPr>
+        <w:pStyle w:val="ListBullet"/>
+        <w:spacing w:line="240" w:lineRule="auto"/>
+        <w:ind w:left="720"/>
+      </w:pPr>
+      <w:r>
+        <w:rPr>
+          <w:lang w:val="pt_PT" w:bidi="pt_PT"/>
+        </w:rPr>
+      </w:r>
+      <w:r>
+        <w:rPr>
+          <w:lang w:val="pt_PT" w:bidi="pt_PT"/>
+        </w:rPr>
+        <w:t>2 Reis 25.1–3</w:t>
+      </w:r>
+    </w:p>
+    <w:p>
+      <w:pPr>
+        <w:pStyle w:val="ListBullet"/>
+        <w:spacing w:line="240" w:lineRule="auto"/>
+        <w:ind w:left="720"/>
+      </w:pPr>
+      <w:r>
+        <w:rPr>
+          <w:lang w:val="pt_PT" w:bidi="pt_PT"/>
+        </w:rPr>
+      </w:r>
+      <w:r>
+        <w:rPr>
+          <w:lang w:val="pt_PT" w:bidi="pt_PT"/>
+        </w:rPr>
+        <w:t>Daniel 1.2</w:t>
+      </w:r>
+    </w:p>
+    <w:p>
+      <w:pPr>
+        <w:pStyle w:val="ListBullet"/>
+        <w:spacing w:line="240" w:lineRule="auto"/>
+        <w:ind w:left="720"/>
+      </w:pPr>
+      <w:r>
+        <w:rPr>
+          <w:lang w:val="pt_PT" w:bidi="pt_PT"/>
+        </w:rPr>
+      </w:r>
+      <w:r>
+        <w:rPr>
+          <w:lang w:val="pt_PT" w:bidi="pt_PT"/>
+        </w:rPr>
+        <w:t>Daniel 4.4</w:t>
+      </w:r>
+    </w:p>
+    <w:p>
+      <w:pPr>
+        <w:pStyle w:val="ListBullet"/>
+        <w:spacing w:line="240" w:lineRule="auto"/>
+        <w:ind w:left="720"/>
+      </w:pPr>
+      <w:r>
+        <w:rPr>
+          <w:lang w:val="pt_PT" w:bidi="pt_PT"/>
+        </w:rPr>
+      </w:r>
+      <w:r>
+        <w:rPr>
+          <w:lang w:val="pt_PT" w:bidi="pt_PT"/>
+        </w:rPr>
+        <w:t>Ezequiel 26.8</w:t>
+      </w:r>
     </w:p>
     <w:p>
       <w:pPr>
@@ -1550,378 +1502,282 @@
           <w:lang w:val="pt_PT" w:bidi="pt_PT"/>
         </w:rPr>
       </w:r>
-      <w:hyperlink r:id="rId21">
-        <w:r>
-          <w:rPr>
-            <w:lang w:val="pt_PT" w:bidi="pt_PT"/>
-          </w:rPr>
-          <w:rPr>
-            <w:color w:val="0000EE"/>
-            <w:u w:val="single"/>
-          </w:rPr>
-          <w:t>1 Crônicas 14.15–17</w:t>
-        </w:r>
-      </w:hyperlink>
-    </w:p>
-    <w:p>
-      <w:pPr>
-        <w:pStyle w:val="ListBullet"/>
-        <w:spacing w:line="240" w:lineRule="auto"/>
-        <w:ind w:left="720"/>
-      </w:pPr>
-      <w:r>
-        <w:rPr>
-          <w:lang w:val="pt_PT" w:bidi="pt_PT"/>
-        </w:rPr>
-      </w:r>
-      <w:hyperlink r:id="rId22">
-        <w:r>
-          <w:rPr>
-            <w:lang w:val="pt_PT" w:bidi="pt_PT"/>
-          </w:rPr>
-          <w:rPr>
-            <w:color w:val="0000EE"/>
-            <w:u w:val="single"/>
-          </w:rPr>
-          <w:t>2 Crônicas 15.6</w:t>
-        </w:r>
-      </w:hyperlink>
-    </w:p>
-    <w:p>
-      <w:pPr>
-        <w:pStyle w:val="ListBullet"/>
-        <w:spacing w:line="240" w:lineRule="auto"/>
-        <w:ind w:left="720"/>
-      </w:pPr>
-      <w:r>
-        <w:rPr>
-          <w:lang w:val="pt_PT" w:bidi="pt_PT"/>
-        </w:rPr>
-      </w:r>
-      <w:hyperlink r:id="rId23">
-        <w:r>
-          <w:rPr>
-            <w:lang w:val="pt_PT" w:bidi="pt_PT"/>
-          </w:rPr>
-          <w:rPr>
-            <w:color w:val="0000EE"/>
-            <w:u w:val="single"/>
-          </w:rPr>
-          <w:t>2 Reis 17.11–12</w:t>
-        </w:r>
-      </w:hyperlink>
-    </w:p>
-    <w:p>
-      <w:pPr>
-        <w:pStyle w:val="ListBullet"/>
-        <w:spacing w:line="240" w:lineRule="auto"/>
-        <w:ind w:left="720"/>
-      </w:pPr>
-      <w:r>
-        <w:rPr>
-          <w:lang w:val="pt_PT" w:bidi="pt_PT"/>
-        </w:rPr>
-      </w:r>
-      <w:hyperlink r:id="rId24">
-        <w:r>
-          <w:rPr>
-            <w:lang w:val="pt_PT" w:bidi="pt_PT"/>
-          </w:rPr>
-          <w:rPr>
-            <w:color w:val="0000EE"/>
-            <w:u w:val="single"/>
-          </w:rPr>
-          <w:t>Atos 2.5</w:t>
-        </w:r>
-      </w:hyperlink>
-    </w:p>
-    <w:p>
-      <w:pPr>
-        <w:pStyle w:val="ListBullet"/>
-        <w:spacing w:line="240" w:lineRule="auto"/>
-        <w:ind w:left="720"/>
-      </w:pPr>
-      <w:r>
-        <w:rPr>
-          <w:lang w:val="pt_PT" w:bidi="pt_PT"/>
-        </w:rPr>
-      </w:r>
-      <w:hyperlink r:id="rId25">
-        <w:r>
-          <w:rPr>
-            <w:lang w:val="pt_PT" w:bidi="pt_PT"/>
-          </w:rPr>
-          <w:rPr>
-            <w:color w:val="0000EE"/>
-            <w:u w:val="single"/>
-          </w:rPr>
-          <w:t>Atos 13.19</w:t>
-        </w:r>
-      </w:hyperlink>
-    </w:p>
-    <w:p>
-      <w:pPr>
-        <w:pStyle w:val="ListBullet"/>
-        <w:spacing w:line="240" w:lineRule="auto"/>
-        <w:ind w:left="720"/>
-      </w:pPr>
-      <w:r>
-        <w:rPr>
-          <w:lang w:val="pt_PT" w:bidi="pt_PT"/>
-        </w:rPr>
-      </w:r>
-      <w:hyperlink r:id="rId26">
-        <w:r>
-          <w:rPr>
-            <w:lang w:val="pt_PT" w:bidi="pt_PT"/>
-          </w:rPr>
-          <w:rPr>
-            <w:color w:val="0000EE"/>
-            <w:u w:val="single"/>
-          </w:rPr>
-          <w:t>Atos 17.26</w:t>
-        </w:r>
-      </w:hyperlink>
-    </w:p>
-    <w:p>
-      <w:pPr>
-        <w:pStyle w:val="ListBullet"/>
-        <w:spacing w:line="240" w:lineRule="auto"/>
-        <w:ind w:left="720"/>
-      </w:pPr>
-      <w:r>
-        <w:rPr>
-          <w:lang w:val="pt_PT" w:bidi="pt_PT"/>
-        </w:rPr>
-      </w:r>
-      <w:hyperlink r:id="rId27">
-        <w:r>
-          <w:rPr>
-            <w:lang w:val="pt_PT" w:bidi="pt_PT"/>
-          </w:rPr>
-          <w:rPr>
-            <w:color w:val="0000EE"/>
-            <w:u w:val="single"/>
-          </w:rPr>
-          <w:t>Atos 26.4</w:t>
-        </w:r>
-      </w:hyperlink>
-    </w:p>
-    <w:p>
-      <w:pPr>
-        <w:pStyle w:val="ListBullet"/>
-        <w:spacing w:line="240" w:lineRule="auto"/>
-        <w:ind w:left="720"/>
-      </w:pPr>
-      <w:r>
-        <w:rPr>
-          <w:lang w:val="pt_PT" w:bidi="pt_PT"/>
-        </w:rPr>
-      </w:r>
-      <w:hyperlink r:id="rId28">
-        <w:r>
-          <w:rPr>
-            <w:lang w:val="pt_PT" w:bidi="pt_PT"/>
-          </w:rPr>
-          <w:rPr>
-            <w:color w:val="0000EE"/>
-            <w:u w:val="single"/>
-          </w:rPr>
-          <w:t>Daniel 3.4</w:t>
-        </w:r>
-      </w:hyperlink>
-    </w:p>
-    <w:p>
-      <w:pPr>
-        <w:pStyle w:val="ListBullet"/>
-        <w:spacing w:line="240" w:lineRule="auto"/>
-        <w:ind w:left="720"/>
-      </w:pPr>
-      <w:r>
-        <w:rPr>
-          <w:lang w:val="pt_PT" w:bidi="pt_PT"/>
-        </w:rPr>
-      </w:r>
-      <w:hyperlink r:id="rId29">
-        <w:r>
-          <w:rPr>
-            <w:lang w:val="pt_PT" w:bidi="pt_PT"/>
-          </w:rPr>
-          <w:rPr>
-            <w:color w:val="0000EE"/>
-            <w:u w:val="single"/>
-          </w:rPr>
-          <w:t>Gênesis 10.2–5</w:t>
-        </w:r>
-      </w:hyperlink>
-    </w:p>
-    <w:p>
-      <w:pPr>
-        <w:pStyle w:val="ListBullet"/>
-        <w:spacing w:line="240" w:lineRule="auto"/>
-        <w:ind w:left="720"/>
-      </w:pPr>
-      <w:r>
-        <w:rPr>
-          <w:lang w:val="pt_PT" w:bidi="pt_PT"/>
-        </w:rPr>
-      </w:r>
-      <w:hyperlink r:id="rId30">
-        <w:r>
-          <w:rPr>
-            <w:lang w:val="pt_PT" w:bidi="pt_PT"/>
-          </w:rPr>
-          <w:rPr>
-            <w:color w:val="0000EE"/>
-            <w:u w:val="single"/>
-          </w:rPr>
-          <w:t>Gênesis 27.29</w:t>
-        </w:r>
-      </w:hyperlink>
-    </w:p>
-    <w:p>
-      <w:pPr>
-        <w:pStyle w:val="ListBullet"/>
-        <w:spacing w:line="240" w:lineRule="auto"/>
-        <w:ind w:left="720"/>
-      </w:pPr>
-      <w:r>
-        <w:rPr>
-          <w:lang w:val="pt_PT" w:bidi="pt_PT"/>
-        </w:rPr>
-      </w:r>
-      <w:hyperlink r:id="rId31">
-        <w:r>
-          <w:rPr>
-            <w:lang w:val="pt_PT" w:bidi="pt_PT"/>
-          </w:rPr>
-          <w:rPr>
-            <w:color w:val="0000EE"/>
-            <w:u w:val="single"/>
-          </w:rPr>
-          <w:t>Gênesis 35.11</w:t>
-        </w:r>
-      </w:hyperlink>
-    </w:p>
-    <w:p>
-      <w:pPr>
-        <w:pStyle w:val="ListBullet"/>
-        <w:spacing w:line="240" w:lineRule="auto"/>
-        <w:ind w:left="720"/>
-      </w:pPr>
-      <w:r>
-        <w:rPr>
-          <w:lang w:val="pt_PT" w:bidi="pt_PT"/>
-        </w:rPr>
-      </w:r>
-      <w:hyperlink r:id="rId32">
-        <w:r>
-          <w:rPr>
-            <w:lang w:val="pt_PT" w:bidi="pt_PT"/>
-          </w:rPr>
-          <w:rPr>
-            <w:color w:val="0000EE"/>
-            <w:u w:val="single"/>
-          </w:rPr>
-          <w:t>Gênesis 49.10</w:t>
-        </w:r>
-      </w:hyperlink>
-    </w:p>
-    <w:p>
-      <w:pPr>
-        <w:pStyle w:val="ListBullet"/>
-        <w:spacing w:line="240" w:lineRule="auto"/>
-        <w:ind w:left="720"/>
-      </w:pPr>
-      <w:r>
-        <w:rPr>
-          <w:lang w:val="pt_PT" w:bidi="pt_PT"/>
-        </w:rPr>
-      </w:r>
-      <w:hyperlink r:id="rId33">
-        <w:r>
-          <w:rPr>
-            <w:lang w:val="pt_PT" w:bidi="pt_PT"/>
-          </w:rPr>
-          <w:rPr>
-            <w:color w:val="0000EE"/>
-            <w:u w:val="single"/>
-          </w:rPr>
-          <w:t>Lucas 7.5</w:t>
-        </w:r>
-      </w:hyperlink>
-    </w:p>
-    <w:p>
-      <w:pPr>
-        <w:pStyle w:val="ListBullet"/>
-        <w:spacing w:line="240" w:lineRule="auto"/>
-        <w:ind w:left="720"/>
-      </w:pPr>
-      <w:r>
-        <w:rPr>
-          <w:lang w:val="pt_PT" w:bidi="pt_PT"/>
-        </w:rPr>
-      </w:r>
-      <w:hyperlink r:id="rId34">
-        <w:r>
-          <w:rPr>
-            <w:lang w:val="pt_PT" w:bidi="pt_PT"/>
-          </w:rPr>
-          <w:rPr>
-            <w:color w:val="0000EE"/>
-            <w:u w:val="single"/>
-          </w:rPr>
-          <w:t>Marcos 13.7–8</w:t>
-        </w:r>
-      </w:hyperlink>
-    </w:p>
-    <w:p>
-      <w:pPr>
-        <w:pStyle w:val="ListBullet"/>
-        <w:spacing w:line="240" w:lineRule="auto"/>
-        <w:ind w:left="720"/>
-      </w:pPr>
-      <w:r>
-        <w:rPr>
-          <w:lang w:val="pt_PT" w:bidi="pt_PT"/>
-        </w:rPr>
-      </w:r>
-      <w:hyperlink r:id="rId35">
-        <w:r>
-          <w:rPr>
-            <w:lang w:val="pt_PT" w:bidi="pt_PT"/>
-          </w:rPr>
-          <w:rPr>
-            <w:color w:val="0000EE"/>
-            <w:u w:val="single"/>
-          </w:rPr>
-          <w:t>Mateus 21.43</w:t>
-        </w:r>
-      </w:hyperlink>
-    </w:p>
-    <w:p>
-      <w:pPr>
-        <w:pStyle w:val="ListBullet"/>
-        <w:spacing w:line="240" w:lineRule="auto"/>
-        <w:ind w:left="720"/>
-      </w:pPr>
-      <w:r>
-        <w:rPr>
-          <w:lang w:val="pt_PT" w:bidi="pt_PT"/>
-        </w:rPr>
-      </w:r>
-      <w:hyperlink r:id="rId36">
-        <w:r>
-          <w:rPr>
-            <w:lang w:val="pt_PT" w:bidi="pt_PT"/>
-          </w:rPr>
-          <w:rPr>
-            <w:color w:val="0000EE"/>
-            <w:u w:val="single"/>
-          </w:rPr>
-          <w:t>Romanos 4.16–17</w:t>
-        </w:r>
-      </w:hyperlink>
+      <w:r>
+        <w:rPr>
+          <w:lang w:val="pt_PT" w:bidi="pt_PT"/>
+        </w:rPr>
+        <w:t>1 Crônicas 14.15–17</w:t>
+      </w:r>
+    </w:p>
+    <w:p>
+      <w:pPr>
+        <w:pStyle w:val="ListBullet"/>
+        <w:spacing w:line="240" w:lineRule="auto"/>
+        <w:ind w:left="720"/>
+      </w:pPr>
+      <w:r>
+        <w:rPr>
+          <w:lang w:val="pt_PT" w:bidi="pt_PT"/>
+        </w:rPr>
+      </w:r>
+      <w:r>
+        <w:rPr>
+          <w:lang w:val="pt_PT" w:bidi="pt_PT"/>
+        </w:rPr>
+        <w:t>2 Crônicas 15.6</w:t>
+      </w:r>
+    </w:p>
+    <w:p>
+      <w:pPr>
+        <w:pStyle w:val="ListBullet"/>
+        <w:spacing w:line="240" w:lineRule="auto"/>
+        <w:ind w:left="720"/>
+      </w:pPr>
+      <w:r>
+        <w:rPr>
+          <w:lang w:val="pt_PT" w:bidi="pt_PT"/>
+        </w:rPr>
+      </w:r>
+      <w:r>
+        <w:rPr>
+          <w:lang w:val="pt_PT" w:bidi="pt_PT"/>
+        </w:rPr>
+        <w:t>2 Reis 17.11–12</w:t>
+      </w:r>
+    </w:p>
+    <w:p>
+      <w:pPr>
+        <w:pStyle w:val="ListBullet"/>
+        <w:spacing w:line="240" w:lineRule="auto"/>
+        <w:ind w:left="720"/>
+      </w:pPr>
+      <w:r>
+        <w:rPr>
+          <w:lang w:val="pt_PT" w:bidi="pt_PT"/>
+        </w:rPr>
+      </w:r>
+      <w:r>
+        <w:rPr>
+          <w:lang w:val="pt_PT" w:bidi="pt_PT"/>
+        </w:rPr>
+        <w:t>Atos 2.5</w:t>
+      </w:r>
+    </w:p>
+    <w:p>
+      <w:pPr>
+        <w:pStyle w:val="ListBullet"/>
+        <w:spacing w:line="240" w:lineRule="auto"/>
+        <w:ind w:left="720"/>
+      </w:pPr>
+      <w:r>
+        <w:rPr>
+          <w:lang w:val="pt_PT" w:bidi="pt_PT"/>
+        </w:rPr>
+      </w:r>
+      <w:r>
+        <w:rPr>
+          <w:lang w:val="pt_PT" w:bidi="pt_PT"/>
+        </w:rPr>
+        <w:t>Atos 13.19</w:t>
+      </w:r>
+    </w:p>
+    <w:p>
+      <w:pPr>
+        <w:pStyle w:val="ListBullet"/>
+        <w:spacing w:line="240" w:lineRule="auto"/>
+        <w:ind w:left="720"/>
+      </w:pPr>
+      <w:r>
+        <w:rPr>
+          <w:lang w:val="pt_PT" w:bidi="pt_PT"/>
+        </w:rPr>
+      </w:r>
+      <w:r>
+        <w:rPr>
+          <w:lang w:val="pt_PT" w:bidi="pt_PT"/>
+        </w:rPr>
+        <w:t>Atos 17.26</w:t>
+      </w:r>
+    </w:p>
+    <w:p>
+      <w:pPr>
+        <w:pStyle w:val="ListBullet"/>
+        <w:spacing w:line="240" w:lineRule="auto"/>
+        <w:ind w:left="720"/>
+      </w:pPr>
+      <w:r>
+        <w:rPr>
+          <w:lang w:val="pt_PT" w:bidi="pt_PT"/>
+        </w:rPr>
+      </w:r>
+      <w:r>
+        <w:rPr>
+          <w:lang w:val="pt_PT" w:bidi="pt_PT"/>
+        </w:rPr>
+        <w:t>Atos 26.4</w:t>
+      </w:r>
+    </w:p>
+    <w:p>
+      <w:pPr>
+        <w:pStyle w:val="ListBullet"/>
+        <w:spacing w:line="240" w:lineRule="auto"/>
+        <w:ind w:left="720"/>
+      </w:pPr>
+      <w:r>
+        <w:rPr>
+          <w:lang w:val="pt_PT" w:bidi="pt_PT"/>
+        </w:rPr>
+      </w:r>
+      <w:r>
+        <w:rPr>
+          <w:lang w:val="pt_PT" w:bidi="pt_PT"/>
+        </w:rPr>
+        <w:t>Daniel 3.4</w:t>
+      </w:r>
+    </w:p>
+    <w:p>
+      <w:pPr>
+        <w:pStyle w:val="ListBullet"/>
+        <w:spacing w:line="240" w:lineRule="auto"/>
+        <w:ind w:left="720"/>
+      </w:pPr>
+      <w:r>
+        <w:rPr>
+          <w:lang w:val="pt_PT" w:bidi="pt_PT"/>
+        </w:rPr>
+      </w:r>
+      <w:r>
+        <w:rPr>
+          <w:lang w:val="pt_PT" w:bidi="pt_PT"/>
+        </w:rPr>
+        <w:t>Gênesis 10.2–5</w:t>
+      </w:r>
+    </w:p>
+    <w:p>
+      <w:pPr>
+        <w:pStyle w:val="ListBullet"/>
+        <w:spacing w:line="240" w:lineRule="auto"/>
+        <w:ind w:left="720"/>
+      </w:pPr>
+      <w:r>
+        <w:rPr>
+          <w:lang w:val="pt_PT" w:bidi="pt_PT"/>
+        </w:rPr>
+      </w:r>
+      <w:r>
+        <w:rPr>
+          <w:lang w:val="pt_PT" w:bidi="pt_PT"/>
+        </w:rPr>
+        <w:t>Gênesis 27.29</w:t>
+      </w:r>
+    </w:p>
+    <w:p>
+      <w:pPr>
+        <w:pStyle w:val="ListBullet"/>
+        <w:spacing w:line="240" w:lineRule="auto"/>
+        <w:ind w:left="720"/>
+      </w:pPr>
+      <w:r>
+        <w:rPr>
+          <w:lang w:val="pt_PT" w:bidi="pt_PT"/>
+        </w:rPr>
+      </w:r>
+      <w:r>
+        <w:rPr>
+          <w:lang w:val="pt_PT" w:bidi="pt_PT"/>
+        </w:rPr>
+        <w:t>Gênesis 35.11</w:t>
+      </w:r>
+    </w:p>
+    <w:p>
+      <w:pPr>
+        <w:pStyle w:val="ListBullet"/>
+        <w:spacing w:line="240" w:lineRule="auto"/>
+        <w:ind w:left="720"/>
+      </w:pPr>
+      <w:r>
+        <w:rPr>
+          <w:lang w:val="pt_PT" w:bidi="pt_PT"/>
+        </w:rPr>
+      </w:r>
+      <w:r>
+        <w:rPr>
+          <w:lang w:val="pt_PT" w:bidi="pt_PT"/>
+        </w:rPr>
+        <w:t>Gênesis 49.10</w:t>
+      </w:r>
+    </w:p>
+    <w:p>
+      <w:pPr>
+        <w:pStyle w:val="ListBullet"/>
+        <w:spacing w:line="240" w:lineRule="auto"/>
+        <w:ind w:left="720"/>
+      </w:pPr>
+      <w:r>
+        <w:rPr>
+          <w:lang w:val="pt_PT" w:bidi="pt_PT"/>
+        </w:rPr>
+      </w:r>
+      <w:r>
+        <w:rPr>
+          <w:lang w:val="pt_PT" w:bidi="pt_PT"/>
+        </w:rPr>
+        <w:t>Lucas 7.5</w:t>
+      </w:r>
+    </w:p>
+    <w:p>
+      <w:pPr>
+        <w:pStyle w:val="ListBullet"/>
+        <w:spacing w:line="240" w:lineRule="auto"/>
+        <w:ind w:left="720"/>
+      </w:pPr>
+      <w:r>
+        <w:rPr>
+          <w:lang w:val="pt_PT" w:bidi="pt_PT"/>
+        </w:rPr>
+      </w:r>
+      <w:r>
+        <w:rPr>
+          <w:lang w:val="pt_PT" w:bidi="pt_PT"/>
+        </w:rPr>
+        <w:t>Marcos 13.7–8</w:t>
+      </w:r>
+    </w:p>
+    <w:p>
+      <w:pPr>
+        <w:pStyle w:val="ListBullet"/>
+        <w:spacing w:line="240" w:lineRule="auto"/>
+        <w:ind w:left="720"/>
+      </w:pPr>
+      <w:r>
+        <w:rPr>
+          <w:lang w:val="pt_PT" w:bidi="pt_PT"/>
+        </w:rPr>
+      </w:r>
+      <w:r>
+        <w:rPr>
+          <w:lang w:val="pt_PT" w:bidi="pt_PT"/>
+        </w:rPr>
+        <w:t>Mateus 21.43</w:t>
+      </w:r>
+    </w:p>
+    <w:p>
+      <w:pPr>
+        <w:pStyle w:val="ListBullet"/>
+        <w:spacing w:line="240" w:lineRule="auto"/>
+        <w:ind w:left="720"/>
+      </w:pPr>
+      <w:r>
+        <w:rPr>
+          <w:lang w:val="pt_PT" w:bidi="pt_PT"/>
+        </w:rPr>
+      </w:r>
+      <w:r>
+        <w:rPr>
+          <w:lang w:val="pt_PT" w:bidi="pt_PT"/>
+        </w:rPr>
+        <w:t>Romanos 4.16–17</w:t>
+      </w:r>
     </w:p>
     <w:p>
       <w:pPr>
@@ -2151,138 +2007,102 @@
           <w:lang w:val="pt_PT" w:bidi="pt_PT"/>
         </w:rPr>
       </w:r>
-      <w:hyperlink r:id="rId37">
-        <w:r>
-          <w:rPr>
-            <w:lang w:val="pt_PT" w:bidi="pt_PT"/>
-          </w:rPr>
-          <w:rPr>
-            <w:color w:val="0000EE"/>
-            <w:u w:val="single"/>
-          </w:rPr>
-          <w:t>1 Reis 4.15</w:t>
-        </w:r>
-      </w:hyperlink>
-    </w:p>
-    <w:p>
-      <w:pPr>
-        <w:pStyle w:val="ListBullet"/>
-        <w:spacing w:line="240" w:lineRule="auto"/>
-        <w:ind w:left="720"/>
-      </w:pPr>
-      <w:r>
-        <w:rPr>
-          <w:lang w:val="pt_PT" w:bidi="pt_PT"/>
-        </w:rPr>
-      </w:r>
-      <w:hyperlink r:id="rId38">
-        <w:r>
-          <w:rPr>
-            <w:lang w:val="pt_PT" w:bidi="pt_PT"/>
-          </w:rPr>
-          <w:rPr>
-            <w:color w:val="0000EE"/>
-            <w:u w:val="single"/>
-          </w:rPr>
-          <w:t>Deuteronômio 27.13–14</w:t>
-        </w:r>
-      </w:hyperlink>
-    </w:p>
-    <w:p>
-      <w:pPr>
-        <w:pStyle w:val="ListBullet"/>
-        <w:spacing w:line="240" w:lineRule="auto"/>
-        <w:ind w:left="720"/>
-      </w:pPr>
-      <w:r>
-        <w:rPr>
-          <w:lang w:val="pt_PT" w:bidi="pt_PT"/>
-        </w:rPr>
-      </w:r>
-      <w:hyperlink r:id="rId39">
-        <w:r>
-          <w:rPr>
-            <w:lang w:val="pt_PT" w:bidi="pt_PT"/>
-          </w:rPr>
-          <w:rPr>
-            <w:color w:val="0000EE"/>
-            <w:u w:val="single"/>
-          </w:rPr>
-          <w:t>Ezequiel 48.1–3</w:t>
-        </w:r>
-      </w:hyperlink>
-    </w:p>
-    <w:p>
-      <w:pPr>
-        <w:pStyle w:val="ListBullet"/>
-        <w:spacing w:line="240" w:lineRule="auto"/>
-        <w:ind w:left="720"/>
-      </w:pPr>
-      <w:r>
-        <w:rPr>
-          <w:lang w:val="pt_PT" w:bidi="pt_PT"/>
-        </w:rPr>
-      </w:r>
-      <w:hyperlink r:id="rId40">
-        <w:r>
-          <w:rPr>
-            <w:lang w:val="pt_PT" w:bidi="pt_PT"/>
-          </w:rPr>
-          <w:rPr>
-            <w:color w:val="0000EE"/>
-            <w:u w:val="single"/>
-          </w:rPr>
-          <w:t>Gênesis 30.8</w:t>
-        </w:r>
-      </w:hyperlink>
-    </w:p>
-    <w:p>
-      <w:pPr>
-        <w:pStyle w:val="ListBullet"/>
-        <w:spacing w:line="240" w:lineRule="auto"/>
-        <w:ind w:left="720"/>
-      </w:pPr>
-      <w:r>
-        <w:rPr>
-          <w:lang w:val="pt_PT" w:bidi="pt_PT"/>
-        </w:rPr>
-      </w:r>
-      <w:hyperlink r:id="rId41">
-        <w:r>
-          <w:rPr>
-            <w:lang w:val="pt_PT" w:bidi="pt_PT"/>
-          </w:rPr>
-          <w:rPr>
-            <w:color w:val="0000EE"/>
-            <w:u w:val="single"/>
-          </w:rPr>
-          <w:t>Juízes 1.33</w:t>
-        </w:r>
-      </w:hyperlink>
-    </w:p>
-    <w:p>
-      <w:pPr>
-        <w:pStyle w:val="ListBullet"/>
-        <w:spacing w:line="240" w:lineRule="auto"/>
-        <w:ind w:left="720"/>
-      </w:pPr>
-      <w:r>
-        <w:rPr>
-          <w:lang w:val="pt_PT" w:bidi="pt_PT"/>
-        </w:rPr>
-      </w:r>
-      <w:hyperlink r:id="rId42">
-        <w:r>
-          <w:rPr>
-            <w:lang w:val="pt_PT" w:bidi="pt_PT"/>
-          </w:rPr>
-          <w:rPr>
-            <w:color w:val="0000EE"/>
-            <w:u w:val="single"/>
-          </w:rPr>
-          <w:t>Mateus 4.13</w:t>
-        </w:r>
-      </w:hyperlink>
+      <w:r>
+        <w:rPr>
+          <w:lang w:val="pt_PT" w:bidi="pt_PT"/>
+        </w:rPr>
+        <w:t>1 Reis 4.15</w:t>
+      </w:r>
+    </w:p>
+    <w:p>
+      <w:pPr>
+        <w:pStyle w:val="ListBullet"/>
+        <w:spacing w:line="240" w:lineRule="auto"/>
+        <w:ind w:left="720"/>
+      </w:pPr>
+      <w:r>
+        <w:rPr>
+          <w:lang w:val="pt_PT" w:bidi="pt_PT"/>
+        </w:rPr>
+      </w:r>
+      <w:r>
+        <w:rPr>
+          <w:lang w:val="pt_PT" w:bidi="pt_PT"/>
+        </w:rPr>
+        <w:t>Deuteronômio 27.13–14</w:t>
+      </w:r>
+    </w:p>
+    <w:p>
+      <w:pPr>
+        <w:pStyle w:val="ListBullet"/>
+        <w:spacing w:line="240" w:lineRule="auto"/>
+        <w:ind w:left="720"/>
+      </w:pPr>
+      <w:r>
+        <w:rPr>
+          <w:lang w:val="pt_PT" w:bidi="pt_PT"/>
+        </w:rPr>
+      </w:r>
+      <w:r>
+        <w:rPr>
+          <w:lang w:val="pt_PT" w:bidi="pt_PT"/>
+        </w:rPr>
+        <w:t>Ezequiel 48.1–3</w:t>
+      </w:r>
+    </w:p>
+    <w:p>
+      <w:pPr>
+        <w:pStyle w:val="ListBullet"/>
+        <w:spacing w:line="240" w:lineRule="auto"/>
+        <w:ind w:left="720"/>
+      </w:pPr>
+      <w:r>
+        <w:rPr>
+          <w:lang w:val="pt_PT" w:bidi="pt_PT"/>
+        </w:rPr>
+      </w:r>
+      <w:r>
+        <w:rPr>
+          <w:lang w:val="pt_PT" w:bidi="pt_PT"/>
+        </w:rPr>
+        <w:t>Gênesis 30.8</w:t>
+      </w:r>
+    </w:p>
+    <w:p>
+      <w:pPr>
+        <w:pStyle w:val="ListBullet"/>
+        <w:spacing w:line="240" w:lineRule="auto"/>
+        <w:ind w:left="720"/>
+      </w:pPr>
+      <w:r>
+        <w:rPr>
+          <w:lang w:val="pt_PT" w:bidi="pt_PT"/>
+        </w:rPr>
+      </w:r>
+      <w:r>
+        <w:rPr>
+          <w:lang w:val="pt_PT" w:bidi="pt_PT"/>
+        </w:rPr>
+        <w:t>Juízes 1.33</w:t>
+      </w:r>
+    </w:p>
+    <w:p>
+      <w:pPr>
+        <w:pStyle w:val="ListBullet"/>
+        <w:spacing w:line="240" w:lineRule="auto"/>
+        <w:ind w:left="720"/>
+      </w:pPr>
+      <w:r>
+        <w:rPr>
+          <w:lang w:val="pt_PT" w:bidi="pt_PT"/>
+        </w:rPr>
+      </w:r>
+      <w:r>
+        <w:rPr>
+          <w:lang w:val="pt_PT" w:bidi="pt_PT"/>
+        </w:rPr>
+        <w:t>Mateus 4.13</w:t>
+      </w:r>
     </w:p>
     <w:p>
       <w:pPr>
@@ -2482,90 +2302,66 @@
           <w:lang w:val="pt_PT" w:bidi="pt_PT"/>
         </w:rPr>
       </w:r>
-      <w:hyperlink r:id="rId43">
-        <w:r>
-          <w:rPr>
-            <w:lang w:val="pt_PT" w:bidi="pt_PT"/>
-          </w:rPr>
-          <w:rPr>
-            <w:color w:val="0000EE"/>
-            <w:u w:val="single"/>
-          </w:rPr>
-          <w:t>1 Crônicas 1.24–27</w:t>
-        </w:r>
-      </w:hyperlink>
-    </w:p>
-    <w:p>
-      <w:pPr>
-        <w:pStyle w:val="ListBullet"/>
-        <w:spacing w:line="240" w:lineRule="auto"/>
-        <w:ind w:left="720"/>
-      </w:pPr>
-      <w:r>
-        <w:rPr>
-          <w:lang w:val="pt_PT" w:bidi="pt_PT"/>
-        </w:rPr>
-      </w:r>
-      <w:hyperlink r:id="rId44">
-        <w:r>
-          <w:rPr>
-            <w:lang w:val="pt_PT" w:bidi="pt_PT"/>
-          </w:rPr>
-          <w:rPr>
-            <w:color w:val="0000EE"/>
-            <w:u w:val="single"/>
-          </w:rPr>
-          <w:t>Gênesis 31.53</w:t>
-        </w:r>
-      </w:hyperlink>
-    </w:p>
-    <w:p>
-      <w:pPr>
-        <w:pStyle w:val="ListBullet"/>
-        <w:spacing w:line="240" w:lineRule="auto"/>
-        <w:ind w:left="720"/>
-      </w:pPr>
-      <w:r>
-        <w:rPr>
-          <w:lang w:val="pt_PT" w:bidi="pt_PT"/>
-        </w:rPr>
-      </w:r>
-      <w:hyperlink r:id="rId45">
-        <w:r>
-          <w:rPr>
-            <w:lang w:val="pt_PT" w:bidi="pt_PT"/>
-          </w:rPr>
-          <w:rPr>
-            <w:color w:val="0000EE"/>
-            <w:u w:val="single"/>
-          </w:rPr>
-          <w:t>Josué 24.2</w:t>
-        </w:r>
-      </w:hyperlink>
-    </w:p>
-    <w:p>
-      <w:pPr>
-        <w:pStyle w:val="ListBullet"/>
-        <w:spacing w:line="240" w:lineRule="auto"/>
-        <w:ind w:left="720"/>
-      </w:pPr>
-      <w:r>
-        <w:rPr>
-          <w:lang w:val="pt_PT" w:bidi="pt_PT"/>
-        </w:rPr>
-      </w:r>
-      <w:hyperlink r:id="rId46">
-        <w:r>
-          <w:rPr>
-            <w:lang w:val="pt_PT" w:bidi="pt_PT"/>
-          </w:rPr>
-          <w:rPr>
-            <w:color w:val="0000EE"/>
-            <w:u w:val="single"/>
-          </w:rPr>
-          <w:t>Lucas 3.34</w:t>
-        </w:r>
-      </w:hyperlink>
+      <w:r>
+        <w:rPr>
+          <w:lang w:val="pt_PT" w:bidi="pt_PT"/>
+        </w:rPr>
+        <w:t>1 Crônicas 1.24–27</w:t>
+      </w:r>
+    </w:p>
+    <w:p>
+      <w:pPr>
+        <w:pStyle w:val="ListBullet"/>
+        <w:spacing w:line="240" w:lineRule="auto"/>
+        <w:ind w:left="720"/>
+      </w:pPr>
+      <w:r>
+        <w:rPr>
+          <w:lang w:val="pt_PT" w:bidi="pt_PT"/>
+        </w:rPr>
+      </w:r>
+      <w:r>
+        <w:rPr>
+          <w:lang w:val="pt_PT" w:bidi="pt_PT"/>
+        </w:rPr>
+        <w:t>Gênesis 31.53</w:t>
+      </w:r>
+    </w:p>
+    <w:p>
+      <w:pPr>
+        <w:pStyle w:val="ListBullet"/>
+        <w:spacing w:line="240" w:lineRule="auto"/>
+        <w:ind w:left="720"/>
+      </w:pPr>
+      <w:r>
+        <w:rPr>
+          <w:lang w:val="pt_PT" w:bidi="pt_PT"/>
+        </w:rPr>
+      </w:r>
+      <w:r>
+        <w:rPr>
+          <w:lang w:val="pt_PT" w:bidi="pt_PT"/>
+        </w:rPr>
+        <w:t>Josué 24.2</w:t>
+      </w:r>
+    </w:p>
+    <w:p>
+      <w:pPr>
+        <w:pStyle w:val="ListBullet"/>
+        <w:spacing w:line="240" w:lineRule="auto"/>
+        <w:ind w:left="720"/>
+      </w:pPr>
+      <w:r>
+        <w:rPr>
+          <w:lang w:val="pt_PT" w:bidi="pt_PT"/>
+        </w:rPr>
+      </w:r>
+      <w:r>
+        <w:rPr>
+          <w:lang w:val="pt_PT" w:bidi="pt_PT"/>
+        </w:rPr>
+        <w:t>Lucas 3.34</w:t>
+      </w:r>
     </w:p>
     <w:p>
       <w:pPr>
@@ -2870,138 +2666,102 @@
           <w:lang w:val="pt_PT" w:bidi="pt_PT"/>
         </w:rPr>
       </w:r>
-      <w:hyperlink r:id="rId47">
-        <w:r>
-          <w:rPr>
-            <w:lang w:val="pt_PT" w:bidi="pt_PT"/>
-          </w:rPr>
-          <w:rPr>
-            <w:color w:val="0000EE"/>
-            <w:u w:val="single"/>
-          </w:rPr>
-          <w:t>1 João 3.9</w:t>
-        </w:r>
-      </w:hyperlink>
-    </w:p>
-    <w:p>
-      <w:pPr>
-        <w:pStyle w:val="ListBullet"/>
-        <w:spacing w:line="240" w:lineRule="auto"/>
-        <w:ind w:left="720"/>
-      </w:pPr>
-      <w:r>
-        <w:rPr>
-          <w:lang w:val="pt_PT" w:bidi="pt_PT"/>
-        </w:rPr>
-      </w:r>
-      <w:hyperlink r:id="rId48">
-        <w:r>
-          <w:rPr>
-            <w:lang w:val="pt_PT" w:bidi="pt_PT"/>
-          </w:rPr>
-          <w:rPr>
-            <w:color w:val="0000EE"/>
-            <w:u w:val="single"/>
-          </w:rPr>
-          <w:t>1 Pedro 1.3</w:t>
-        </w:r>
-      </w:hyperlink>
-    </w:p>
-    <w:p>
-      <w:pPr>
-        <w:pStyle w:val="ListBullet"/>
-        <w:spacing w:line="240" w:lineRule="auto"/>
-        <w:ind w:left="720"/>
-      </w:pPr>
-      <w:r>
-        <w:rPr>
-          <w:lang w:val="pt_PT" w:bidi="pt_PT"/>
-        </w:rPr>
-      </w:r>
-      <w:hyperlink r:id="rId49">
-        <w:r>
-          <w:rPr>
-            <w:lang w:val="pt_PT" w:bidi="pt_PT"/>
-          </w:rPr>
-          <w:rPr>
-            <w:color w:val="0000EE"/>
-            <w:u w:val="single"/>
-          </w:rPr>
-          <w:t>1 Pedro 1.23</w:t>
-        </w:r>
-      </w:hyperlink>
-    </w:p>
-    <w:p>
-      <w:pPr>
-        <w:pStyle w:val="ListBullet"/>
-        <w:spacing w:line="240" w:lineRule="auto"/>
-        <w:ind w:left="720"/>
-      </w:pPr>
-      <w:r>
-        <w:rPr>
-          <w:lang w:val="pt_PT" w:bidi="pt_PT"/>
-        </w:rPr>
-      </w:r>
-      <w:hyperlink r:id="rId50">
-        <w:r>
-          <w:rPr>
-            <w:lang w:val="pt_PT" w:bidi="pt_PT"/>
-          </w:rPr>
-          <w:rPr>
-            <w:color w:val="0000EE"/>
-            <w:u w:val="single"/>
-          </w:rPr>
-          <w:t>João 3.4</w:t>
-        </w:r>
-      </w:hyperlink>
-    </w:p>
-    <w:p>
-      <w:pPr>
-        <w:pStyle w:val="ListBullet"/>
-        <w:spacing w:line="240" w:lineRule="auto"/>
-        <w:ind w:left="720"/>
-      </w:pPr>
-      <w:r>
-        <w:rPr>
-          <w:lang w:val="pt_PT" w:bidi="pt_PT"/>
-        </w:rPr>
-      </w:r>
-      <w:hyperlink r:id="rId51">
-        <w:r>
-          <w:rPr>
-            <w:lang w:val="pt_PT" w:bidi="pt_PT"/>
-          </w:rPr>
-          <w:rPr>
-            <w:color w:val="0000EE"/>
-            <w:u w:val="single"/>
-          </w:rPr>
-          <w:t>João 3.7</w:t>
-        </w:r>
-      </w:hyperlink>
-    </w:p>
-    <w:p>
-      <w:pPr>
-        <w:pStyle w:val="ListBullet"/>
-        <w:spacing w:line="240" w:lineRule="auto"/>
-        <w:ind w:left="720"/>
-      </w:pPr>
-      <w:r>
-        <w:rPr>
-          <w:lang w:val="pt_PT" w:bidi="pt_PT"/>
-        </w:rPr>
-      </w:r>
-      <w:hyperlink r:id="rId52">
-        <w:r>
-          <w:rPr>
-            <w:lang w:val="pt_PT" w:bidi="pt_PT"/>
-          </w:rPr>
-          <w:rPr>
-            <w:color w:val="0000EE"/>
-            <w:u w:val="single"/>
-          </w:rPr>
-          <w:t>Tito 3.5</w:t>
-        </w:r>
-      </w:hyperlink>
+      <w:r>
+        <w:rPr>
+          <w:lang w:val="pt_PT" w:bidi="pt_PT"/>
+        </w:rPr>
+        <w:t>1 João 3.9</w:t>
+      </w:r>
+    </w:p>
+    <w:p>
+      <w:pPr>
+        <w:pStyle w:val="ListBullet"/>
+        <w:spacing w:line="240" w:lineRule="auto"/>
+        <w:ind w:left="720"/>
+      </w:pPr>
+      <w:r>
+        <w:rPr>
+          <w:lang w:val="pt_PT" w:bidi="pt_PT"/>
+        </w:rPr>
+      </w:r>
+      <w:r>
+        <w:rPr>
+          <w:lang w:val="pt_PT" w:bidi="pt_PT"/>
+        </w:rPr>
+        <w:t>1 Pedro 1.3</w:t>
+      </w:r>
+    </w:p>
+    <w:p>
+      <w:pPr>
+        <w:pStyle w:val="ListBullet"/>
+        <w:spacing w:line="240" w:lineRule="auto"/>
+        <w:ind w:left="720"/>
+      </w:pPr>
+      <w:r>
+        <w:rPr>
+          <w:lang w:val="pt_PT" w:bidi="pt_PT"/>
+        </w:rPr>
+      </w:r>
+      <w:r>
+        <w:rPr>
+          <w:lang w:val="pt_PT" w:bidi="pt_PT"/>
+        </w:rPr>
+        <w:t>1 Pedro 1.23</w:t>
+      </w:r>
+    </w:p>
+    <w:p>
+      <w:pPr>
+        <w:pStyle w:val="ListBullet"/>
+        <w:spacing w:line="240" w:lineRule="auto"/>
+        <w:ind w:left="720"/>
+      </w:pPr>
+      <w:r>
+        <w:rPr>
+          <w:lang w:val="pt_PT" w:bidi="pt_PT"/>
+        </w:rPr>
+      </w:r>
+      <w:r>
+        <w:rPr>
+          <w:lang w:val="pt_PT" w:bidi="pt_PT"/>
+        </w:rPr>
+        <w:t>João 3.4</w:t>
+      </w:r>
+    </w:p>
+    <w:p>
+      <w:pPr>
+        <w:pStyle w:val="ListBullet"/>
+        <w:spacing w:line="240" w:lineRule="auto"/>
+        <w:ind w:left="720"/>
+      </w:pPr>
+      <w:r>
+        <w:rPr>
+          <w:lang w:val="pt_PT" w:bidi="pt_PT"/>
+        </w:rPr>
+      </w:r>
+      <w:r>
+        <w:rPr>
+          <w:lang w:val="pt_PT" w:bidi="pt_PT"/>
+        </w:rPr>
+        <w:t>João 3.7</w:t>
+      </w:r>
+    </w:p>
+    <w:p>
+      <w:pPr>
+        <w:pStyle w:val="ListBullet"/>
+        <w:spacing w:line="240" w:lineRule="auto"/>
+        <w:ind w:left="720"/>
+      </w:pPr>
+      <w:r>
+        <w:rPr>
+          <w:lang w:val="pt_PT" w:bidi="pt_PT"/>
+        </w:rPr>
+      </w:r>
+      <w:r>
+        <w:rPr>
+          <w:lang w:val="pt_PT" w:bidi="pt_PT"/>
+        </w:rPr>
+        <w:t>Tito 3.5</w:t>
+      </w:r>
     </w:p>
     <w:p>
       <w:pPr>
@@ -3243,90 +3003,66 @@
           <w:lang w:val="pt_PT" w:bidi="pt_PT"/>
         </w:rPr>
       </w:r>
-      <w:hyperlink r:id="rId53">
-        <w:r>
-          <w:rPr>
-            <w:lang w:val="pt_PT" w:bidi="pt_PT"/>
-          </w:rPr>
-          <w:rPr>
-            <w:color w:val="0000EE"/>
-            <w:u w:val="single"/>
-          </w:rPr>
-          <w:t>1 Crônicas 17.1–2</w:t>
-        </w:r>
-      </w:hyperlink>
-    </w:p>
-    <w:p>
-      <w:pPr>
-        <w:pStyle w:val="ListBullet"/>
-        <w:spacing w:line="240" w:lineRule="auto"/>
-        <w:ind w:left="720"/>
-      </w:pPr>
-      <w:r>
-        <w:rPr>
-          <w:lang w:val="pt_PT" w:bidi="pt_PT"/>
-        </w:rPr>
-      </w:r>
-      <w:hyperlink r:id="rId54">
-        <w:r>
-          <w:rPr>
-            <w:lang w:val="pt_PT" w:bidi="pt_PT"/>
-          </w:rPr>
-          <w:rPr>
-            <w:color w:val="0000EE"/>
-            <w:u w:val="single"/>
-          </w:rPr>
-          <w:t>2 Crônicas 9.29</w:t>
-        </w:r>
-      </w:hyperlink>
-    </w:p>
-    <w:p>
-      <w:pPr>
-        <w:pStyle w:val="ListBullet"/>
-        <w:spacing w:line="240" w:lineRule="auto"/>
-        <w:ind w:left="720"/>
-      </w:pPr>
-      <w:r>
-        <w:rPr>
-          <w:lang w:val="pt_PT" w:bidi="pt_PT"/>
-        </w:rPr>
-      </w:r>
-      <w:hyperlink r:id="rId55">
-        <w:r>
-          <w:rPr>
-            <w:lang w:val="pt_PT" w:bidi="pt_PT"/>
-          </w:rPr>
-          <w:rPr>
-            <w:color w:val="0000EE"/>
-            <w:u w:val="single"/>
-          </w:rPr>
-          <w:t>2 Samuel 12.1–3</w:t>
-        </w:r>
-      </w:hyperlink>
-    </w:p>
-    <w:p>
-      <w:pPr>
-        <w:pStyle w:val="ListBullet"/>
-        <w:spacing w:line="240" w:lineRule="auto"/>
-        <w:ind w:left="720"/>
-      </w:pPr>
-      <w:r>
-        <w:rPr>
-          <w:lang w:val="pt_PT" w:bidi="pt_PT"/>
-        </w:rPr>
-      </w:r>
-      <w:hyperlink r:id="rId56">
-        <w:r>
-          <w:rPr>
-            <w:lang w:val="pt_PT" w:bidi="pt_PT"/>
-          </w:rPr>
-          <w:rPr>
-            <w:color w:val="0000EE"/>
-            <w:u w:val="single"/>
-          </w:rPr>
-          <w:t>Salmo 51.1</w:t>
-        </w:r>
-      </w:hyperlink>
+      <w:r>
+        <w:rPr>
+          <w:lang w:val="pt_PT" w:bidi="pt_PT"/>
+        </w:rPr>
+        <w:t>1 Crônicas 17.1–2</w:t>
+      </w:r>
+    </w:p>
+    <w:p>
+      <w:pPr>
+        <w:pStyle w:val="ListBullet"/>
+        <w:spacing w:line="240" w:lineRule="auto"/>
+        <w:ind w:left="720"/>
+      </w:pPr>
+      <w:r>
+        <w:rPr>
+          <w:lang w:val="pt_PT" w:bidi="pt_PT"/>
+        </w:rPr>
+      </w:r>
+      <w:r>
+        <w:rPr>
+          <w:lang w:val="pt_PT" w:bidi="pt_PT"/>
+        </w:rPr>
+        <w:t>2 Crônicas 9.29</w:t>
+      </w:r>
+    </w:p>
+    <w:p>
+      <w:pPr>
+        <w:pStyle w:val="ListBullet"/>
+        <w:spacing w:line="240" w:lineRule="auto"/>
+        <w:ind w:left="720"/>
+      </w:pPr>
+      <w:r>
+        <w:rPr>
+          <w:lang w:val="pt_PT" w:bidi="pt_PT"/>
+        </w:rPr>
+      </w:r>
+      <w:r>
+        <w:rPr>
+          <w:lang w:val="pt_PT" w:bidi="pt_PT"/>
+        </w:rPr>
+        <w:t>2 Samuel 12.1–3</w:t>
+      </w:r>
+    </w:p>
+    <w:p>
+      <w:pPr>
+        <w:pStyle w:val="ListBullet"/>
+        <w:spacing w:line="240" w:lineRule="auto"/>
+        <w:ind w:left="720"/>
+      </w:pPr>
+      <w:r>
+        <w:rPr>
+          <w:lang w:val="pt_PT" w:bidi="pt_PT"/>
+        </w:rPr>
+      </w:r>
+      <w:r>
+        <w:rPr>
+          <w:lang w:val="pt_PT" w:bidi="pt_PT"/>
+        </w:rPr>
+        <w:t>Salmo 51.1</w:t>
+      </w:r>
     </w:p>
     <w:p>
       <w:pPr>
@@ -3637,18 +3373,12 @@
           <w:lang w:val="pt_PT" w:bidi="pt_PT"/>
         </w:rPr>
       </w:r>
-      <w:hyperlink r:id="rId57">
-        <w:r>
-          <w:rPr>
-            <w:lang w:val="pt_PT" w:bidi="pt_PT"/>
-          </w:rPr>
-          <w:rPr>
-            <w:color w:val="0000EE"/>
-            <w:u w:val="single"/>
-          </w:rPr>
-          <w:t>Naum 1.1</w:t>
-        </w:r>
-      </w:hyperlink>
+      <w:r>
+        <w:rPr>
+          <w:lang w:val="pt_PT" w:bidi="pt_PT"/>
+        </w:rPr>
+        <w:t>Naum 1.1</w:t>
+      </w:r>
     </w:p>
     <w:p>
       <w:pPr>
@@ -3894,162 +3624,120 @@
           <w:lang w:val="pt_PT" w:bidi="pt_PT"/>
         </w:rPr>
       </w:r>
-      <w:hyperlink r:id="rId58">
-        <w:r>
-          <w:rPr>
-            <w:lang w:val="pt_PT" w:bidi="pt_PT"/>
-          </w:rPr>
-          <w:rPr>
-            <w:color w:val="0000EE"/>
-            <w:u w:val="single"/>
-          </w:rPr>
-          <w:t>Atos 26.9–11</w:t>
-        </w:r>
-      </w:hyperlink>
-    </w:p>
-    <w:p>
-      <w:pPr>
-        <w:pStyle w:val="ListBullet"/>
-        <w:spacing w:line="240" w:lineRule="auto"/>
-        <w:ind w:left="720"/>
-      </w:pPr>
-      <w:r>
-        <w:rPr>
-          <w:lang w:val="pt_PT" w:bidi="pt_PT"/>
-        </w:rPr>
-      </w:r>
-      <w:hyperlink r:id="rId59">
-        <w:r>
-          <w:rPr>
-            <w:lang w:val="pt_PT" w:bidi="pt_PT"/>
-          </w:rPr>
-          <w:rPr>
-            <w:color w:val="0000EE"/>
-            <w:u w:val="single"/>
-          </w:rPr>
-          <w:t>João 1.43–45</w:t>
-        </w:r>
-      </w:hyperlink>
-    </w:p>
-    <w:p>
-      <w:pPr>
-        <w:pStyle w:val="ListBullet"/>
-        <w:spacing w:line="240" w:lineRule="auto"/>
-        <w:ind w:left="720"/>
-      </w:pPr>
-      <w:r>
-        <w:rPr>
-          <w:lang w:val="pt_PT" w:bidi="pt_PT"/>
-        </w:rPr>
-      </w:r>
-      <w:hyperlink r:id="rId60">
-        <w:r>
-          <w:rPr>
-            <w:lang w:val="pt_PT" w:bidi="pt_PT"/>
-          </w:rPr>
-          <w:rPr>
-            <w:color w:val="0000EE"/>
-            <w:u w:val="single"/>
-          </w:rPr>
-          <w:t>Lucas 1.26–29</w:t>
-        </w:r>
-      </w:hyperlink>
-    </w:p>
-    <w:p>
-      <w:pPr>
-        <w:pStyle w:val="ListBullet"/>
-        <w:spacing w:line="240" w:lineRule="auto"/>
-        <w:ind w:left="720"/>
-      </w:pPr>
-      <w:r>
-        <w:rPr>
-          <w:lang w:val="pt_PT" w:bidi="pt_PT"/>
-        </w:rPr>
-      </w:r>
-      <w:hyperlink r:id="rId61">
-        <w:r>
-          <w:rPr>
-            <w:lang w:val="pt_PT" w:bidi="pt_PT"/>
-          </w:rPr>
-          <w:rPr>
-            <w:color w:val="0000EE"/>
-            <w:u w:val="single"/>
-          </w:rPr>
-          <w:t>Marcos 16.5–7</w:t>
-        </w:r>
-      </w:hyperlink>
-    </w:p>
-    <w:p>
-      <w:pPr>
-        <w:pStyle w:val="ListBullet"/>
-        <w:spacing w:line="240" w:lineRule="auto"/>
-        <w:ind w:left="720"/>
-      </w:pPr>
-      <w:r>
-        <w:rPr>
-          <w:lang w:val="pt_PT" w:bidi="pt_PT"/>
-        </w:rPr>
-      </w:r>
-      <w:hyperlink r:id="rId62">
-        <w:r>
-          <w:rPr>
-            <w:lang w:val="pt_PT" w:bidi="pt_PT"/>
-          </w:rPr>
-          <w:rPr>
-            <w:color w:val="0000EE"/>
-            <w:u w:val="single"/>
-          </w:rPr>
-          <w:t>Mateus 2.23</w:t>
-        </w:r>
-      </w:hyperlink>
-    </w:p>
-    <w:p>
-      <w:pPr>
-        <w:pStyle w:val="ListBullet"/>
-        <w:spacing w:line="240" w:lineRule="auto"/>
-        <w:ind w:left="720"/>
-      </w:pPr>
-      <w:r>
-        <w:rPr>
-          <w:lang w:val="pt_PT" w:bidi="pt_PT"/>
-        </w:rPr>
-      </w:r>
-      <w:hyperlink r:id="rId63">
-        <w:r>
-          <w:rPr>
-            <w:lang w:val="pt_PT" w:bidi="pt_PT"/>
-          </w:rPr>
-          <w:rPr>
-            <w:color w:val="0000EE"/>
-            <w:u w:val="single"/>
-          </w:rPr>
-          <w:t>Mateus 21.9–11</w:t>
-        </w:r>
-      </w:hyperlink>
-    </w:p>
-    <w:p>
-      <w:pPr>
-        <w:pStyle w:val="ListBullet"/>
-        <w:spacing w:line="240" w:lineRule="auto"/>
-        <w:ind w:left="720"/>
-      </w:pPr>
-      <w:r>
-        <w:rPr>
-          <w:lang w:val="pt_PT" w:bidi="pt_PT"/>
-        </w:rPr>
-      </w:r>
-      <w:hyperlink r:id="rId64">
-        <w:r>
-          <w:rPr>
-            <w:lang w:val="pt_PT" w:bidi="pt_PT"/>
-          </w:rPr>
-          <w:rPr>
-            <w:color w:val="0000EE"/>
-            <w:u w:val="single"/>
-          </w:rPr>
-          <w:t>Mateus 26.71–72</w:t>
-        </w:r>
-      </w:hyperlink>
+      <w:r>
+        <w:rPr>
+          <w:lang w:val="pt_PT" w:bidi="pt_PT"/>
+        </w:rPr>
+        <w:t>Atos 26.9–11</w:t>
+      </w:r>
+    </w:p>
+    <w:p>
+      <w:pPr>
+        <w:pStyle w:val="ListBullet"/>
+        <w:spacing w:line="240" w:lineRule="auto"/>
+        <w:ind w:left="720"/>
+      </w:pPr>
+      <w:r>
+        <w:rPr>
+          <w:lang w:val="pt_PT" w:bidi="pt_PT"/>
+        </w:rPr>
+      </w:r>
+      <w:r>
+        <w:rPr>
+          <w:lang w:val="pt_PT" w:bidi="pt_PT"/>
+        </w:rPr>
+        <w:t>João 1.43–45</w:t>
+      </w:r>
+    </w:p>
+    <w:p>
+      <w:pPr>
+        <w:pStyle w:val="ListBullet"/>
+        <w:spacing w:line="240" w:lineRule="auto"/>
+        <w:ind w:left="720"/>
+      </w:pPr>
+      <w:r>
+        <w:rPr>
+          <w:lang w:val="pt_PT" w:bidi="pt_PT"/>
+        </w:rPr>
+      </w:r>
+      <w:r>
+        <w:rPr>
+          <w:lang w:val="pt_PT" w:bidi="pt_PT"/>
+        </w:rPr>
+        <w:t>Lucas 1.26–29</w:t>
+      </w:r>
+    </w:p>
+    <w:p>
+      <w:pPr>
+        <w:pStyle w:val="ListBullet"/>
+        <w:spacing w:line="240" w:lineRule="auto"/>
+        <w:ind w:left="720"/>
+      </w:pPr>
+      <w:r>
+        <w:rPr>
+          <w:lang w:val="pt_PT" w:bidi="pt_PT"/>
+        </w:rPr>
+      </w:r>
+      <w:r>
+        <w:rPr>
+          <w:lang w:val="pt_PT" w:bidi="pt_PT"/>
+        </w:rPr>
+        <w:t>Marcos 16.5–7</w:t>
+      </w:r>
+    </w:p>
+    <w:p>
+      <w:pPr>
+        <w:pStyle w:val="ListBullet"/>
+        <w:spacing w:line="240" w:lineRule="auto"/>
+        <w:ind w:left="720"/>
+      </w:pPr>
+      <w:r>
+        <w:rPr>
+          <w:lang w:val="pt_PT" w:bidi="pt_PT"/>
+        </w:rPr>
+      </w:r>
+      <w:r>
+        <w:rPr>
+          <w:lang w:val="pt_PT" w:bidi="pt_PT"/>
+        </w:rPr>
+        <w:t>Mateus 2.23</w:t>
+      </w:r>
+    </w:p>
+    <w:p>
+      <w:pPr>
+        <w:pStyle w:val="ListBullet"/>
+        <w:spacing w:line="240" w:lineRule="auto"/>
+        <w:ind w:left="720"/>
+      </w:pPr>
+      <w:r>
+        <w:rPr>
+          <w:lang w:val="pt_PT" w:bidi="pt_PT"/>
+        </w:rPr>
+      </w:r>
+      <w:r>
+        <w:rPr>
+          <w:lang w:val="pt_PT" w:bidi="pt_PT"/>
+        </w:rPr>
+        <w:t>Mateus 21.9–11</w:t>
+      </w:r>
+    </w:p>
+    <w:p>
+      <w:pPr>
+        <w:pStyle w:val="ListBullet"/>
+        <w:spacing w:line="240" w:lineRule="auto"/>
+        <w:ind w:left="720"/>
+      </w:pPr>
+      <w:r>
+        <w:rPr>
+          <w:lang w:val="pt_PT" w:bidi="pt_PT"/>
+        </w:rPr>
+      </w:r>
+      <w:r>
+        <w:rPr>
+          <w:lang w:val="pt_PT" w:bidi="pt_PT"/>
+        </w:rPr>
+        <w:t>Mateus 26.71–72</w:t>
+      </w:r>
     </w:p>
     <w:p>
       <w:pPr>
@@ -4464,90 +4152,66 @@
           <w:lang w:val="pt_PT" w:bidi="pt_PT"/>
         </w:rPr>
       </w:r>
-      <w:hyperlink r:id="rId65">
-        <w:r>
-          <w:rPr>
-            <w:lang w:val="pt_PT" w:bidi="pt_PT"/>
-          </w:rPr>
-          <w:rPr>
-            <w:color w:val="0000EE"/>
-            <w:u w:val="single"/>
-          </w:rPr>
-          <w:t>Atos 18.18–19</w:t>
-        </w:r>
-      </w:hyperlink>
-    </w:p>
-    <w:p>
-      <w:pPr>
-        <w:pStyle w:val="ListBullet"/>
-        <w:spacing w:line="240" w:lineRule="auto"/>
-        <w:ind w:left="720"/>
-      </w:pPr>
-      <w:r>
-        <w:rPr>
-          <w:lang w:val="pt_PT" w:bidi="pt_PT"/>
-        </w:rPr>
-      </w:r>
-      <w:hyperlink r:id="rId66">
-        <w:r>
-          <w:rPr>
-            <w:lang w:val="pt_PT" w:bidi="pt_PT"/>
-          </w:rPr>
-          <w:rPr>
-            <w:color w:val="0000EE"/>
-            <w:u w:val="single"/>
-          </w:rPr>
-          <w:t>Amós 2.11–12</w:t>
-        </w:r>
-      </w:hyperlink>
-    </w:p>
-    <w:p>
-      <w:pPr>
-        <w:pStyle w:val="ListBullet"/>
-        <w:spacing w:line="240" w:lineRule="auto"/>
-        <w:ind w:left="720"/>
-      </w:pPr>
-      <w:r>
-        <w:rPr>
-          <w:lang w:val="pt_PT" w:bidi="pt_PT"/>
-        </w:rPr>
-      </w:r>
-      <w:hyperlink r:id="rId67">
-        <w:r>
-          <w:rPr>
-            <w:lang w:val="pt_PT" w:bidi="pt_PT"/>
-          </w:rPr>
-          <w:rPr>
-            <w:color w:val="0000EE"/>
-            <w:u w:val="single"/>
-          </w:rPr>
-          <w:t>Juízes 13.5</w:t>
-        </w:r>
-      </w:hyperlink>
-    </w:p>
-    <w:p>
-      <w:pPr>
-        <w:pStyle w:val="ListBullet"/>
-        <w:spacing w:line="240" w:lineRule="auto"/>
-        <w:ind w:left="720"/>
-      </w:pPr>
-      <w:r>
-        <w:rPr>
-          <w:lang w:val="pt_PT" w:bidi="pt_PT"/>
-        </w:rPr>
-      </w:r>
-      <w:hyperlink r:id="rId68">
-        <w:r>
-          <w:rPr>
-            <w:lang w:val="pt_PT" w:bidi="pt_PT"/>
-          </w:rPr>
-          <w:rPr>
-            <w:color w:val="0000EE"/>
-            <w:u w:val="single"/>
-          </w:rPr>
-          <w:t>Números 6.1–4</w:t>
-        </w:r>
-      </w:hyperlink>
+      <w:r>
+        <w:rPr>
+          <w:lang w:val="pt_PT" w:bidi="pt_PT"/>
+        </w:rPr>
+        <w:t>Atos 18.18–19</w:t>
+      </w:r>
+    </w:p>
+    <w:p>
+      <w:pPr>
+        <w:pStyle w:val="ListBullet"/>
+        <w:spacing w:line="240" w:lineRule="auto"/>
+        <w:ind w:left="720"/>
+      </w:pPr>
+      <w:r>
+        <w:rPr>
+          <w:lang w:val="pt_PT" w:bidi="pt_PT"/>
+        </w:rPr>
+      </w:r>
+      <w:r>
+        <w:rPr>
+          <w:lang w:val="pt_PT" w:bidi="pt_PT"/>
+        </w:rPr>
+        <w:t>Amós 2.11–12</w:t>
+      </w:r>
+    </w:p>
+    <w:p>
+      <w:pPr>
+        <w:pStyle w:val="ListBullet"/>
+        <w:spacing w:line="240" w:lineRule="auto"/>
+        <w:ind w:left="720"/>
+      </w:pPr>
+      <w:r>
+        <w:rPr>
+          <w:lang w:val="pt_PT" w:bidi="pt_PT"/>
+        </w:rPr>
+      </w:r>
+      <w:r>
+        <w:rPr>
+          <w:lang w:val="pt_PT" w:bidi="pt_PT"/>
+        </w:rPr>
+        <w:t>Juízes 13.5</w:t>
+      </w:r>
+    </w:p>
+    <w:p>
+      <w:pPr>
+        <w:pStyle w:val="ListBullet"/>
+        <w:spacing w:line="240" w:lineRule="auto"/>
+        <w:ind w:left="720"/>
+      </w:pPr>
+      <w:r>
+        <w:rPr>
+          <w:lang w:val="pt_PT" w:bidi="pt_PT"/>
+        </w:rPr>
+      </w:r>
+      <w:r>
+        <w:rPr>
+          <w:lang w:val="pt_PT" w:bidi="pt_PT"/>
+        </w:rPr>
+        <w:t>Números 6.1–4</w:t>
+      </w:r>
     </w:p>
     <w:p>
       <w:pPr>
@@ -4825,90 +4489,66 @@
           <w:lang w:val="pt_PT" w:bidi="pt_PT"/>
         </w:rPr>
       </w:r>
-      <w:hyperlink r:id="rId69">
-        <w:r>
-          <w:rPr>
-            <w:lang w:val="pt_PT" w:bidi="pt_PT"/>
-          </w:rPr>
-          <w:rPr>
-            <w:color w:val="0000EE"/>
-            <w:u w:val="single"/>
-          </w:rPr>
-          <w:t>Esdras 2.1–2</w:t>
-        </w:r>
-      </w:hyperlink>
-    </w:p>
-    <w:p>
-      <w:pPr>
-        <w:pStyle w:val="ListBullet"/>
-        <w:spacing w:line="240" w:lineRule="auto"/>
-        <w:ind w:left="720"/>
-      </w:pPr>
-      <w:r>
-        <w:rPr>
-          <w:lang w:val="pt_PT" w:bidi="pt_PT"/>
-        </w:rPr>
-      </w:r>
-      <w:hyperlink r:id="rId70">
-        <w:r>
-          <w:rPr>
-            <w:lang w:val="pt_PT" w:bidi="pt_PT"/>
-          </w:rPr>
-          <w:rPr>
-            <w:color w:val="0000EE"/>
-            <w:u w:val="single"/>
-          </w:rPr>
-          <w:t>Neemias 1.2</w:t>
-        </w:r>
-      </w:hyperlink>
-    </w:p>
-    <w:p>
-      <w:pPr>
-        <w:pStyle w:val="ListBullet"/>
-        <w:spacing w:line="240" w:lineRule="auto"/>
-        <w:ind w:left="720"/>
-      </w:pPr>
-      <w:r>
-        <w:rPr>
-          <w:lang w:val="pt_PT" w:bidi="pt_PT"/>
-        </w:rPr>
-      </w:r>
-      <w:hyperlink r:id="rId71">
-        <w:r>
-          <w:rPr>
-            <w:lang w:val="pt_PT" w:bidi="pt_PT"/>
-          </w:rPr>
-          <w:rPr>
-            <w:color w:val="0000EE"/>
-            <w:u w:val="single"/>
-          </w:rPr>
-          <w:t>Neemias 10.3</w:t>
-        </w:r>
-      </w:hyperlink>
-    </w:p>
-    <w:p>
-      <w:pPr>
-        <w:pStyle w:val="ListBullet"/>
-        <w:spacing w:line="240" w:lineRule="auto"/>
-        <w:ind w:left="720"/>
-      </w:pPr>
-      <w:r>
-        <w:rPr>
-          <w:lang w:val="pt_PT" w:bidi="pt_PT"/>
-        </w:rPr>
-      </w:r>
-      <w:hyperlink r:id="rId72">
-        <w:r>
-          <w:rPr>
-            <w:lang w:val="pt_PT" w:bidi="pt_PT"/>
-          </w:rPr>
-          <w:rPr>
-            <w:color w:val="0000EE"/>
-            <w:u w:val="single"/>
-          </w:rPr>
-          <w:t>Neemias 12.46</w:t>
-        </w:r>
-      </w:hyperlink>
+      <w:r>
+        <w:rPr>
+          <w:lang w:val="pt_PT" w:bidi="pt_PT"/>
+        </w:rPr>
+        <w:t>Esdras 2.1–2</w:t>
+      </w:r>
+    </w:p>
+    <w:p>
+      <w:pPr>
+        <w:pStyle w:val="ListBullet"/>
+        <w:spacing w:line="240" w:lineRule="auto"/>
+        <w:ind w:left="720"/>
+      </w:pPr>
+      <w:r>
+        <w:rPr>
+          <w:lang w:val="pt_PT" w:bidi="pt_PT"/>
+        </w:rPr>
+      </w:r>
+      <w:r>
+        <w:rPr>
+          <w:lang w:val="pt_PT" w:bidi="pt_PT"/>
+        </w:rPr>
+        <w:t>Neemias 1.2</w:t>
+      </w:r>
+    </w:p>
+    <w:p>
+      <w:pPr>
+        <w:pStyle w:val="ListBullet"/>
+        <w:spacing w:line="240" w:lineRule="auto"/>
+        <w:ind w:left="720"/>
+      </w:pPr>
+      <w:r>
+        <w:rPr>
+          <w:lang w:val="pt_PT" w:bidi="pt_PT"/>
+        </w:rPr>
+      </w:r>
+      <w:r>
+        <w:rPr>
+          <w:lang w:val="pt_PT" w:bidi="pt_PT"/>
+        </w:rPr>
+        <w:t>Neemias 10.3</w:t>
+      </w:r>
+    </w:p>
+    <w:p>
+      <w:pPr>
+        <w:pStyle w:val="ListBullet"/>
+        <w:spacing w:line="240" w:lineRule="auto"/>
+        <w:ind w:left="720"/>
+      </w:pPr>
+      <w:r>
+        <w:rPr>
+          <w:lang w:val="pt_PT" w:bidi="pt_PT"/>
+        </w:rPr>
+      </w:r>
+      <w:r>
+        <w:rPr>
+          <w:lang w:val="pt_PT" w:bidi="pt_PT"/>
+        </w:rPr>
+        <w:t>Neemias 12.46</w:t>
+      </w:r>
     </w:p>
     <w:p>
       <w:pPr>
@@ -5240,114 +4880,84 @@
           <w:lang w:val="pt_PT" w:bidi="pt_PT"/>
         </w:rPr>
       </w:r>
-      <w:hyperlink r:id="rId73">
-        <w:r>
-          <w:rPr>
-            <w:lang w:val="pt_PT" w:bidi="pt_PT"/>
-          </w:rPr>
-          <w:rPr>
-            <w:color w:val="0000EE"/>
-            <w:u w:val="single"/>
-          </w:rPr>
-          <w:t>Gênesis 12.9</w:t>
-        </w:r>
-      </w:hyperlink>
-    </w:p>
-    <w:p>
-      <w:pPr>
-        <w:pStyle w:val="ListBullet"/>
-        <w:spacing w:line="240" w:lineRule="auto"/>
-        <w:ind w:left="720"/>
-      </w:pPr>
-      <w:r>
-        <w:rPr>
-          <w:lang w:val="pt_PT" w:bidi="pt_PT"/>
-        </w:rPr>
-      </w:r>
-      <w:hyperlink r:id="rId74">
-        <w:r>
-          <w:rPr>
-            <w:lang w:val="pt_PT" w:bidi="pt_PT"/>
-          </w:rPr>
-          <w:rPr>
-            <w:color w:val="0000EE"/>
-            <w:u w:val="single"/>
-          </w:rPr>
-          <w:t>Gênesis 20.1–3</w:t>
-        </w:r>
-      </w:hyperlink>
-    </w:p>
-    <w:p>
-      <w:pPr>
-        <w:pStyle w:val="ListBullet"/>
-        <w:spacing w:line="240" w:lineRule="auto"/>
-        <w:ind w:left="720"/>
-      </w:pPr>
-      <w:r>
-        <w:rPr>
-          <w:lang w:val="pt_PT" w:bidi="pt_PT"/>
-        </w:rPr>
-      </w:r>
-      <w:hyperlink r:id="rId75">
-        <w:r>
-          <w:rPr>
-            <w:lang w:val="pt_PT" w:bidi="pt_PT"/>
-          </w:rPr>
-          <w:rPr>
-            <w:color w:val="0000EE"/>
-            <w:u w:val="single"/>
-          </w:rPr>
-          <w:t>Gênesis 24.62</w:t>
-        </w:r>
-      </w:hyperlink>
-    </w:p>
-    <w:p>
-      <w:pPr>
-        <w:pStyle w:val="ListBullet"/>
-        <w:spacing w:line="240" w:lineRule="auto"/>
-        <w:ind w:left="720"/>
-      </w:pPr>
-      <w:r>
-        <w:rPr>
-          <w:lang w:val="pt_PT" w:bidi="pt_PT"/>
-        </w:rPr>
-      </w:r>
-      <w:hyperlink r:id="rId76">
-        <w:r>
-          <w:rPr>
-            <w:lang w:val="pt_PT" w:bidi="pt_PT"/>
-          </w:rPr>
-          <w:rPr>
-            <w:color w:val="0000EE"/>
-            <w:u w:val="single"/>
-          </w:rPr>
-          <w:t>Josué 3.14–16</w:t>
-        </w:r>
-      </w:hyperlink>
-    </w:p>
-    <w:p>
-      <w:pPr>
-        <w:pStyle w:val="ListBullet"/>
-        <w:spacing w:line="240" w:lineRule="auto"/>
-        <w:ind w:left="720"/>
-      </w:pPr>
-      <w:r>
-        <w:rPr>
-          <w:lang w:val="pt_PT" w:bidi="pt_PT"/>
-        </w:rPr>
-      </w:r>
-      <w:hyperlink r:id="rId77">
-        <w:r>
-          <w:rPr>
-            <w:lang w:val="pt_PT" w:bidi="pt_PT"/>
-          </w:rPr>
-          <w:rPr>
-            <w:color w:val="0000EE"/>
-            <w:u w:val="single"/>
-          </w:rPr>
-          <w:t>Números 13.17–20</w:t>
-        </w:r>
-      </w:hyperlink>
+      <w:r>
+        <w:rPr>
+          <w:lang w:val="pt_PT" w:bidi="pt_PT"/>
+        </w:rPr>
+        <w:t>Gênesis 12.9</w:t>
+      </w:r>
+    </w:p>
+    <w:p>
+      <w:pPr>
+        <w:pStyle w:val="ListBullet"/>
+        <w:spacing w:line="240" w:lineRule="auto"/>
+        <w:ind w:left="720"/>
+      </w:pPr>
+      <w:r>
+        <w:rPr>
+          <w:lang w:val="pt_PT" w:bidi="pt_PT"/>
+        </w:rPr>
+      </w:r>
+      <w:r>
+        <w:rPr>
+          <w:lang w:val="pt_PT" w:bidi="pt_PT"/>
+        </w:rPr>
+        <w:t>Gênesis 20.1–3</w:t>
+      </w:r>
+    </w:p>
+    <w:p>
+      <w:pPr>
+        <w:pStyle w:val="ListBullet"/>
+        <w:spacing w:line="240" w:lineRule="auto"/>
+        <w:ind w:left="720"/>
+      </w:pPr>
+      <w:r>
+        <w:rPr>
+          <w:lang w:val="pt_PT" w:bidi="pt_PT"/>
+        </w:rPr>
+      </w:r>
+      <w:r>
+        <w:rPr>
+          <w:lang w:val="pt_PT" w:bidi="pt_PT"/>
+        </w:rPr>
+        <w:t>Gênesis 24.62</w:t>
+      </w:r>
+    </w:p>
+    <w:p>
+      <w:pPr>
+        <w:pStyle w:val="ListBullet"/>
+        <w:spacing w:line="240" w:lineRule="auto"/>
+        <w:ind w:left="720"/>
+      </w:pPr>
+      <w:r>
+        <w:rPr>
+          <w:lang w:val="pt_PT" w:bidi="pt_PT"/>
+        </w:rPr>
+      </w:r>
+      <w:r>
+        <w:rPr>
+          <w:lang w:val="pt_PT" w:bidi="pt_PT"/>
+        </w:rPr>
+        <w:t>Josué 3.14–16</w:t>
+      </w:r>
+    </w:p>
+    <w:p>
+      <w:pPr>
+        <w:pStyle w:val="ListBullet"/>
+        <w:spacing w:line="240" w:lineRule="auto"/>
+        <w:ind w:left="720"/>
+      </w:pPr>
+      <w:r>
+        <w:rPr>
+          <w:lang w:val="pt_PT" w:bidi="pt_PT"/>
+        </w:rPr>
+      </w:r>
+      <w:r>
+        <w:rPr>
+          <w:lang w:val="pt_PT" w:bidi="pt_PT"/>
+        </w:rPr>
+        <w:t>Números 13.17–20</w:t>
+      </w:r>
     </w:p>
     <w:p>
       <w:pPr>
@@ -5615,114 +5225,84 @@
           <w:lang w:val="pt_PT" w:bidi="pt_PT"/>
         </w:rPr>
       </w:r>
-      <w:hyperlink r:id="rId78">
-        <w:r>
-          <w:rPr>
-            <w:lang w:val="pt_PT" w:bidi="pt_PT"/>
-          </w:rPr>
-          <w:rPr>
-            <w:color w:val="0000EE"/>
-            <w:u w:val="single"/>
-          </w:rPr>
-          <w:t>Êxodo 4.6</w:t>
-        </w:r>
-      </w:hyperlink>
-    </w:p>
-    <w:p>
-      <w:pPr>
-        <w:pStyle w:val="ListBullet"/>
-        <w:spacing w:line="240" w:lineRule="auto"/>
-        <w:ind w:left="720"/>
-      </w:pPr>
-      <w:r>
-        <w:rPr>
-          <w:lang w:val="pt_PT" w:bidi="pt_PT"/>
-        </w:rPr>
-      </w:r>
-      <w:hyperlink r:id="rId79">
-        <w:r>
-          <w:rPr>
-            <w:lang w:val="pt_PT" w:bidi="pt_PT"/>
-          </w:rPr>
-          <w:rPr>
-            <w:color w:val="0000EE"/>
-            <w:u w:val="single"/>
-          </w:rPr>
-          <w:t>Jó 37.4–6</w:t>
-        </w:r>
-      </w:hyperlink>
-    </w:p>
-    <w:p>
-      <w:pPr>
-        <w:pStyle w:val="ListBullet"/>
-        <w:spacing w:line="240" w:lineRule="auto"/>
-        <w:ind w:left="720"/>
-      </w:pPr>
-      <w:r>
-        <w:rPr>
-          <w:lang w:val="pt_PT" w:bidi="pt_PT"/>
-        </w:rPr>
-      </w:r>
-      <w:hyperlink r:id="rId80">
-        <w:r>
-          <w:rPr>
-            <w:lang w:val="pt_PT" w:bidi="pt_PT"/>
-          </w:rPr>
-          <w:rPr>
-            <w:color w:val="0000EE"/>
-            <w:u w:val="single"/>
-          </w:rPr>
-          <w:t>Mateus 28.3</w:t>
-        </w:r>
-      </w:hyperlink>
-    </w:p>
-    <w:p>
-      <w:pPr>
-        <w:pStyle w:val="ListBullet"/>
-        <w:spacing w:line="240" w:lineRule="auto"/>
-        <w:ind w:left="720"/>
-      </w:pPr>
-      <w:r>
-        <w:rPr>
-          <w:lang w:val="pt_PT" w:bidi="pt_PT"/>
-        </w:rPr>
-      </w:r>
-      <w:hyperlink r:id="rId81">
-        <w:r>
-          <w:rPr>
-            <w:lang w:val="pt_PT" w:bidi="pt_PT"/>
-          </w:rPr>
-          <w:rPr>
-            <w:color w:val="0000EE"/>
-            <w:u w:val="single"/>
-          </w:rPr>
-          <w:t>Salmos 147.16</w:t>
-        </w:r>
-      </w:hyperlink>
-    </w:p>
-    <w:p>
-      <w:pPr>
-        <w:pStyle w:val="ListBullet"/>
-        <w:spacing w:line="240" w:lineRule="auto"/>
-        <w:ind w:left="720"/>
-      </w:pPr>
-      <w:r>
-        <w:rPr>
-          <w:lang w:val="pt_PT" w:bidi="pt_PT"/>
-        </w:rPr>
-      </w:r>
-      <w:hyperlink r:id="rId82">
-        <w:r>
-          <w:rPr>
-            <w:lang w:val="pt_PT" w:bidi="pt_PT"/>
-          </w:rPr>
-          <w:rPr>
-            <w:color w:val="0000EE"/>
-            <w:u w:val="single"/>
-          </w:rPr>
-          <w:t>Apocalipse 1.14</w:t>
-        </w:r>
-      </w:hyperlink>
+      <w:r>
+        <w:rPr>
+          <w:lang w:val="pt_PT" w:bidi="pt_PT"/>
+        </w:rPr>
+        <w:t>Êxodo 4.6</w:t>
+      </w:r>
+    </w:p>
+    <w:p>
+      <w:pPr>
+        <w:pStyle w:val="ListBullet"/>
+        <w:spacing w:line="240" w:lineRule="auto"/>
+        <w:ind w:left="720"/>
+      </w:pPr>
+      <w:r>
+        <w:rPr>
+          <w:lang w:val="pt_PT" w:bidi="pt_PT"/>
+        </w:rPr>
+      </w:r>
+      <w:r>
+        <w:rPr>
+          <w:lang w:val="pt_PT" w:bidi="pt_PT"/>
+        </w:rPr>
+        <w:t>Jó 37.4–6</w:t>
+      </w:r>
+    </w:p>
+    <w:p>
+      <w:pPr>
+        <w:pStyle w:val="ListBullet"/>
+        <w:spacing w:line="240" w:lineRule="auto"/>
+        <w:ind w:left="720"/>
+      </w:pPr>
+      <w:r>
+        <w:rPr>
+          <w:lang w:val="pt_PT" w:bidi="pt_PT"/>
+        </w:rPr>
+      </w:r>
+      <w:r>
+        <w:rPr>
+          <w:lang w:val="pt_PT" w:bidi="pt_PT"/>
+        </w:rPr>
+        <w:t>Mateus 28.3</w:t>
+      </w:r>
+    </w:p>
+    <w:p>
+      <w:pPr>
+        <w:pStyle w:val="ListBullet"/>
+        <w:spacing w:line="240" w:lineRule="auto"/>
+        <w:ind w:left="720"/>
+      </w:pPr>
+      <w:r>
+        <w:rPr>
+          <w:lang w:val="pt_PT" w:bidi="pt_PT"/>
+        </w:rPr>
+      </w:r>
+      <w:r>
+        <w:rPr>
+          <w:lang w:val="pt_PT" w:bidi="pt_PT"/>
+        </w:rPr>
+        <w:t>Salmos 147.16</w:t>
+      </w:r>
+    </w:p>
+    <w:p>
+      <w:pPr>
+        <w:pStyle w:val="ListBullet"/>
+        <w:spacing w:line="240" w:lineRule="auto"/>
+        <w:ind w:left="720"/>
+      </w:pPr>
+      <w:r>
+        <w:rPr>
+          <w:lang w:val="pt_PT" w:bidi="pt_PT"/>
+        </w:rPr>
+      </w:r>
+      <w:r>
+        <w:rPr>
+          <w:lang w:val="pt_PT" w:bidi="pt_PT"/>
+        </w:rPr>
+        <w:t>Apocalipse 1.14</w:t>
+      </w:r>
     </w:p>
     <w:p>
       <w:pPr>
@@ -5946,114 +5526,84 @@
           <w:lang w:val="pt_PT" w:bidi="pt_PT"/>
         </w:rPr>
       </w:r>
-      <w:hyperlink r:id="rId83">
-        <w:r>
-          <w:rPr>
-            <w:lang w:val="pt_PT" w:bidi="pt_PT"/>
-          </w:rPr>
-          <w:rPr>
-            <w:color w:val="0000EE"/>
-            <w:u w:val="single"/>
-          </w:rPr>
-          <w:t>Gênesis 10.11–14</w:t>
-        </w:r>
-      </w:hyperlink>
-    </w:p>
-    <w:p>
-      <w:pPr>
-        <w:pStyle w:val="ListBullet"/>
-        <w:spacing w:line="240" w:lineRule="auto"/>
-        <w:ind w:left="720"/>
-      </w:pPr>
-      <w:r>
-        <w:rPr>
-          <w:lang w:val="pt_PT" w:bidi="pt_PT"/>
-        </w:rPr>
-      </w:r>
-      <w:hyperlink r:id="rId84">
-        <w:r>
-          <w:rPr>
-            <w:lang w:val="pt_PT" w:bidi="pt_PT"/>
-          </w:rPr>
-          <w:rPr>
-            <w:color w:val="0000EE"/>
-            <w:u w:val="single"/>
-          </w:rPr>
-          <w:t>Jonas 1.3</w:t>
-        </w:r>
-      </w:hyperlink>
-    </w:p>
-    <w:p>
-      <w:pPr>
-        <w:pStyle w:val="ListBullet"/>
-        <w:spacing w:line="240" w:lineRule="auto"/>
-        <w:ind w:left="720"/>
-      </w:pPr>
-      <w:r>
-        <w:rPr>
-          <w:lang w:val="pt_PT" w:bidi="pt_PT"/>
-        </w:rPr>
-      </w:r>
-      <w:hyperlink r:id="rId85">
-        <w:r>
-          <w:rPr>
-            <w:lang w:val="pt_PT" w:bidi="pt_PT"/>
-          </w:rPr>
-          <w:rPr>
-            <w:color w:val="0000EE"/>
-            <w:u w:val="single"/>
-          </w:rPr>
-          <w:t>Jonas 3.3</w:t>
-        </w:r>
-      </w:hyperlink>
-    </w:p>
-    <w:p>
-      <w:pPr>
-        <w:pStyle w:val="ListBullet"/>
-        <w:spacing w:line="240" w:lineRule="auto"/>
-        <w:ind w:left="720"/>
-      </w:pPr>
-      <w:r>
-        <w:rPr>
-          <w:lang w:val="pt_PT" w:bidi="pt_PT"/>
-        </w:rPr>
-      </w:r>
-      <w:hyperlink r:id="rId86">
-        <w:r>
-          <w:rPr>
-            <w:lang w:val="pt_PT" w:bidi="pt_PT"/>
-          </w:rPr>
-          <w:rPr>
-            <w:color w:val="0000EE"/>
-            <w:u w:val="single"/>
-          </w:rPr>
-          <w:t>Lucas 11.32</w:t>
-        </w:r>
-      </w:hyperlink>
-    </w:p>
-    <w:p>
-      <w:pPr>
-        <w:pStyle w:val="ListBullet"/>
-        <w:spacing w:line="240" w:lineRule="auto"/>
-        <w:ind w:left="720"/>
-      </w:pPr>
-      <w:r>
-        <w:rPr>
-          <w:lang w:val="pt_PT" w:bidi="pt_PT"/>
-        </w:rPr>
-      </w:r>
-      <w:hyperlink r:id="rId87">
-        <w:r>
-          <w:rPr>
-            <w:lang w:val="pt_PT" w:bidi="pt_PT"/>
-          </w:rPr>
-          <w:rPr>
-            <w:color w:val="0000EE"/>
-            <w:u w:val="single"/>
-          </w:rPr>
-          <w:t>Mateus 12.41</w:t>
-        </w:r>
-      </w:hyperlink>
+      <w:r>
+        <w:rPr>
+          <w:lang w:val="pt_PT" w:bidi="pt_PT"/>
+        </w:rPr>
+        <w:t>Gênesis 10.11–14</w:t>
+      </w:r>
+    </w:p>
+    <w:p>
+      <w:pPr>
+        <w:pStyle w:val="ListBullet"/>
+        <w:spacing w:line="240" w:lineRule="auto"/>
+        <w:ind w:left="720"/>
+      </w:pPr>
+      <w:r>
+        <w:rPr>
+          <w:lang w:val="pt_PT" w:bidi="pt_PT"/>
+        </w:rPr>
+      </w:r>
+      <w:r>
+        <w:rPr>
+          <w:lang w:val="pt_PT" w:bidi="pt_PT"/>
+        </w:rPr>
+        <w:t>Jonas 1.3</w:t>
+      </w:r>
+    </w:p>
+    <w:p>
+      <w:pPr>
+        <w:pStyle w:val="ListBullet"/>
+        <w:spacing w:line="240" w:lineRule="auto"/>
+        <w:ind w:left="720"/>
+      </w:pPr>
+      <w:r>
+        <w:rPr>
+          <w:lang w:val="pt_PT" w:bidi="pt_PT"/>
+        </w:rPr>
+      </w:r>
+      <w:r>
+        <w:rPr>
+          <w:lang w:val="pt_PT" w:bidi="pt_PT"/>
+        </w:rPr>
+        <w:t>Jonas 3.3</w:t>
+      </w:r>
+    </w:p>
+    <w:p>
+      <w:pPr>
+        <w:pStyle w:val="ListBullet"/>
+        <w:spacing w:line="240" w:lineRule="auto"/>
+        <w:ind w:left="720"/>
+      </w:pPr>
+      <w:r>
+        <w:rPr>
+          <w:lang w:val="pt_PT" w:bidi="pt_PT"/>
+        </w:rPr>
+      </w:r>
+      <w:r>
+        <w:rPr>
+          <w:lang w:val="pt_PT" w:bidi="pt_PT"/>
+        </w:rPr>
+        <w:t>Lucas 11.32</w:t>
+      </w:r>
+    </w:p>
+    <w:p>
+      <w:pPr>
+        <w:pStyle w:val="ListBullet"/>
+        <w:spacing w:line="240" w:lineRule="auto"/>
+        <w:ind w:left="720"/>
+      </w:pPr>
+      <w:r>
+        <w:rPr>
+          <w:lang w:val="pt_PT" w:bidi="pt_PT"/>
+        </w:rPr>
+      </w:r>
+      <w:r>
+        <w:rPr>
+          <w:lang w:val="pt_PT" w:bidi="pt_PT"/>
+        </w:rPr>
+        <w:t>Mateus 12.41</w:t>
+      </w:r>
     </w:p>
     <w:p>
       <w:pPr>
@@ -6201,114 +5751,84 @@
           <w:lang w:val="pt_PT" w:bidi="pt_PT"/>
         </w:rPr>
       </w:r>
-      <w:hyperlink r:id="rId88">
-        <w:r>
-          <w:rPr>
-            <w:lang w:val="pt_PT" w:bidi="pt_PT"/>
-          </w:rPr>
-          <w:rPr>
-            <w:color w:val="0000EE"/>
-            <w:u w:val="single"/>
-          </w:rPr>
-          <w:t>2 Crônicas 23.20–21</w:t>
-        </w:r>
-      </w:hyperlink>
-    </w:p>
-    <w:p>
-      <w:pPr>
-        <w:pStyle w:val="ListBullet"/>
-        <w:spacing w:line="240" w:lineRule="auto"/>
-        <w:ind w:left="720"/>
-      </w:pPr>
-      <w:r>
-        <w:rPr>
-          <w:lang w:val="pt_PT" w:bidi="pt_PT"/>
-        </w:rPr>
-      </w:r>
-      <w:hyperlink r:id="rId89">
-        <w:r>
-          <w:rPr>
-            <w:lang w:val="pt_PT" w:bidi="pt_PT"/>
-          </w:rPr>
-          <w:rPr>
-            <w:color w:val="0000EE"/>
-            <w:u w:val="single"/>
-          </w:rPr>
-          <w:t>Daniel 4.36</w:t>
-        </w:r>
-      </w:hyperlink>
-    </w:p>
-    <w:p>
-      <w:pPr>
-        <w:pStyle w:val="ListBullet"/>
-        <w:spacing w:line="240" w:lineRule="auto"/>
-        <w:ind w:left="720"/>
-      </w:pPr>
-      <w:r>
-        <w:rPr>
-          <w:lang w:val="pt_PT" w:bidi="pt_PT"/>
-        </w:rPr>
-      </w:r>
-      <w:hyperlink r:id="rId90">
-        <w:r>
-          <w:rPr>
-            <w:lang w:val="pt_PT" w:bidi="pt_PT"/>
-          </w:rPr>
-          <w:rPr>
-            <w:color w:val="0000EE"/>
-            <w:u w:val="single"/>
-          </w:rPr>
-          <w:t>Eclesiastes 10.17</w:t>
-        </w:r>
-      </w:hyperlink>
-    </w:p>
-    <w:p>
-      <w:pPr>
-        <w:pStyle w:val="ListBullet"/>
-        <w:spacing w:line="240" w:lineRule="auto"/>
-        <w:ind w:left="720"/>
-      </w:pPr>
-      <w:r>
-        <w:rPr>
-          <w:lang w:val="pt_PT" w:bidi="pt_PT"/>
-        </w:rPr>
-      </w:r>
-      <w:hyperlink r:id="rId91">
-        <w:r>
-          <w:rPr>
-            <w:lang w:val="pt_PT" w:bidi="pt_PT"/>
-          </w:rPr>
-          <w:rPr>
-            <w:color w:val="0000EE"/>
-            <w:u w:val="single"/>
-          </w:rPr>
-          <w:t>Lucas 19.12</w:t>
-        </w:r>
-      </w:hyperlink>
-    </w:p>
-    <w:p>
-      <w:pPr>
-        <w:pStyle w:val="ListBullet"/>
-        <w:spacing w:line="240" w:lineRule="auto"/>
-        <w:ind w:left="720"/>
-      </w:pPr>
-      <w:r>
-        <w:rPr>
-          <w:lang w:val="pt_PT" w:bidi="pt_PT"/>
-        </w:rPr>
-      </w:r>
-      <w:hyperlink r:id="rId92">
-        <w:r>
-          <w:rPr>
-            <w:lang w:val="pt_PT" w:bidi="pt_PT"/>
-          </w:rPr>
-          <w:rPr>
-            <w:color w:val="0000EE"/>
-            <w:u w:val="single"/>
-          </w:rPr>
-          <w:t>Salmo 16.1–3</w:t>
-        </w:r>
-      </w:hyperlink>
+      <w:r>
+        <w:rPr>
+          <w:lang w:val="pt_PT" w:bidi="pt_PT"/>
+        </w:rPr>
+        <w:t>2 Crônicas 23.20–21</w:t>
+      </w:r>
+    </w:p>
+    <w:p>
+      <w:pPr>
+        <w:pStyle w:val="ListBullet"/>
+        <w:spacing w:line="240" w:lineRule="auto"/>
+        <w:ind w:left="720"/>
+      </w:pPr>
+      <w:r>
+        <w:rPr>
+          <w:lang w:val="pt_PT" w:bidi="pt_PT"/>
+        </w:rPr>
+      </w:r>
+      <w:r>
+        <w:rPr>
+          <w:lang w:val="pt_PT" w:bidi="pt_PT"/>
+        </w:rPr>
+        <w:t>Daniel 4.36</w:t>
+      </w:r>
+    </w:p>
+    <w:p>
+      <w:pPr>
+        <w:pStyle w:val="ListBullet"/>
+        <w:spacing w:line="240" w:lineRule="auto"/>
+        <w:ind w:left="720"/>
+      </w:pPr>
+      <w:r>
+        <w:rPr>
+          <w:lang w:val="pt_PT" w:bidi="pt_PT"/>
+        </w:rPr>
+      </w:r>
+      <w:r>
+        <w:rPr>
+          <w:lang w:val="pt_PT" w:bidi="pt_PT"/>
+        </w:rPr>
+        <w:t>Eclesiastes 10.17</w:t>
+      </w:r>
+    </w:p>
+    <w:p>
+      <w:pPr>
+        <w:pStyle w:val="ListBullet"/>
+        <w:spacing w:line="240" w:lineRule="auto"/>
+        <w:ind w:left="720"/>
+      </w:pPr>
+      <w:r>
+        <w:rPr>
+          <w:lang w:val="pt_PT" w:bidi="pt_PT"/>
+        </w:rPr>
+      </w:r>
+      <w:r>
+        <w:rPr>
+          <w:lang w:val="pt_PT" w:bidi="pt_PT"/>
+        </w:rPr>
+        <w:t>Lucas 19.12</w:t>
+      </w:r>
+    </w:p>
+    <w:p>
+      <w:pPr>
+        <w:pStyle w:val="ListBullet"/>
+        <w:spacing w:line="240" w:lineRule="auto"/>
+        <w:ind w:left="720"/>
+      </w:pPr>
+      <w:r>
+        <w:rPr>
+          <w:lang w:val="pt_PT" w:bidi="pt_PT"/>
+        </w:rPr>
+      </w:r>
+      <w:r>
+        <w:rPr>
+          <w:lang w:val="pt_PT" w:bidi="pt_PT"/>
+        </w:rPr>
+        <w:t>Salmo 16.1–3</w:t>
+      </w:r>
     </w:p>
     <w:p>
       <w:pPr>
@@ -6544,138 +6064,102 @@
           <w:lang w:val="pt_PT" w:bidi="pt_PT"/>
         </w:rPr>
       </w:r>
-      <w:hyperlink r:id="rId93">
-        <w:r>
-          <w:rPr>
-            <w:lang w:val="pt_PT" w:bidi="pt_PT"/>
-          </w:rPr>
-          <w:rPr>
-            <w:color w:val="0000EE"/>
-            <w:u w:val="single"/>
-          </w:rPr>
-          <w:t>Gênesis 5.30–31</w:t>
-        </w:r>
-      </w:hyperlink>
-    </w:p>
-    <w:p>
-      <w:pPr>
-        <w:pStyle w:val="ListBullet"/>
-        <w:spacing w:line="240" w:lineRule="auto"/>
-        <w:ind w:left="720"/>
-      </w:pPr>
-      <w:r>
-        <w:rPr>
-          <w:lang w:val="pt_PT" w:bidi="pt_PT"/>
-        </w:rPr>
-      </w:r>
-      <w:hyperlink r:id="rId94">
-        <w:r>
-          <w:rPr>
-            <w:lang w:val="pt_PT" w:bidi="pt_PT"/>
-          </w:rPr>
-          <w:rPr>
-            <w:color w:val="0000EE"/>
-            <w:u w:val="single"/>
-          </w:rPr>
-          <w:t>Gênesis 5.32</w:t>
-        </w:r>
-      </w:hyperlink>
-    </w:p>
-    <w:p>
-      <w:pPr>
-        <w:pStyle w:val="ListBullet"/>
-        <w:spacing w:line="240" w:lineRule="auto"/>
-        <w:ind w:left="720"/>
-      </w:pPr>
-      <w:r>
-        <w:rPr>
-          <w:lang w:val="pt_PT" w:bidi="pt_PT"/>
-        </w:rPr>
-      </w:r>
-      <w:hyperlink r:id="rId95">
-        <w:r>
-          <w:rPr>
-            <w:lang w:val="pt_PT" w:bidi="pt_PT"/>
-          </w:rPr>
-          <w:rPr>
-            <w:color w:val="0000EE"/>
-            <w:u w:val="single"/>
-          </w:rPr>
-          <w:t>Gênesis 6.8</w:t>
-        </w:r>
-      </w:hyperlink>
-    </w:p>
-    <w:p>
-      <w:pPr>
-        <w:pStyle w:val="ListBullet"/>
-        <w:spacing w:line="240" w:lineRule="auto"/>
-        <w:ind w:left="720"/>
-      </w:pPr>
-      <w:r>
-        <w:rPr>
-          <w:lang w:val="pt_PT" w:bidi="pt_PT"/>
-        </w:rPr>
-      </w:r>
-      <w:hyperlink r:id="rId96">
-        <w:r>
-          <w:rPr>
-            <w:lang w:val="pt_PT" w:bidi="pt_PT"/>
-          </w:rPr>
-          <w:rPr>
-            <w:color w:val="0000EE"/>
-            <w:u w:val="single"/>
-          </w:rPr>
-          <w:t>Gênesis 8.1</w:t>
-        </w:r>
-      </w:hyperlink>
-    </w:p>
-    <w:p>
-      <w:pPr>
-        <w:pStyle w:val="ListBullet"/>
-        <w:spacing w:line="240" w:lineRule="auto"/>
-        <w:ind w:left="720"/>
-      </w:pPr>
-      <w:r>
-        <w:rPr>
-          <w:lang w:val="pt_PT" w:bidi="pt_PT"/>
-        </w:rPr>
-      </w:r>
-      <w:hyperlink r:id="rId97">
-        <w:r>
-          <w:rPr>
-            <w:lang w:val="pt_PT" w:bidi="pt_PT"/>
-          </w:rPr>
-          <w:rPr>
-            <w:color w:val="0000EE"/>
-            <w:u w:val="single"/>
-          </w:rPr>
-          <w:t>Hebreus 11.7</w:t>
-        </w:r>
-      </w:hyperlink>
-    </w:p>
-    <w:p>
-      <w:pPr>
-        <w:pStyle w:val="ListBullet"/>
-        <w:spacing w:line="240" w:lineRule="auto"/>
-        <w:ind w:left="720"/>
-      </w:pPr>
-      <w:r>
-        <w:rPr>
-          <w:lang w:val="pt_PT" w:bidi="pt_PT"/>
-        </w:rPr>
-      </w:r>
-      <w:hyperlink r:id="rId98">
-        <w:r>
-          <w:rPr>
-            <w:lang w:val="pt_PT" w:bidi="pt_PT"/>
-          </w:rPr>
-          <w:rPr>
-            <w:color w:val="0000EE"/>
-            <w:u w:val="single"/>
-          </w:rPr>
-          <w:t>Mateus 24.37</w:t>
-        </w:r>
-      </w:hyperlink>
+      <w:r>
+        <w:rPr>
+          <w:lang w:val="pt_PT" w:bidi="pt_PT"/>
+        </w:rPr>
+        <w:t>Gênesis 5.30–31</w:t>
+      </w:r>
+    </w:p>
+    <w:p>
+      <w:pPr>
+        <w:pStyle w:val="ListBullet"/>
+        <w:spacing w:line="240" w:lineRule="auto"/>
+        <w:ind w:left="720"/>
+      </w:pPr>
+      <w:r>
+        <w:rPr>
+          <w:lang w:val="pt_PT" w:bidi="pt_PT"/>
+        </w:rPr>
+      </w:r>
+      <w:r>
+        <w:rPr>
+          <w:lang w:val="pt_PT" w:bidi="pt_PT"/>
+        </w:rPr>
+        <w:t>Gênesis 5.32</w:t>
+      </w:r>
+    </w:p>
+    <w:p>
+      <w:pPr>
+        <w:pStyle w:val="ListBullet"/>
+        <w:spacing w:line="240" w:lineRule="auto"/>
+        <w:ind w:left="720"/>
+      </w:pPr>
+      <w:r>
+        <w:rPr>
+          <w:lang w:val="pt_PT" w:bidi="pt_PT"/>
+        </w:rPr>
+      </w:r>
+      <w:r>
+        <w:rPr>
+          <w:lang w:val="pt_PT" w:bidi="pt_PT"/>
+        </w:rPr>
+        <w:t>Gênesis 6.8</w:t>
+      </w:r>
+    </w:p>
+    <w:p>
+      <w:pPr>
+        <w:pStyle w:val="ListBullet"/>
+        <w:spacing w:line="240" w:lineRule="auto"/>
+        <w:ind w:left="720"/>
+      </w:pPr>
+      <w:r>
+        <w:rPr>
+          <w:lang w:val="pt_PT" w:bidi="pt_PT"/>
+        </w:rPr>
+      </w:r>
+      <w:r>
+        <w:rPr>
+          <w:lang w:val="pt_PT" w:bidi="pt_PT"/>
+        </w:rPr>
+        <w:t>Gênesis 8.1</w:t>
+      </w:r>
+    </w:p>
+    <w:p>
+      <w:pPr>
+        <w:pStyle w:val="ListBullet"/>
+        <w:spacing w:line="240" w:lineRule="auto"/>
+        <w:ind w:left="720"/>
+      </w:pPr>
+      <w:r>
+        <w:rPr>
+          <w:lang w:val="pt_PT" w:bidi="pt_PT"/>
+        </w:rPr>
+      </w:r>
+      <w:r>
+        <w:rPr>
+          <w:lang w:val="pt_PT" w:bidi="pt_PT"/>
+        </w:rPr>
+        <w:t>Hebreus 11.7</w:t>
+      </w:r>
+    </w:p>
+    <w:p>
+      <w:pPr>
+        <w:pStyle w:val="ListBullet"/>
+        <w:spacing w:line="240" w:lineRule="auto"/>
+        <w:ind w:left="720"/>
+      </w:pPr>
+      <w:r>
+        <w:rPr>
+          <w:lang w:val="pt_PT" w:bidi="pt_PT"/>
+        </w:rPr>
+      </w:r>
+      <w:r>
+        <w:rPr>
+          <w:lang w:val="pt_PT" w:bidi="pt_PT"/>
+        </w:rPr>
+        <w:t>Mateus 24.37</w:t>
+      </w:r>
     </w:p>
     <w:p>
       <w:pPr>
@@ -7001,66 +6485,48 @@
           <w:lang w:val="pt_PT" w:bidi="pt_PT"/>
         </w:rPr>
       </w:r>
-      <w:hyperlink r:id="rId99">
-        <w:r>
-          <w:rPr>
-            <w:lang w:val="pt_PT" w:bidi="pt_PT"/>
-          </w:rPr>
-          <w:rPr>
-            <w:color w:val="0000EE"/>
-            <w:u w:val="single"/>
-          </w:rPr>
-          <w:t>Êxodo 22.16</w:t>
-        </w:r>
-      </w:hyperlink>
-    </w:p>
-    <w:p>
-      <w:pPr>
-        <w:pStyle w:val="ListBullet"/>
-        <w:spacing w:line="240" w:lineRule="auto"/>
-        <w:ind w:left="720"/>
-      </w:pPr>
-      <w:r>
-        <w:rPr>
-          <w:lang w:val="pt_PT" w:bidi="pt_PT"/>
-        </w:rPr>
-      </w:r>
-      <w:hyperlink r:id="rId100">
-        <w:r>
-          <w:rPr>
-            <w:lang w:val="pt_PT" w:bidi="pt_PT"/>
-          </w:rPr>
-          <w:rPr>
-            <w:color w:val="0000EE"/>
-            <w:u w:val="single"/>
-          </w:rPr>
-          <w:t>Isaías 62.5</w:t>
-        </w:r>
-      </w:hyperlink>
-    </w:p>
-    <w:p>
-      <w:pPr>
-        <w:pStyle w:val="ListBullet"/>
-        <w:spacing w:line="240" w:lineRule="auto"/>
-        <w:ind w:left="720"/>
-      </w:pPr>
-      <w:r>
-        <w:rPr>
-          <w:lang w:val="pt_PT" w:bidi="pt_PT"/>
-        </w:rPr>
-      </w:r>
-      <w:hyperlink r:id="rId101">
-        <w:r>
-          <w:rPr>
-            <w:lang w:val="pt_PT" w:bidi="pt_PT"/>
-          </w:rPr>
-          <w:rPr>
-            <w:color w:val="0000EE"/>
-            <w:u w:val="single"/>
-          </w:rPr>
-          <w:t>Joel 2.16</w:t>
-        </w:r>
-      </w:hyperlink>
+      <w:r>
+        <w:rPr>
+          <w:lang w:val="pt_PT" w:bidi="pt_PT"/>
+        </w:rPr>
+        <w:t>Êxodo 22.16</w:t>
+      </w:r>
+    </w:p>
+    <w:p>
+      <w:pPr>
+        <w:pStyle w:val="ListBullet"/>
+        <w:spacing w:line="240" w:lineRule="auto"/>
+        <w:ind w:left="720"/>
+      </w:pPr>
+      <w:r>
+        <w:rPr>
+          <w:lang w:val="pt_PT" w:bidi="pt_PT"/>
+        </w:rPr>
+      </w:r>
+      <w:r>
+        <w:rPr>
+          <w:lang w:val="pt_PT" w:bidi="pt_PT"/>
+        </w:rPr>
+        <w:t>Isaías 62.5</w:t>
+      </w:r>
+    </w:p>
+    <w:p>
+      <w:pPr>
+        <w:pStyle w:val="ListBullet"/>
+        <w:spacing w:line="240" w:lineRule="auto"/>
+        <w:ind w:left="720"/>
+      </w:pPr>
+      <w:r>
+        <w:rPr>
+          <w:lang w:val="pt_PT" w:bidi="pt_PT"/>
+        </w:rPr>
+      </w:r>
+      <w:r>
+        <w:rPr>
+          <w:lang w:val="pt_PT" w:bidi="pt_PT"/>
+        </w:rPr>
+        <w:t>Joel 2.16</w:t>
+      </w:r>
     </w:p>
     <w:p>
       <w:pPr>
@@ -7261,162 +6727,120 @@
           <w:lang w:val="pt_PT" w:bidi="pt_PT"/>
         </w:rPr>
       </w:r>
-      <w:hyperlink r:id="rId100">
-        <w:r>
-          <w:rPr>
-            <w:lang w:val="pt_PT" w:bidi="pt_PT"/>
-          </w:rPr>
-          <w:rPr>
-            <w:color w:val="0000EE"/>
-            <w:u w:val="single"/>
-          </w:rPr>
-          <w:t>Isaías 62.5</w:t>
-        </w:r>
-      </w:hyperlink>
-    </w:p>
-    <w:p>
-      <w:pPr>
-        <w:pStyle w:val="ListBullet"/>
-        <w:spacing w:line="240" w:lineRule="auto"/>
-        <w:ind w:left="720"/>
-      </w:pPr>
-      <w:r>
-        <w:rPr>
-          <w:lang w:val="pt_PT" w:bidi="pt_PT"/>
-        </w:rPr>
-      </w:r>
-      <w:hyperlink r:id="rId102">
-        <w:r>
-          <w:rPr>
-            <w:lang w:val="pt_PT" w:bidi="pt_PT"/>
-          </w:rPr>
-          <w:rPr>
-            <w:color w:val="0000EE"/>
-            <w:u w:val="single"/>
-          </w:rPr>
-          <w:t>Joel 2.15–16</w:t>
-        </w:r>
-      </w:hyperlink>
-    </w:p>
-    <w:p>
-      <w:pPr>
-        <w:pStyle w:val="ListBullet"/>
-        <w:spacing w:line="240" w:lineRule="auto"/>
-        <w:ind w:left="720"/>
-      </w:pPr>
-      <w:r>
-        <w:rPr>
-          <w:lang w:val="pt_PT" w:bidi="pt_PT"/>
-        </w:rPr>
-      </w:r>
-      <w:hyperlink r:id="rId103">
-        <w:r>
-          <w:rPr>
-            <w:lang w:val="pt_PT" w:bidi="pt_PT"/>
-          </w:rPr>
-          <w:rPr>
-            <w:color w:val="0000EE"/>
-            <w:u w:val="single"/>
-          </w:rPr>
-          <w:t>João 3.30</w:t>
-        </w:r>
-      </w:hyperlink>
-    </w:p>
-    <w:p>
-      <w:pPr>
-        <w:pStyle w:val="ListBullet"/>
-        <w:spacing w:line="240" w:lineRule="auto"/>
-        <w:ind w:left="720"/>
-      </w:pPr>
-      <w:r>
-        <w:rPr>
-          <w:lang w:val="pt_PT" w:bidi="pt_PT"/>
-        </w:rPr>
-      </w:r>
-      <w:hyperlink r:id="rId104">
-        <w:r>
-          <w:rPr>
-            <w:lang w:val="pt_PT" w:bidi="pt_PT"/>
-          </w:rPr>
-          <w:rPr>
-            <w:color w:val="0000EE"/>
-            <w:u w:val="single"/>
-          </w:rPr>
-          <w:t>Lucas 5.35</w:t>
-        </w:r>
-      </w:hyperlink>
-    </w:p>
-    <w:p>
-      <w:pPr>
-        <w:pStyle w:val="ListBullet"/>
-        <w:spacing w:line="240" w:lineRule="auto"/>
-        <w:ind w:left="720"/>
-      </w:pPr>
-      <w:r>
-        <w:rPr>
-          <w:lang w:val="pt_PT" w:bidi="pt_PT"/>
-        </w:rPr>
-      </w:r>
-      <w:hyperlink r:id="rId105">
-        <w:r>
-          <w:rPr>
-            <w:lang w:val="pt_PT" w:bidi="pt_PT"/>
-          </w:rPr>
-          <w:rPr>
-            <w:color w:val="0000EE"/>
-            <w:u w:val="single"/>
-          </w:rPr>
-          <w:t>Marcos 2.19</w:t>
-        </w:r>
-      </w:hyperlink>
-    </w:p>
-    <w:p>
-      <w:pPr>
-        <w:pStyle w:val="ListBullet"/>
-        <w:spacing w:line="240" w:lineRule="auto"/>
-        <w:ind w:left="720"/>
-      </w:pPr>
-      <w:r>
-        <w:rPr>
-          <w:lang w:val="pt_PT" w:bidi="pt_PT"/>
-        </w:rPr>
-      </w:r>
-      <w:hyperlink r:id="rId106">
-        <w:r>
-          <w:rPr>
-            <w:lang w:val="pt_PT" w:bidi="pt_PT"/>
-          </w:rPr>
-          <w:rPr>
-            <w:color w:val="0000EE"/>
-            <w:u w:val="single"/>
-          </w:rPr>
-          <w:t>Marcos 2.20</w:t>
-        </w:r>
-      </w:hyperlink>
-    </w:p>
-    <w:p>
-      <w:pPr>
-        <w:pStyle w:val="ListBullet"/>
-        <w:spacing w:line="240" w:lineRule="auto"/>
-        <w:ind w:left="720"/>
-      </w:pPr>
-      <w:r>
-        <w:rPr>
-          <w:lang w:val="pt_PT" w:bidi="pt_PT"/>
-        </w:rPr>
-      </w:r>
-      <w:hyperlink r:id="rId107">
-        <w:r>
-          <w:rPr>
-            <w:lang w:val="pt_PT" w:bidi="pt_PT"/>
-          </w:rPr>
-          <w:rPr>
-            <w:color w:val="0000EE"/>
-            <w:u w:val="single"/>
-          </w:rPr>
-          <w:t>Mateus 9.15</w:t>
-        </w:r>
-      </w:hyperlink>
+      <w:r>
+        <w:rPr>
+          <w:lang w:val="pt_PT" w:bidi="pt_PT"/>
+        </w:rPr>
+        <w:t>Isaías 62.5</w:t>
+      </w:r>
+    </w:p>
+    <w:p>
+      <w:pPr>
+        <w:pStyle w:val="ListBullet"/>
+        <w:spacing w:line="240" w:lineRule="auto"/>
+        <w:ind w:left="720"/>
+      </w:pPr>
+      <w:r>
+        <w:rPr>
+          <w:lang w:val="pt_PT" w:bidi="pt_PT"/>
+        </w:rPr>
+      </w:r>
+      <w:r>
+        <w:rPr>
+          <w:lang w:val="pt_PT" w:bidi="pt_PT"/>
+        </w:rPr>
+        <w:t>Joel 2.15–16</w:t>
+      </w:r>
+    </w:p>
+    <w:p>
+      <w:pPr>
+        <w:pStyle w:val="ListBullet"/>
+        <w:spacing w:line="240" w:lineRule="auto"/>
+        <w:ind w:left="720"/>
+      </w:pPr>
+      <w:r>
+        <w:rPr>
+          <w:lang w:val="pt_PT" w:bidi="pt_PT"/>
+        </w:rPr>
+      </w:r>
+      <w:r>
+        <w:rPr>
+          <w:lang w:val="pt_PT" w:bidi="pt_PT"/>
+        </w:rPr>
+        <w:t>João 3.30</w:t>
+      </w:r>
+    </w:p>
+    <w:p>
+      <w:pPr>
+        <w:pStyle w:val="ListBullet"/>
+        <w:spacing w:line="240" w:lineRule="auto"/>
+        <w:ind w:left="720"/>
+      </w:pPr>
+      <w:r>
+        <w:rPr>
+          <w:lang w:val="pt_PT" w:bidi="pt_PT"/>
+        </w:rPr>
+      </w:r>
+      <w:r>
+        <w:rPr>
+          <w:lang w:val="pt_PT" w:bidi="pt_PT"/>
+        </w:rPr>
+        <w:t>Lucas 5.35</w:t>
+      </w:r>
+    </w:p>
+    <w:p>
+      <w:pPr>
+        <w:pStyle w:val="ListBullet"/>
+        <w:spacing w:line="240" w:lineRule="auto"/>
+        <w:ind w:left="720"/>
+      </w:pPr>
+      <w:r>
+        <w:rPr>
+          <w:lang w:val="pt_PT" w:bidi="pt_PT"/>
+        </w:rPr>
+      </w:r>
+      <w:r>
+        <w:rPr>
+          <w:lang w:val="pt_PT" w:bidi="pt_PT"/>
+        </w:rPr>
+        <w:t>Marcos 2.19</w:t>
+      </w:r>
+    </w:p>
+    <w:p>
+      <w:pPr>
+        <w:pStyle w:val="ListBullet"/>
+        <w:spacing w:line="240" w:lineRule="auto"/>
+        <w:ind w:left="720"/>
+      </w:pPr>
+      <w:r>
+        <w:rPr>
+          <w:lang w:val="pt_PT" w:bidi="pt_PT"/>
+        </w:rPr>
+      </w:r>
+      <w:r>
+        <w:rPr>
+          <w:lang w:val="pt_PT" w:bidi="pt_PT"/>
+        </w:rPr>
+        <w:t>Marcos 2.20</w:t>
+      </w:r>
+    </w:p>
+    <w:p>
+      <w:pPr>
+        <w:pStyle w:val="ListBullet"/>
+        <w:spacing w:line="240" w:lineRule="auto"/>
+        <w:ind w:left="720"/>
+      </w:pPr>
+      <w:r>
+        <w:rPr>
+          <w:lang w:val="pt_PT" w:bidi="pt_PT"/>
+        </w:rPr>
+      </w:r>
+      <w:r>
+        <w:rPr>
+          <w:lang w:val="pt_PT" w:bidi="pt_PT"/>
+        </w:rPr>
+        <w:t>Mateus 9.15</w:t>
+      </w:r>
     </w:p>
     <w:p>
       <w:pPr>
@@ -7647,138 +7071,102 @@
           <w:lang w:val="pt_PT" w:bidi="pt_PT"/>
         </w:rPr>
       </w:r>
-      <w:hyperlink r:id="rId108">
-        <w:r>
-          <w:rPr>
-            <w:lang w:val="pt_PT" w:bidi="pt_PT"/>
-          </w:rPr>
-          <w:rPr>
-            <w:color w:val="0000EE"/>
-            <w:u w:val="single"/>
-          </w:rPr>
-          <w:t>1 Samuel 8.11</w:t>
-        </w:r>
-      </w:hyperlink>
-    </w:p>
-    <w:p>
-      <w:pPr>
-        <w:pStyle w:val="ListBullet"/>
-        <w:spacing w:line="240" w:lineRule="auto"/>
-        <w:ind w:left="720"/>
-      </w:pPr>
-      <w:r>
-        <w:rPr>
-          <w:lang w:val="pt_PT" w:bidi="pt_PT"/>
-        </w:rPr>
-      </w:r>
-      <w:hyperlink r:id="rId109">
-        <w:r>
-          <w:rPr>
-            <w:lang w:val="pt_PT" w:bidi="pt_PT"/>
-          </w:rPr>
-          <w:rPr>
-            <w:color w:val="0000EE"/>
-            <w:u w:val="single"/>
-          </w:rPr>
-          <w:t>Atos 3.20</w:t>
-        </w:r>
-      </w:hyperlink>
-    </w:p>
-    <w:p>
-      <w:pPr>
-        <w:pStyle w:val="ListBullet"/>
-        <w:spacing w:line="240" w:lineRule="auto"/>
-        <w:ind w:left="720"/>
-      </w:pPr>
-      <w:r>
-        <w:rPr>
-          <w:lang w:val="pt_PT" w:bidi="pt_PT"/>
-        </w:rPr>
-      </w:r>
-      <w:hyperlink r:id="rId110">
-        <w:r>
-          <w:rPr>
-            <w:lang w:val="pt_PT" w:bidi="pt_PT"/>
-          </w:rPr>
-          <w:rPr>
-            <w:color w:val="0000EE"/>
-            <w:u w:val="single"/>
-          </w:rPr>
-          <w:t>Atos 6.2</w:t>
-        </w:r>
-      </w:hyperlink>
-    </w:p>
-    <w:p>
-      <w:pPr>
-        <w:pStyle w:val="ListBullet"/>
-        <w:spacing w:line="240" w:lineRule="auto"/>
-        <w:ind w:left="720"/>
-      </w:pPr>
-      <w:r>
-        <w:rPr>
-          <w:lang w:val="pt_PT" w:bidi="pt_PT"/>
-        </w:rPr>
-      </w:r>
-      <w:hyperlink r:id="rId111">
-        <w:r>
-          <w:rPr>
-            <w:lang w:val="pt_PT" w:bidi="pt_PT"/>
-          </w:rPr>
-          <w:rPr>
-            <w:color w:val="0000EE"/>
-            <w:u w:val="single"/>
-          </w:rPr>
-          <w:t>Atos 13.48</w:t>
-        </w:r>
-      </w:hyperlink>
-    </w:p>
-    <w:p>
-      <w:pPr>
-        <w:pStyle w:val="ListBullet"/>
-        <w:spacing w:line="240" w:lineRule="auto"/>
-        <w:ind w:left="720"/>
-      </w:pPr>
-      <w:r>
-        <w:rPr>
-          <w:lang w:val="pt_PT" w:bidi="pt_PT"/>
-        </w:rPr>
-      </w:r>
-      <w:hyperlink r:id="rId112">
-        <w:r>
-          <w:rPr>
-            <w:lang w:val="pt_PT" w:bidi="pt_PT"/>
-          </w:rPr>
-          <w:rPr>
-            <w:color w:val="0000EE"/>
-            <w:u w:val="single"/>
-          </w:rPr>
-          <w:t>Gênesis 41.33–34</w:t>
-        </w:r>
-      </w:hyperlink>
-    </w:p>
-    <w:p>
-      <w:pPr>
-        <w:pStyle w:val="ListBullet"/>
-        <w:spacing w:line="240" w:lineRule="auto"/>
-        <w:ind w:left="720"/>
-      </w:pPr>
-      <w:r>
-        <w:rPr>
-          <w:lang w:val="pt_PT" w:bidi="pt_PT"/>
-        </w:rPr>
-      </w:r>
-      <w:hyperlink r:id="rId113">
-        <w:r>
-          <w:rPr>
-            <w:lang w:val="pt_PT" w:bidi="pt_PT"/>
-          </w:rPr>
-          <w:rPr>
-            <w:color w:val="0000EE"/>
-            <w:u w:val="single"/>
-          </w:rPr>
-          <w:t>Números 3.9–10</w:t>
-        </w:r>
-      </w:hyperlink>
+      <w:r>
+        <w:rPr>
+          <w:lang w:val="pt_PT" w:bidi="pt_PT"/>
+        </w:rPr>
+        <w:t>1 Samuel 8.11</w:t>
+      </w:r>
+    </w:p>
+    <w:p>
+      <w:pPr>
+        <w:pStyle w:val="ListBullet"/>
+        <w:spacing w:line="240" w:lineRule="auto"/>
+        <w:ind w:left="720"/>
+      </w:pPr>
+      <w:r>
+        <w:rPr>
+          <w:lang w:val="pt_PT" w:bidi="pt_PT"/>
+        </w:rPr>
+      </w:r>
+      <w:r>
+        <w:rPr>
+          <w:lang w:val="pt_PT" w:bidi="pt_PT"/>
+        </w:rPr>
+        <w:t>Atos 3.20</w:t>
+      </w:r>
+    </w:p>
+    <w:p>
+      <w:pPr>
+        <w:pStyle w:val="ListBullet"/>
+        <w:spacing w:line="240" w:lineRule="auto"/>
+        <w:ind w:left="720"/>
+      </w:pPr>
+      <w:r>
+        <w:rPr>
+          <w:lang w:val="pt_PT" w:bidi="pt_PT"/>
+        </w:rPr>
+      </w:r>
+      <w:r>
+        <w:rPr>
+          <w:lang w:val="pt_PT" w:bidi="pt_PT"/>
+        </w:rPr>
+        <w:t>Atos 6.2</w:t>
+      </w:r>
+    </w:p>
+    <w:p>
+      <w:pPr>
+        <w:pStyle w:val="ListBullet"/>
+        <w:spacing w:line="240" w:lineRule="auto"/>
+        <w:ind w:left="720"/>
+      </w:pPr>
+      <w:r>
+        <w:rPr>
+          <w:lang w:val="pt_PT" w:bidi="pt_PT"/>
+        </w:rPr>
+      </w:r>
+      <w:r>
+        <w:rPr>
+          <w:lang w:val="pt_PT" w:bidi="pt_PT"/>
+        </w:rPr>
+        <w:t>Atos 13.48</w:t>
+      </w:r>
+    </w:p>
+    <w:p>
+      <w:pPr>
+        <w:pStyle w:val="ListBullet"/>
+        <w:spacing w:line="240" w:lineRule="auto"/>
+        <w:ind w:left="720"/>
+      </w:pPr>
+      <w:r>
+        <w:rPr>
+          <w:lang w:val="pt_PT" w:bidi="pt_PT"/>
+        </w:rPr>
+      </w:r>
+      <w:r>
+        <w:rPr>
+          <w:lang w:val="pt_PT" w:bidi="pt_PT"/>
+        </w:rPr>
+        <w:t>Gênesis 41.33–34</w:t>
+      </w:r>
+    </w:p>
+    <w:p>
+      <w:pPr>
+        <w:pStyle w:val="ListBullet"/>
+        <w:spacing w:line="240" w:lineRule="auto"/>
+        <w:ind w:left="720"/>
+      </w:pPr>
+      <w:r>
+        <w:rPr>
+          <w:lang w:val="pt_PT" w:bidi="pt_PT"/>
+        </w:rPr>
+      </w:r>
+      <w:r>
+        <w:rPr>
+          <w:lang w:val="pt_PT" w:bidi="pt_PT"/>
+        </w:rPr>
+        <w:t>Números 3.9–10</w:t>
+      </w:r>
     </w:p>
     <w:p>
       <w:pPr>

--- a/por/docx/014.content.docx
+++ b/por/docx/014.content.docx
@@ -4103,13 +4103,326 @@
         <w:rPr>
           <w:lang w:val="pt_PT" w:bidi="pt_PT"/>
         </w:rPr>
+        <w:t xml:space="preserve">, voto, </w:t>
+      </w:r>
+      <w:r>
+        <w:rPr>
+          <w:lang w:val="pt_PT" w:bidi="pt_PT"/>
+        </w:rPr>
+        <w:t>Zacarias (AT)</w:t>
+      </w:r>
+      <w:r>
+        <w:rPr>
+          <w:lang w:val="pt_PT" w:bidi="pt_PT"/>
+        </w:rPr>
+        <w:t>)</w:t>
+      </w:r>
+    </w:p>
+    <w:p>
+      <w:pPr>
+        <w:pStyle w:val="Heading3"/>
+      </w:pPr>
+      <w:r>
+        <w:rPr>
+          <w:lang w:val="pt_PT" w:bidi="pt_PT"/>
+        </w:rPr>
+        <w:t>Referências Bíblicas:</w:t>
+      </w:r>
+    </w:p>
+    <w:p>
+      <w:pPr>
+        <w:pStyle w:val="ListBullet"/>
+        <w:spacing w:line="240" w:lineRule="auto"/>
+        <w:ind w:left="720"/>
+      </w:pPr>
+      <w:r>
+        <w:rPr>
+          <w:lang w:val="pt_PT" w:bidi="pt_PT"/>
+        </w:rPr>
+      </w:r>
+      <w:r>
+        <w:rPr>
+          <w:lang w:val="pt_PT" w:bidi="pt_PT"/>
+        </w:rPr>
+        <w:t>Atos 18.18–19</w:t>
+      </w:r>
+    </w:p>
+    <w:p>
+      <w:pPr>
+        <w:pStyle w:val="ListBullet"/>
+        <w:spacing w:line="240" w:lineRule="auto"/>
+        <w:ind w:left="720"/>
+      </w:pPr>
+      <w:r>
+        <w:rPr>
+          <w:lang w:val="pt_PT" w:bidi="pt_PT"/>
+        </w:rPr>
+      </w:r>
+      <w:r>
+        <w:rPr>
+          <w:lang w:val="pt_PT" w:bidi="pt_PT"/>
+        </w:rPr>
+        <w:t>Amós 2.11–12</w:t>
+      </w:r>
+    </w:p>
+    <w:p>
+      <w:pPr>
+        <w:pStyle w:val="ListBullet"/>
+        <w:spacing w:line="240" w:lineRule="auto"/>
+        <w:ind w:left="720"/>
+      </w:pPr>
+      <w:r>
+        <w:rPr>
+          <w:lang w:val="pt_PT" w:bidi="pt_PT"/>
+        </w:rPr>
+      </w:r>
+      <w:r>
+        <w:rPr>
+          <w:lang w:val="pt_PT" w:bidi="pt_PT"/>
+        </w:rPr>
+        <w:t>Juízes 13.5</w:t>
+      </w:r>
+    </w:p>
+    <w:p>
+      <w:pPr>
+        <w:pStyle w:val="ListBullet"/>
+        <w:spacing w:line="240" w:lineRule="auto"/>
+        <w:ind w:left="720"/>
+      </w:pPr>
+      <w:r>
+        <w:rPr>
+          <w:lang w:val="pt_PT" w:bidi="pt_PT"/>
+        </w:rPr>
+      </w:r>
+      <w:r>
+        <w:rPr>
+          <w:lang w:val="pt_PT" w:bidi="pt_PT"/>
+        </w:rPr>
+        <w:t>Números 6.1–4</w:t>
+      </w:r>
+    </w:p>
+    <w:p>
+      <w:pPr>
+        <w:pStyle w:val="Heading3"/>
+      </w:pPr>
+      <w:r>
+        <w:rPr>
+          <w:lang w:val="pt_PT" w:bidi="pt_PT"/>
+        </w:rPr>
+        <w:t>Dados da Palavra:</w:t>
+      </w:r>
+    </w:p>
+    <w:p>
+      <w:pPr>
+        <w:pStyle w:val="ListBullet"/>
+        <w:spacing w:line="240" w:lineRule="auto"/>
+        <w:ind w:left="720"/>
+      </w:pPr>
+      <w:r>
+        <w:rPr>
+          <w:lang w:val="pt_PT" w:bidi="pt_PT"/>
+        </w:rPr>
+      </w:r>
+      <w:r>
+        <w:rPr>
+          <w:lang w:val="pt_PT" w:bidi="pt_PT"/>
+        </w:rPr>
+        <w:t>Strong’s: H5139</w:t>
+      </w:r>
+      <w:r>
+        <w:rPr>
+          <w:lang w:val="pt_PT" w:bidi="pt_PT"/>
+        </w:rPr>
+      </w:r>
+      <w:r>
+        <w:rPr>
+          <w:lang w:val="pt_PT" w:bidi="pt_PT"/>
+        </w:rPr>
+      </w:r>
+    </w:p>
+    <w:p>
+      <w:pPr/>
+      <w:r>
+        <w:rPr>
+          <w:lang w:val="pt_PT" w:bidi="pt_PT"/>
+        </w:rPr>
+      </w:r>
+    </w:p>
+    <w:p>
+      <w:pPr>
+        <w:pStyle w:val="Heading2"/>
+      </w:pPr>
+      <w:r>
+        <w:rPr>
+          <w:lang w:val="pt_PT" w:bidi="pt_PT"/>
+        </w:rPr>
+        <w:t>Neemias</w:t>
+      </w:r>
+      <w:r>
+        <w:rPr>
+          <w:lang w:val="pt_PT" w:bidi="pt_PT"/>
+        </w:rPr>
+      </w:r>
+    </w:p>
+    <w:p>
+      <w:pPr>
+        <w:pStyle w:val="Heading3"/>
+      </w:pPr>
+      <w:r>
+        <w:rPr>
+          <w:lang w:val="pt_PT" w:bidi="pt_PT"/>
+        </w:rPr>
+        <w:t>Fatos:</w:t>
+      </w:r>
+    </w:p>
+    <w:p>
+      <w:pPr/>
+      <w:r>
+        <w:rPr>
+          <w:lang w:val="pt_PT" w:bidi="pt_PT"/>
+        </w:rPr>
+      </w:r>
+      <w:r>
+        <w:rPr>
+          <w:lang w:val="pt_PT" w:bidi="pt_PT"/>
+        </w:rPr>
+        <w:t>Neemias era um israelita forçado a se mudar para o império babilônico quando o povo de Israel e Judá foi levado cativo pelos babilônios.</w:t>
+      </w:r>
+    </w:p>
+    <w:p>
+      <w:pPr>
+        <w:pStyle w:val="ListBullet"/>
+        <w:spacing w:line="240" w:lineRule="auto"/>
+        <w:ind w:left="720"/>
+      </w:pPr>
+      <w:r>
+        <w:rPr>
+          <w:lang w:val="pt_PT" w:bidi="pt_PT"/>
+        </w:rPr>
+      </w:r>
+      <w:r>
+        <w:rPr>
+          <w:lang w:val="pt_PT" w:bidi="pt_PT"/>
+        </w:rPr>
+        <w:t>Enquanto era o copeiro do rei persa, Artaxerxes, Neemias pediu permissão ao rei para retornar a Jerusalém.</w:t>
+      </w:r>
+    </w:p>
+    <w:p>
+      <w:pPr>
+        <w:pStyle w:val="ListBullet"/>
+        <w:spacing w:line="240" w:lineRule="auto"/>
+        <w:ind w:left="720"/>
+      </w:pPr>
+      <w:r>
+        <w:rPr>
+          <w:lang w:val="pt_PT" w:bidi="pt_PT"/>
+        </w:rPr>
+      </w:r>
+      <w:r>
+        <w:rPr>
+          <w:lang w:val="pt_PT" w:bidi="pt_PT"/>
+        </w:rPr>
+        <w:t>Neemias liderou os israelitas na reconstrução dos muros de Jerusalém, que haviam sido destruídos pelos babilônios.</w:t>
+      </w:r>
+    </w:p>
+    <w:p>
+      <w:pPr>
+        <w:pStyle w:val="ListBullet"/>
+        <w:spacing w:line="240" w:lineRule="auto"/>
+        <w:ind w:left="720"/>
+      </w:pPr>
+      <w:r>
+        <w:rPr>
+          <w:lang w:val="pt_PT" w:bidi="pt_PT"/>
+        </w:rPr>
+      </w:r>
+      <w:r>
+        <w:rPr>
+          <w:lang w:val="pt_PT" w:bidi="pt_PT"/>
+        </w:rPr>
+        <w:t>Por doze anos, Neemias foi o governador de Jerusalém, antes de retornar ao palácio do rei.</w:t>
+      </w:r>
+    </w:p>
+    <w:p>
+      <w:pPr>
+        <w:pStyle w:val="ListBullet"/>
+        <w:spacing w:line="240" w:lineRule="auto"/>
+        <w:ind w:left="720"/>
+      </w:pPr>
+      <w:r>
+        <w:rPr>
+          <w:lang w:val="pt_PT" w:bidi="pt_PT"/>
+        </w:rPr>
+      </w:r>
+      <w:r>
+        <w:rPr>
+          <w:lang w:val="pt_PT" w:bidi="pt_PT"/>
+        </w:rPr>
+        <w:t>O livro do Antigo Testamento de Neemias conta a história do trabalho de Neemias na reconstrução dos muros e seu governo sobre o povo em Jerusalém.</w:t>
+      </w:r>
+    </w:p>
+    <w:p>
+      <w:pPr>
+        <w:pStyle w:val="ListBullet"/>
+        <w:spacing w:line="240" w:lineRule="auto"/>
+        <w:ind w:left="720"/>
+      </w:pPr>
+      <w:r>
+        <w:rPr>
+          <w:lang w:val="pt_PT" w:bidi="pt_PT"/>
+        </w:rPr>
+      </w:r>
+      <w:r>
+        <w:rPr>
+          <w:lang w:val="pt_PT" w:bidi="pt_PT"/>
+        </w:rPr>
+        <w:t>Havia também outros homens chamados Neemias no Antigo Testamento. Geralmente o nome do pai era adicionado para distinguir qual Neemias estava sendo mencionado.</w:t>
+      </w:r>
+    </w:p>
+    <w:p>
+      <w:pPr/>
+      <w:r>
+        <w:rPr>
+          <w:lang w:val="pt_PT" w:bidi="pt_PT"/>
+        </w:rPr>
+      </w:r>
+      <w:r>
+        <w:rPr>
+          <w:lang w:val="pt_PT" w:bidi="pt_PT"/>
+        </w:rPr>
+        <w:t>(Sugestões de tradução: Como Traduzir Nomes)</w:t>
+      </w:r>
+    </w:p>
+    <w:p>
+      <w:pPr/>
+      <w:r>
+        <w:rPr>
+          <w:lang w:val="pt_PT" w:bidi="pt_PT"/>
+        </w:rPr>
+      </w:r>
+      <w:r>
+        <w:rPr>
+          <w:lang w:val="pt_PT" w:bidi="pt_PT"/>
+        </w:rPr>
+        <w:t xml:space="preserve">(Veja também: </w:t>
+      </w:r>
+      <w:r>
+        <w:rPr>
+          <w:lang w:val="pt_PT" w:bidi="pt_PT"/>
+        </w:rPr>
+        <w:t>Artaxerxes</w:t>
+      </w:r>
+      <w:r>
+        <w:rPr>
+          <w:lang w:val="pt_PT" w:bidi="pt_PT"/>
+        </w:rPr>
         <w:t xml:space="preserve">, </w:t>
       </w:r>
       <w:r>
         <w:rPr>
           <w:lang w:val="pt_PT" w:bidi="pt_PT"/>
         </w:rPr>
-        <w:t>voto</w:t>
+        <w:t>Babilônia</w:t>
       </w:r>
       <w:r>
         <w:rPr>
@@ -4121,7 +4434,398 @@
         <w:rPr>
           <w:lang w:val="pt_PT" w:bidi="pt_PT"/>
         </w:rPr>
-        <w:t>Zacarias (AT)</w:t>
+        <w:t>Jerusalém</w:t>
+      </w:r>
+      <w:r>
+        <w:rPr>
+          <w:lang w:val="pt_PT" w:bidi="pt_PT"/>
+        </w:rPr>
+        <w:t>, filho)</w:t>
+      </w:r>
+    </w:p>
+    <w:p>
+      <w:pPr>
+        <w:pStyle w:val="Heading3"/>
+      </w:pPr>
+      <w:r>
+        <w:rPr>
+          <w:lang w:val="pt_PT" w:bidi="pt_PT"/>
+        </w:rPr>
+        <w:t>Referências Bíblicas:</w:t>
+      </w:r>
+    </w:p>
+    <w:p>
+      <w:pPr>
+        <w:pStyle w:val="ListBullet"/>
+        <w:spacing w:line="240" w:lineRule="auto"/>
+        <w:ind w:left="720"/>
+      </w:pPr>
+      <w:r>
+        <w:rPr>
+          <w:lang w:val="pt_PT" w:bidi="pt_PT"/>
+        </w:rPr>
+      </w:r>
+      <w:r>
+        <w:rPr>
+          <w:lang w:val="pt_PT" w:bidi="pt_PT"/>
+        </w:rPr>
+        <w:t>Esdras 2.1–2</w:t>
+      </w:r>
+    </w:p>
+    <w:p>
+      <w:pPr>
+        <w:pStyle w:val="ListBullet"/>
+        <w:spacing w:line="240" w:lineRule="auto"/>
+        <w:ind w:left="720"/>
+      </w:pPr>
+      <w:r>
+        <w:rPr>
+          <w:lang w:val="pt_PT" w:bidi="pt_PT"/>
+        </w:rPr>
+      </w:r>
+      <w:r>
+        <w:rPr>
+          <w:lang w:val="pt_PT" w:bidi="pt_PT"/>
+        </w:rPr>
+        <w:t>Neemias 1.2</w:t>
+      </w:r>
+    </w:p>
+    <w:p>
+      <w:pPr>
+        <w:pStyle w:val="ListBullet"/>
+        <w:spacing w:line="240" w:lineRule="auto"/>
+        <w:ind w:left="720"/>
+      </w:pPr>
+      <w:r>
+        <w:rPr>
+          <w:lang w:val="pt_PT" w:bidi="pt_PT"/>
+        </w:rPr>
+      </w:r>
+      <w:r>
+        <w:rPr>
+          <w:lang w:val="pt_PT" w:bidi="pt_PT"/>
+        </w:rPr>
+        <w:t>Neemias 10.3</w:t>
+      </w:r>
+    </w:p>
+    <w:p>
+      <w:pPr>
+        <w:pStyle w:val="ListBullet"/>
+        <w:spacing w:line="240" w:lineRule="auto"/>
+        <w:ind w:left="720"/>
+      </w:pPr>
+      <w:r>
+        <w:rPr>
+          <w:lang w:val="pt_PT" w:bidi="pt_PT"/>
+        </w:rPr>
+      </w:r>
+      <w:r>
+        <w:rPr>
+          <w:lang w:val="pt_PT" w:bidi="pt_PT"/>
+        </w:rPr>
+        <w:t>Neemias 12.46</w:t>
+      </w:r>
+    </w:p>
+    <w:p>
+      <w:pPr>
+        <w:pStyle w:val="Heading3"/>
+      </w:pPr>
+      <w:r>
+        <w:rPr>
+          <w:lang w:val="pt_PT" w:bidi="pt_PT"/>
+        </w:rPr>
+        <w:t>Dados da Palavra:</w:t>
+      </w:r>
+    </w:p>
+    <w:p>
+      <w:pPr>
+        <w:pStyle w:val="ListBullet"/>
+        <w:spacing w:line="240" w:lineRule="auto"/>
+        <w:ind w:left="720"/>
+      </w:pPr>
+      <w:r>
+        <w:rPr>
+          <w:lang w:val="pt_PT" w:bidi="pt_PT"/>
+        </w:rPr>
+      </w:r>
+      <w:r>
+        <w:rPr>
+          <w:lang w:val="pt_PT" w:bidi="pt_PT"/>
+        </w:rPr>
+        <w:t>Strong’s: H5166</w:t>
+      </w:r>
+      <w:r>
+        <w:rPr>
+          <w:lang w:val="pt_PT" w:bidi="pt_PT"/>
+        </w:rPr>
+      </w:r>
+      <w:r>
+        <w:rPr>
+          <w:lang w:val="pt_PT" w:bidi="pt_PT"/>
+        </w:rPr>
+      </w:r>
+    </w:p>
+    <w:p>
+      <w:pPr/>
+      <w:r>
+        <w:rPr>
+          <w:lang w:val="pt_PT" w:bidi="pt_PT"/>
+        </w:rPr>
+      </w:r>
+    </w:p>
+    <w:p>
+      <w:pPr>
+        <w:pStyle w:val="Heading2"/>
+      </w:pPr>
+      <w:r>
+        <w:rPr>
+          <w:lang w:val="pt_PT" w:bidi="pt_PT"/>
+        </w:rPr>
+        <w:t>Neguebe</w:t>
+      </w:r>
+      <w:r>
+        <w:rPr>
+          <w:lang w:val="pt_PT" w:bidi="pt_PT"/>
+        </w:rPr>
+      </w:r>
+    </w:p>
+    <w:p>
+      <w:pPr>
+        <w:pStyle w:val="Heading3"/>
+      </w:pPr>
+      <w:r>
+        <w:rPr>
+          <w:lang w:val="pt_PT" w:bidi="pt_PT"/>
+        </w:rPr>
+        <w:t>Fatos:</w:t>
+      </w:r>
+    </w:p>
+    <w:p>
+      <w:pPr/>
+      <w:r>
+        <w:rPr>
+          <w:lang w:val="pt_PT" w:bidi="pt_PT"/>
+        </w:rPr>
+      </w:r>
+      <w:r>
+        <w:rPr>
+          <w:lang w:val="pt_PT" w:bidi="pt_PT"/>
+        </w:rPr>
+        <w:t>O Neguebe é uma região desértica na parte sul de Israel, a sudoeste do Mar Salgado.</w:t>
+      </w:r>
+    </w:p>
+    <w:p>
+      <w:pPr>
+        <w:pStyle w:val="ListBullet"/>
+        <w:spacing w:line="240" w:lineRule="auto"/>
+        <w:ind w:left="720"/>
+      </w:pPr>
+      <w:r>
+        <w:rPr>
+          <w:lang w:val="pt_PT" w:bidi="pt_PT"/>
+        </w:rPr>
+      </w:r>
+      <w:r>
+        <w:rPr>
+          <w:lang w:val="pt_PT" w:bidi="pt_PT"/>
+        </w:rPr>
+        <w:t>A palavra original significa "o Sul", e algumas versões em inglês traduzem dessa forma.</w:t>
+      </w:r>
+    </w:p>
+    <w:p>
+      <w:pPr>
+        <w:pStyle w:val="ListBullet"/>
+        <w:spacing w:line="240" w:lineRule="auto"/>
+        <w:ind w:left="720"/>
+      </w:pPr>
+      <w:r>
+        <w:rPr>
+          <w:lang w:val="pt_PT" w:bidi="pt_PT"/>
+        </w:rPr>
+      </w:r>
+      <w:r>
+        <w:rPr>
+          <w:lang w:val="pt_PT" w:bidi="pt_PT"/>
+        </w:rPr>
+        <w:t>Pode ser que o "Sul" não esteja localizado onde o Deserto do Neguebe está hoje.</w:t>
+      </w:r>
+    </w:p>
+    <w:p>
+      <w:pPr>
+        <w:pStyle w:val="ListBullet"/>
+        <w:spacing w:line="240" w:lineRule="auto"/>
+        <w:ind w:left="720"/>
+      </w:pPr>
+      <w:r>
+        <w:rPr>
+          <w:lang w:val="pt_PT" w:bidi="pt_PT"/>
+        </w:rPr>
+      </w:r>
+      <w:r>
+        <w:rPr>
+          <w:lang w:val="pt_PT" w:bidi="pt_PT"/>
+        </w:rPr>
+        <w:t>Quando Abraão viveu na cidade de Cades, ele estava no Neguebe ou região sul.</w:t>
+      </w:r>
+    </w:p>
+    <w:p>
+      <w:pPr>
+        <w:pStyle w:val="ListBullet"/>
+        <w:spacing w:line="240" w:lineRule="auto"/>
+        <w:ind w:left="720"/>
+      </w:pPr>
+      <w:r>
+        <w:rPr>
+          <w:lang w:val="pt_PT" w:bidi="pt_PT"/>
+        </w:rPr>
+      </w:r>
+      <w:r>
+        <w:rPr>
+          <w:lang w:val="pt_PT" w:bidi="pt_PT"/>
+        </w:rPr>
+        <w:t>Isaque estava vivendo no Neguebe quando Rebeca viajou para encontrá-lo e se tornar sua esposa.</w:t>
+      </w:r>
+    </w:p>
+    <w:p>
+      <w:pPr>
+        <w:pStyle w:val="ListBullet"/>
+        <w:spacing w:line="240" w:lineRule="auto"/>
+        <w:ind w:left="720"/>
+      </w:pPr>
+      <w:r>
+        <w:rPr>
+          <w:lang w:val="pt_PT" w:bidi="pt_PT"/>
+        </w:rPr>
+      </w:r>
+      <w:r>
+        <w:rPr>
+          <w:lang w:val="pt_PT" w:bidi="pt_PT"/>
+        </w:rPr>
+        <w:t>As tribos judaicas de Judá e Simeão viviam nesta região sul.</w:t>
+      </w:r>
+    </w:p>
+    <w:p>
+      <w:pPr>
+        <w:pStyle w:val="ListBullet"/>
+        <w:spacing w:line="240" w:lineRule="auto"/>
+        <w:ind w:left="720"/>
+      </w:pPr>
+      <w:r>
+        <w:rPr>
+          <w:lang w:val="pt_PT" w:bidi="pt_PT"/>
+        </w:rPr>
+      </w:r>
+      <w:r>
+        <w:rPr>
+          <w:lang w:val="pt_PT" w:bidi="pt_PT"/>
+        </w:rPr>
+        <w:t>A maior cidade na região do Neguebe era Berseba.</w:t>
+      </w:r>
+    </w:p>
+    <w:p>
+      <w:pPr/>
+      <w:r>
+        <w:rPr>
+          <w:lang w:val="pt_PT" w:bidi="pt_PT"/>
+        </w:rPr>
+      </w:r>
+      <w:r>
+        <w:rPr>
+          <w:lang w:val="pt_PT" w:bidi="pt_PT"/>
+        </w:rPr>
+        <w:t>(Sugestões de tradução: Como Traduzir Nomes)</w:t>
+      </w:r>
+    </w:p>
+    <w:p>
+      <w:pPr/>
+      <w:r>
+        <w:rPr>
+          <w:lang w:val="pt_PT" w:bidi="pt_PT"/>
+        </w:rPr>
+      </w:r>
+      <w:r>
+        <w:rPr>
+          <w:lang w:val="pt_PT" w:bidi="pt_PT"/>
+        </w:rPr>
+        <w:t xml:space="preserve">(Veja também: </w:t>
+      </w:r>
+      <w:r>
+        <w:rPr>
+          <w:lang w:val="pt_PT" w:bidi="pt_PT"/>
+        </w:rPr>
+        <w:t>Abraão</w:t>
+      </w:r>
+      <w:r>
+        <w:rPr>
+          <w:lang w:val="pt_PT" w:bidi="pt_PT"/>
+        </w:rPr>
+        <w:t xml:space="preserve">, </w:t>
+      </w:r>
+      <w:r>
+        <w:rPr>
+          <w:lang w:val="pt_PT" w:bidi="pt_PT"/>
+        </w:rPr>
+        <w:t>Berseba</w:t>
+      </w:r>
+      <w:r>
+        <w:rPr>
+          <w:lang w:val="pt_PT" w:bidi="pt_PT"/>
+        </w:rPr>
+        <w:t xml:space="preserve">, </w:t>
+      </w:r>
+      <w:r>
+        <w:rPr>
+          <w:lang w:val="pt_PT" w:bidi="pt_PT"/>
+        </w:rPr>
+        <w:t>Israel</w:t>
+      </w:r>
+      <w:r>
+        <w:rPr>
+          <w:lang w:val="pt_PT" w:bidi="pt_PT"/>
+        </w:rPr>
+        <w:t xml:space="preserve">, </w:t>
+      </w:r>
+      <w:r>
+        <w:rPr>
+          <w:lang w:val="pt_PT" w:bidi="pt_PT"/>
+        </w:rPr>
+        <w:t>Judá</w:t>
+      </w:r>
+      <w:r>
+        <w:rPr>
+          <w:lang w:val="pt_PT" w:bidi="pt_PT"/>
+        </w:rPr>
+        <w:t xml:space="preserve">, </w:t>
+      </w:r>
+      <w:r>
+        <w:rPr>
+          <w:lang w:val="pt_PT" w:bidi="pt_PT"/>
+        </w:rPr>
+        <w:t>Cades</w:t>
+      </w:r>
+      <w:r>
+        <w:rPr>
+          <w:lang w:val="pt_PT" w:bidi="pt_PT"/>
+        </w:rPr>
+        <w:t xml:space="preserve">, </w:t>
+      </w:r>
+      <w:r>
+        <w:rPr>
+          <w:lang w:val="pt_PT" w:bidi="pt_PT"/>
+        </w:rPr>
+        <w:t>Mar Morto</w:t>
+      </w:r>
+      <w:r>
+        <w:rPr>
+          <w:lang w:val="pt_PT" w:bidi="pt_PT"/>
+        </w:rPr>
+        <w:t xml:space="preserve">, </w:t>
+      </w:r>
+      <w:r>
+        <w:rPr>
+          <w:lang w:val="pt_PT" w:bidi="pt_PT"/>
+        </w:rPr>
+        <w:t>Simeão</w:t>
       </w:r>
       <w:r>
         <w:rPr>
@@ -4156,61 +4860,79 @@
         <w:rPr>
           <w:lang w:val="pt_PT" w:bidi="pt_PT"/>
         </w:rPr>
-        <w:t>Atos 18.18–19</w:t>
-      </w:r>
-    </w:p>
-    <w:p>
-      <w:pPr>
-        <w:pStyle w:val="ListBullet"/>
-        <w:spacing w:line="240" w:lineRule="auto"/>
-        <w:ind w:left="720"/>
-      </w:pPr>
-      <w:r>
-        <w:rPr>
-          <w:lang w:val="pt_PT" w:bidi="pt_PT"/>
-        </w:rPr>
-      </w:r>
-      <w:r>
-        <w:rPr>
-          <w:lang w:val="pt_PT" w:bidi="pt_PT"/>
-        </w:rPr>
-        <w:t>Amós 2.11–12</w:t>
-      </w:r>
-    </w:p>
-    <w:p>
-      <w:pPr>
-        <w:pStyle w:val="ListBullet"/>
-        <w:spacing w:line="240" w:lineRule="auto"/>
-        <w:ind w:left="720"/>
-      </w:pPr>
-      <w:r>
-        <w:rPr>
-          <w:lang w:val="pt_PT" w:bidi="pt_PT"/>
-        </w:rPr>
-      </w:r>
-      <w:r>
-        <w:rPr>
-          <w:lang w:val="pt_PT" w:bidi="pt_PT"/>
-        </w:rPr>
-        <w:t>Juízes 13.5</w:t>
-      </w:r>
-    </w:p>
-    <w:p>
-      <w:pPr>
-        <w:pStyle w:val="ListBullet"/>
-        <w:spacing w:line="240" w:lineRule="auto"/>
-        <w:ind w:left="720"/>
-      </w:pPr>
-      <w:r>
-        <w:rPr>
-          <w:lang w:val="pt_PT" w:bidi="pt_PT"/>
-        </w:rPr>
-      </w:r>
-      <w:r>
-        <w:rPr>
-          <w:lang w:val="pt_PT" w:bidi="pt_PT"/>
-        </w:rPr>
-        <w:t>Números 6.1–4</w:t>
+        <w:t>Gênesis 12.9</w:t>
+      </w:r>
+    </w:p>
+    <w:p>
+      <w:pPr>
+        <w:pStyle w:val="ListBullet"/>
+        <w:spacing w:line="240" w:lineRule="auto"/>
+        <w:ind w:left="720"/>
+      </w:pPr>
+      <w:r>
+        <w:rPr>
+          <w:lang w:val="pt_PT" w:bidi="pt_PT"/>
+        </w:rPr>
+      </w:r>
+      <w:r>
+        <w:rPr>
+          <w:lang w:val="pt_PT" w:bidi="pt_PT"/>
+        </w:rPr>
+        <w:t>Gênesis 20.1–3</w:t>
+      </w:r>
+    </w:p>
+    <w:p>
+      <w:pPr>
+        <w:pStyle w:val="ListBullet"/>
+        <w:spacing w:line="240" w:lineRule="auto"/>
+        <w:ind w:left="720"/>
+      </w:pPr>
+      <w:r>
+        <w:rPr>
+          <w:lang w:val="pt_PT" w:bidi="pt_PT"/>
+        </w:rPr>
+      </w:r>
+      <w:r>
+        <w:rPr>
+          <w:lang w:val="pt_PT" w:bidi="pt_PT"/>
+        </w:rPr>
+        <w:t>Gênesis 24.62</w:t>
+      </w:r>
+    </w:p>
+    <w:p>
+      <w:pPr>
+        <w:pStyle w:val="ListBullet"/>
+        <w:spacing w:line="240" w:lineRule="auto"/>
+        <w:ind w:left="720"/>
+      </w:pPr>
+      <w:r>
+        <w:rPr>
+          <w:lang w:val="pt_PT" w:bidi="pt_PT"/>
+        </w:rPr>
+      </w:r>
+      <w:r>
+        <w:rPr>
+          <w:lang w:val="pt_PT" w:bidi="pt_PT"/>
+        </w:rPr>
+        <w:t>Josué 3.14–16</w:t>
+      </w:r>
+    </w:p>
+    <w:p>
+      <w:pPr>
+        <w:pStyle w:val="ListBullet"/>
+        <w:spacing w:line="240" w:lineRule="auto"/>
+        <w:ind w:left="720"/>
+      </w:pPr>
+      <w:r>
+        <w:rPr>
+          <w:lang w:val="pt_PT" w:bidi="pt_PT"/>
+        </w:rPr>
+      </w:r>
+      <w:r>
+        <w:rPr>
+          <w:lang w:val="pt_PT" w:bidi="pt_PT"/>
+        </w:rPr>
+        <w:t>Números 13.17–20</w:t>
       </w:r>
     </w:p>
     <w:p>
@@ -4239,7 +4961,7 @@
         <w:rPr>
           <w:lang w:val="pt_PT" w:bidi="pt_PT"/>
         </w:rPr>
-        <w:t>Strong’s: H5139</w:t>
+        <w:t>Strong’s: H5045, H6160</w:t>
       </w:r>
       <w:r>
         <w:rPr>
@@ -4268,7 +4990,7 @@
         <w:rPr>
           <w:lang w:val="pt_PT" w:bidi="pt_PT"/>
         </w:rPr>
-        <w:t>Neemias</w:t>
+        <w:t>Neve</w:t>
       </w:r>
       <w:r>
         <w:rPr>
@@ -4298,97 +5020,97 @@
         <w:rPr>
           <w:lang w:val="pt_PT" w:bidi="pt_PT"/>
         </w:rPr>
-        <w:t>Neemias era um israelita forçado a se mudar para o império babilônico quando o povo de Israel e Judá foi levado cativo pelos babilônios.</w:t>
-      </w:r>
-    </w:p>
-    <w:p>
-      <w:pPr>
-        <w:pStyle w:val="ListBullet"/>
-        <w:spacing w:line="240" w:lineRule="auto"/>
-        <w:ind w:left="720"/>
-      </w:pPr>
-      <w:r>
-        <w:rPr>
-          <w:lang w:val="pt_PT" w:bidi="pt_PT"/>
-        </w:rPr>
-      </w:r>
-      <w:r>
-        <w:rPr>
-          <w:lang w:val="pt_PT" w:bidi="pt_PT"/>
-        </w:rPr>
-        <w:t>Enquanto era o copeiro do rei persa, Artaxerxes, Neemias pediu permissão ao rei para retornar a Jerusalém.</w:t>
-      </w:r>
-    </w:p>
-    <w:p>
-      <w:pPr>
-        <w:pStyle w:val="ListBullet"/>
-        <w:spacing w:line="240" w:lineRule="auto"/>
-        <w:ind w:left="720"/>
-      </w:pPr>
-      <w:r>
-        <w:rPr>
-          <w:lang w:val="pt_PT" w:bidi="pt_PT"/>
-        </w:rPr>
-      </w:r>
-      <w:r>
-        <w:rPr>
-          <w:lang w:val="pt_PT" w:bidi="pt_PT"/>
-        </w:rPr>
-        <w:t>Neemias liderou os israelitas na reconstrução dos muros de Jerusalém, que haviam sido destruídos pelos babilônios.</w:t>
-      </w:r>
-    </w:p>
-    <w:p>
-      <w:pPr>
-        <w:pStyle w:val="ListBullet"/>
-        <w:spacing w:line="240" w:lineRule="auto"/>
-        <w:ind w:left="720"/>
-      </w:pPr>
-      <w:r>
-        <w:rPr>
-          <w:lang w:val="pt_PT" w:bidi="pt_PT"/>
-        </w:rPr>
-      </w:r>
-      <w:r>
-        <w:rPr>
-          <w:lang w:val="pt_PT" w:bidi="pt_PT"/>
-        </w:rPr>
-        <w:t>Por doze anos, Neemias foi o governador de Jerusalém, antes de retornar ao palácio do rei.</w:t>
-      </w:r>
-    </w:p>
-    <w:p>
-      <w:pPr>
-        <w:pStyle w:val="ListBullet"/>
-        <w:spacing w:line="240" w:lineRule="auto"/>
-        <w:ind w:left="720"/>
-      </w:pPr>
-      <w:r>
-        <w:rPr>
-          <w:lang w:val="pt_PT" w:bidi="pt_PT"/>
-        </w:rPr>
-      </w:r>
-      <w:r>
-        <w:rPr>
-          <w:lang w:val="pt_PT" w:bidi="pt_PT"/>
-        </w:rPr>
-        <w:t>O livro do Antigo Testamento de Neemias conta a história do trabalho de Neemias na reconstrução dos muros e seu governo sobre o povo em Jerusalém.</w:t>
-      </w:r>
-    </w:p>
-    <w:p>
-      <w:pPr>
-        <w:pStyle w:val="ListBullet"/>
-        <w:spacing w:line="240" w:lineRule="auto"/>
-        <w:ind w:left="720"/>
-      </w:pPr>
-      <w:r>
-        <w:rPr>
-          <w:lang w:val="pt_PT" w:bidi="pt_PT"/>
-        </w:rPr>
-      </w:r>
-      <w:r>
-        <w:rPr>
-          <w:lang w:val="pt_PT" w:bidi="pt_PT"/>
-        </w:rPr>
-        <w:t>Havia também outros homens chamados Neemias no Antigo Testamento. Geralmente o nome do pai era adicionado para distinguir qual Neemias estava sendo mencionado.</w:t>
+        <w:t>O termo “neve” refere-se a flocos brancos de água congelada que podem cair das nuvens em lugares onde a temperatura do ar é fria.</w:t>
+      </w:r>
+    </w:p>
+    <w:p>
+      <w:pPr>
+        <w:pStyle w:val="ListBullet"/>
+        <w:spacing w:line="240" w:lineRule="auto"/>
+        <w:ind w:left="720"/>
+      </w:pPr>
+      <w:r>
+        <w:rPr>
+          <w:lang w:val="pt_PT" w:bidi="pt_PT"/>
+        </w:rPr>
+      </w:r>
+      <w:r>
+        <w:rPr>
+          <w:lang w:val="pt_PT" w:bidi="pt_PT"/>
+        </w:rPr>
+        <w:t>A neve cai em lugares de maior elevação em Israel, mas nem sempre permanece no chão por muito tempo antes de derreter. Os picos das montanhas tendem a ter neve que dura mais tempo. Um exemplo de um lugar mencionado na Bíblia como tendo neve é o Monte Líbano.</w:t>
+      </w:r>
+    </w:p>
+    <w:p>
+      <w:pPr>
+        <w:pStyle w:val="ListBullet"/>
+        <w:spacing w:line="240" w:lineRule="auto"/>
+        <w:ind w:left="720"/>
+      </w:pPr>
+      <w:r>
+        <w:rPr>
+          <w:lang w:val="pt_PT" w:bidi="pt_PT"/>
+        </w:rPr>
+      </w:r>
+      <w:r>
+        <w:rPr>
+          <w:lang w:val="pt_PT" w:bidi="pt_PT"/>
+        </w:rPr>
+        <w:t>Algo que é muito branco muitas vezes tem sua cor comparada à cor da neve. Por exemplo, no livro de Apocalipse, as roupas e o cabelo de Jesus foram descritos como sendo “brancos como a neve”.</w:t>
+      </w:r>
+    </w:p>
+    <w:p>
+      <w:pPr>
+        <w:pStyle w:val="ListBullet"/>
+        <w:spacing w:line="240" w:lineRule="auto"/>
+        <w:ind w:left="720"/>
+      </w:pPr>
+      <w:r>
+        <w:rPr>
+          <w:lang w:val="pt_PT" w:bidi="pt_PT"/>
+        </w:rPr>
+      </w:r>
+      <w:r>
+        <w:rPr>
+          <w:lang w:val="pt_PT" w:bidi="pt_PT"/>
+        </w:rPr>
+        <w:t>A brancura da neve também simboliza pureza e limpeza. Por exemplo, a afirmação de que nossos “pecados serão brancos como a neve” significa que Deus limpará completamente seu povo de seus pecados.</w:t>
+      </w:r>
+    </w:p>
+    <w:p>
+      <w:pPr>
+        <w:pStyle w:val="ListBullet"/>
+        <w:spacing w:line="240" w:lineRule="auto"/>
+        <w:ind w:left="720"/>
+      </w:pPr>
+      <w:r>
+        <w:rPr>
+          <w:lang w:val="pt_PT" w:bidi="pt_PT"/>
+        </w:rPr>
+      </w:r>
+      <w:r>
+        <w:rPr>
+          <w:lang w:val="pt_PT" w:bidi="pt_PT"/>
+        </w:rPr>
+        <w:t>Algumas línguas podem se referir à neve como “chuva congelada” ou “flocos de gelo” ou “flocos congelados”.</w:t>
+      </w:r>
+    </w:p>
+    <w:p>
+      <w:pPr>
+        <w:pStyle w:val="ListBullet"/>
+        <w:spacing w:line="240" w:lineRule="auto"/>
+        <w:ind w:left="720"/>
+      </w:pPr>
+      <w:r>
+        <w:rPr>
+          <w:lang w:val="pt_PT" w:bidi="pt_PT"/>
+        </w:rPr>
+      </w:r>
+      <w:r>
+        <w:rPr>
+          <w:lang w:val="pt_PT" w:bidi="pt_PT"/>
+        </w:rPr>
+        <w:t>“Água de neve” refere-se à água que vem da neve derretida.</w:t>
       </w:r>
     </w:p>
     <w:p>
@@ -4402,7 +5124,7 @@
         <w:rPr>
           <w:lang w:val="pt_PT" w:bidi="pt_PT"/>
         </w:rPr>
-        <w:t>(Sugestões de tradução: Como Traduzir Nomes)</w:t>
+        <w:t>(Veja também: Como Traduzir Desconhecidos)</w:t>
       </w:r>
     </w:p>
     <w:p>
@@ -4416,13 +5138,292 @@
         <w:rPr>
           <w:lang w:val="pt_PT" w:bidi="pt_PT"/>
         </w:rPr>
+        <w:t>(Sugestões de tradução: Traduzir Nomes)</w:t>
+      </w:r>
+    </w:p>
+    <w:p>
+      <w:pPr/>
+      <w:r>
+        <w:rPr>
+          <w:lang w:val="pt_PT" w:bidi="pt_PT"/>
+        </w:rPr>
+      </w:r>
+      <w:r>
+        <w:rPr>
+          <w:lang w:val="pt_PT" w:bidi="pt_PT"/>
+        </w:rPr>
         <w:t xml:space="preserve">(Veja também: </w:t>
       </w:r>
       <w:r>
         <w:rPr>
           <w:lang w:val="pt_PT" w:bidi="pt_PT"/>
         </w:rPr>
-        <w:t>Artaxerxes</w:t>
+        <w:t>Líbano</w:t>
+      </w:r>
+      <w:r>
+        <w:rPr>
+          <w:lang w:val="pt_PT" w:bidi="pt_PT"/>
+        </w:rPr>
+        <w:t>, puro)</w:t>
+      </w:r>
+    </w:p>
+    <w:p>
+      <w:pPr>
+        <w:pStyle w:val="Heading3"/>
+      </w:pPr>
+      <w:r>
+        <w:rPr>
+          <w:lang w:val="pt_PT" w:bidi="pt_PT"/>
+        </w:rPr>
+        <w:t>Referências Bíblicas:</w:t>
+      </w:r>
+    </w:p>
+    <w:p>
+      <w:pPr>
+        <w:pStyle w:val="ListBullet"/>
+        <w:spacing w:line="240" w:lineRule="auto"/>
+        <w:ind w:left="720"/>
+      </w:pPr>
+      <w:r>
+        <w:rPr>
+          <w:lang w:val="pt_PT" w:bidi="pt_PT"/>
+        </w:rPr>
+      </w:r>
+      <w:r>
+        <w:rPr>
+          <w:lang w:val="pt_PT" w:bidi="pt_PT"/>
+        </w:rPr>
+        <w:t>Êxodo 4.6</w:t>
+      </w:r>
+    </w:p>
+    <w:p>
+      <w:pPr>
+        <w:pStyle w:val="ListBullet"/>
+        <w:spacing w:line="240" w:lineRule="auto"/>
+        <w:ind w:left="720"/>
+      </w:pPr>
+      <w:r>
+        <w:rPr>
+          <w:lang w:val="pt_PT" w:bidi="pt_PT"/>
+        </w:rPr>
+      </w:r>
+      <w:r>
+        <w:rPr>
+          <w:lang w:val="pt_PT" w:bidi="pt_PT"/>
+        </w:rPr>
+        <w:t>Jó 37.4–6</w:t>
+      </w:r>
+    </w:p>
+    <w:p>
+      <w:pPr>
+        <w:pStyle w:val="ListBullet"/>
+        <w:spacing w:line="240" w:lineRule="auto"/>
+        <w:ind w:left="720"/>
+      </w:pPr>
+      <w:r>
+        <w:rPr>
+          <w:lang w:val="pt_PT" w:bidi="pt_PT"/>
+        </w:rPr>
+      </w:r>
+      <w:r>
+        <w:rPr>
+          <w:lang w:val="pt_PT" w:bidi="pt_PT"/>
+        </w:rPr>
+        <w:t>Mateus 28.3</w:t>
+      </w:r>
+    </w:p>
+    <w:p>
+      <w:pPr>
+        <w:pStyle w:val="ListBullet"/>
+        <w:spacing w:line="240" w:lineRule="auto"/>
+        <w:ind w:left="720"/>
+      </w:pPr>
+      <w:r>
+        <w:rPr>
+          <w:lang w:val="pt_PT" w:bidi="pt_PT"/>
+        </w:rPr>
+      </w:r>
+      <w:r>
+        <w:rPr>
+          <w:lang w:val="pt_PT" w:bidi="pt_PT"/>
+        </w:rPr>
+        <w:t>Salmos 147.16</w:t>
+      </w:r>
+    </w:p>
+    <w:p>
+      <w:pPr>
+        <w:pStyle w:val="ListBullet"/>
+        <w:spacing w:line="240" w:lineRule="auto"/>
+        <w:ind w:left="720"/>
+      </w:pPr>
+      <w:r>
+        <w:rPr>
+          <w:lang w:val="pt_PT" w:bidi="pt_PT"/>
+        </w:rPr>
+      </w:r>
+      <w:r>
+        <w:rPr>
+          <w:lang w:val="pt_PT" w:bidi="pt_PT"/>
+        </w:rPr>
+        <w:t>Apocalipse 1.14</w:t>
+      </w:r>
+    </w:p>
+    <w:p>
+      <w:pPr>
+        <w:pStyle w:val="Heading3"/>
+      </w:pPr>
+      <w:r>
+        <w:rPr>
+          <w:lang w:val="pt_PT" w:bidi="pt_PT"/>
+        </w:rPr>
+        <w:t>Dados da Palavra:</w:t>
+      </w:r>
+    </w:p>
+    <w:p>
+      <w:pPr>
+        <w:pStyle w:val="ListBullet"/>
+        <w:spacing w:line="240" w:lineRule="auto"/>
+        <w:ind w:left="720"/>
+      </w:pPr>
+      <w:r>
+        <w:rPr>
+          <w:lang w:val="pt_PT" w:bidi="pt_PT"/>
+        </w:rPr>
+      </w:r>
+      <w:r>
+        <w:rPr>
+          <w:lang w:val="pt_PT" w:bidi="pt_PT"/>
+        </w:rPr>
+        <w:t>Strong’s: H7949, H7950, H8517, G55100</w:t>
+      </w:r>
+      <w:r>
+        <w:rPr>
+          <w:lang w:val="pt_PT" w:bidi="pt_PT"/>
+        </w:rPr>
+      </w:r>
+      <w:r>
+        <w:rPr>
+          <w:lang w:val="pt_PT" w:bidi="pt_PT"/>
+        </w:rPr>
+      </w:r>
+    </w:p>
+    <w:p>
+      <w:pPr/>
+      <w:r>
+        <w:rPr>
+          <w:lang w:val="pt_PT" w:bidi="pt_PT"/>
+        </w:rPr>
+      </w:r>
+    </w:p>
+    <w:p>
+      <w:pPr>
+        <w:pStyle w:val="Heading2"/>
+      </w:pPr>
+      <w:r>
+        <w:rPr>
+          <w:lang w:val="pt_PT" w:bidi="pt_PT"/>
+        </w:rPr>
+        <w:t>Nínive</w:t>
+      </w:r>
+      <w:r>
+        <w:rPr>
+          <w:lang w:val="pt_PT" w:bidi="pt_PT"/>
+        </w:rPr>
+      </w:r>
+    </w:p>
+    <w:p>
+      <w:pPr>
+        <w:pStyle w:val="Heading3"/>
+      </w:pPr>
+      <w:r>
+        <w:rPr>
+          <w:lang w:val="pt_PT" w:bidi="pt_PT"/>
+        </w:rPr>
+        <w:t>Fatos:</w:t>
+      </w:r>
+    </w:p>
+    <w:p>
+      <w:pPr/>
+      <w:r>
+        <w:rPr>
+          <w:lang w:val="pt_PT" w:bidi="pt_PT"/>
+        </w:rPr>
+      </w:r>
+      <w:r>
+        <w:rPr>
+          <w:lang w:val="pt_PT" w:bidi="pt_PT"/>
+        </w:rPr>
+        <w:t>Nínive foi a capital do império assírio. Um "nínivita" era uma pessoa que vivia em Nínive.</w:t>
+      </w:r>
+    </w:p>
+    <w:p>
+      <w:pPr>
+        <w:pStyle w:val="ListBullet"/>
+        <w:spacing w:line="240" w:lineRule="auto"/>
+        <w:ind w:left="720"/>
+      </w:pPr>
+      <w:r>
+        <w:rPr>
+          <w:lang w:val="pt_PT" w:bidi="pt_PT"/>
+        </w:rPr>
+      </w:r>
+      <w:r>
+        <w:rPr>
+          <w:lang w:val="pt_PT" w:bidi="pt_PT"/>
+        </w:rPr>
+        <w:t>Deus enviou o profeta Jonas para avisar os ninivitas a se afastarem de seus caminhos perversos. As pessoas pararam de agir tão violentamente e Deus não os destruiu naquela época.</w:t>
+      </w:r>
+    </w:p>
+    <w:p>
+      <w:pPr>
+        <w:pStyle w:val="ListBullet"/>
+        <w:spacing w:line="240" w:lineRule="auto"/>
+        <w:ind w:left="720"/>
+      </w:pPr>
+      <w:r>
+        <w:rPr>
+          <w:lang w:val="pt_PT" w:bidi="pt_PT"/>
+        </w:rPr>
+      </w:r>
+      <w:r>
+        <w:rPr>
+          <w:lang w:val="pt_PT" w:bidi="pt_PT"/>
+        </w:rPr>
+        <w:t>Os profetas Naum e Sofonias profetizaram que Deus destruiria Nínive como julgamento por seus pecados.</w:t>
+      </w:r>
+    </w:p>
+    <w:p>
+      <w:pPr/>
+      <w:r>
+        <w:rPr>
+          <w:lang w:val="pt_PT" w:bidi="pt_PT"/>
+        </w:rPr>
+      </w:r>
+      <w:r>
+        <w:rPr>
+          <w:lang w:val="pt_PT" w:bidi="pt_PT"/>
+        </w:rPr>
+        <w:t>(Sugestões de tradução: Como traduzir nomes)</w:t>
+      </w:r>
+    </w:p>
+    <w:p>
+      <w:pPr/>
+      <w:r>
+        <w:rPr>
+          <w:lang w:val="pt_PT" w:bidi="pt_PT"/>
+        </w:rPr>
+      </w:r>
+      <w:r>
+        <w:rPr>
+          <w:lang w:val="pt_PT" w:bidi="pt_PT"/>
+        </w:rPr>
+        <w:t xml:space="preserve">(Veja também: </w:t>
+      </w:r>
+      <w:r>
+        <w:rPr>
+          <w:lang w:val="pt_PT" w:bidi="pt_PT"/>
+        </w:rPr>
+        <w:t>Assíria</w:t>
       </w:r>
       <w:r>
         <w:rPr>
@@ -4434,7 +5435,7 @@
         <w:rPr>
           <w:lang w:val="pt_PT" w:bidi="pt_PT"/>
         </w:rPr>
-        <w:t>Babilônia</w:t>
+        <w:t>Jonas</w:t>
       </w:r>
       <w:r>
         <w:rPr>
@@ -4446,1062 +5447,13 @@
         <w:rPr>
           <w:lang w:val="pt_PT" w:bidi="pt_PT"/>
         </w:rPr>
-        <w:t>Jerusalém</w:t>
-      </w:r>
-      <w:r>
-        <w:rPr>
-          <w:lang w:val="pt_PT" w:bidi="pt_PT"/>
-        </w:rPr>
-        <w:t xml:space="preserve">, </w:t>
-      </w:r>
-      <w:r>
-        <w:rPr>
-          <w:lang w:val="pt_PT" w:bidi="pt_PT"/>
-        </w:rPr>
-        <w:t>filho</w:t>
-      </w:r>
-      <w:r>
-        <w:rPr>
-          <w:lang w:val="pt_PT" w:bidi="pt_PT"/>
-        </w:rPr>
-        <w:t>)</w:t>
-      </w:r>
-    </w:p>
-    <w:p>
-      <w:pPr>
-        <w:pStyle w:val="Heading3"/>
-      </w:pPr>
-      <w:r>
-        <w:rPr>
-          <w:lang w:val="pt_PT" w:bidi="pt_PT"/>
-        </w:rPr>
-        <w:t>Referências Bíblicas:</w:t>
-      </w:r>
-    </w:p>
-    <w:p>
-      <w:pPr>
-        <w:pStyle w:val="ListBullet"/>
-        <w:spacing w:line="240" w:lineRule="auto"/>
-        <w:ind w:left="720"/>
-      </w:pPr>
-      <w:r>
-        <w:rPr>
-          <w:lang w:val="pt_PT" w:bidi="pt_PT"/>
-        </w:rPr>
-      </w:r>
-      <w:r>
-        <w:rPr>
-          <w:lang w:val="pt_PT" w:bidi="pt_PT"/>
-        </w:rPr>
-        <w:t>Esdras 2.1–2</w:t>
-      </w:r>
-    </w:p>
-    <w:p>
-      <w:pPr>
-        <w:pStyle w:val="ListBullet"/>
-        <w:spacing w:line="240" w:lineRule="auto"/>
-        <w:ind w:left="720"/>
-      </w:pPr>
-      <w:r>
-        <w:rPr>
-          <w:lang w:val="pt_PT" w:bidi="pt_PT"/>
-        </w:rPr>
-      </w:r>
-      <w:r>
-        <w:rPr>
-          <w:lang w:val="pt_PT" w:bidi="pt_PT"/>
-        </w:rPr>
-        <w:t>Neemias 1.2</w:t>
-      </w:r>
-    </w:p>
-    <w:p>
-      <w:pPr>
-        <w:pStyle w:val="ListBullet"/>
-        <w:spacing w:line="240" w:lineRule="auto"/>
-        <w:ind w:left="720"/>
-      </w:pPr>
-      <w:r>
-        <w:rPr>
-          <w:lang w:val="pt_PT" w:bidi="pt_PT"/>
-        </w:rPr>
-      </w:r>
-      <w:r>
-        <w:rPr>
-          <w:lang w:val="pt_PT" w:bidi="pt_PT"/>
-        </w:rPr>
-        <w:t>Neemias 10.3</w:t>
-      </w:r>
-    </w:p>
-    <w:p>
-      <w:pPr>
-        <w:pStyle w:val="ListBullet"/>
-        <w:spacing w:line="240" w:lineRule="auto"/>
-        <w:ind w:left="720"/>
-      </w:pPr>
-      <w:r>
-        <w:rPr>
-          <w:lang w:val="pt_PT" w:bidi="pt_PT"/>
-        </w:rPr>
-      </w:r>
-      <w:r>
-        <w:rPr>
-          <w:lang w:val="pt_PT" w:bidi="pt_PT"/>
-        </w:rPr>
-        <w:t>Neemias 12.46</w:t>
-      </w:r>
-    </w:p>
-    <w:p>
-      <w:pPr>
-        <w:pStyle w:val="Heading3"/>
-      </w:pPr>
-      <w:r>
-        <w:rPr>
-          <w:lang w:val="pt_PT" w:bidi="pt_PT"/>
-        </w:rPr>
-        <w:t>Dados da Palavra:</w:t>
-      </w:r>
-    </w:p>
-    <w:p>
-      <w:pPr>
-        <w:pStyle w:val="ListBullet"/>
-        <w:spacing w:line="240" w:lineRule="auto"/>
-        <w:ind w:left="720"/>
-      </w:pPr>
-      <w:r>
-        <w:rPr>
-          <w:lang w:val="pt_PT" w:bidi="pt_PT"/>
-        </w:rPr>
-      </w:r>
-      <w:r>
-        <w:rPr>
-          <w:lang w:val="pt_PT" w:bidi="pt_PT"/>
-        </w:rPr>
-        <w:t>Strong’s: H5166</w:t>
-      </w:r>
-      <w:r>
-        <w:rPr>
-          <w:lang w:val="pt_PT" w:bidi="pt_PT"/>
-        </w:rPr>
-      </w:r>
-      <w:r>
-        <w:rPr>
-          <w:lang w:val="pt_PT" w:bidi="pt_PT"/>
-        </w:rPr>
-      </w:r>
-    </w:p>
-    <w:p>
-      <w:pPr/>
-      <w:r>
-        <w:rPr>
-          <w:lang w:val="pt_PT" w:bidi="pt_PT"/>
-        </w:rPr>
-      </w:r>
-    </w:p>
-    <w:p>
-      <w:pPr>
-        <w:pStyle w:val="Heading2"/>
-      </w:pPr>
-      <w:r>
-        <w:rPr>
-          <w:lang w:val="pt_PT" w:bidi="pt_PT"/>
-        </w:rPr>
-        <w:t>Neguebe</w:t>
-      </w:r>
-      <w:r>
-        <w:rPr>
-          <w:lang w:val="pt_PT" w:bidi="pt_PT"/>
-        </w:rPr>
-      </w:r>
-    </w:p>
-    <w:p>
-      <w:pPr>
-        <w:pStyle w:val="Heading3"/>
-      </w:pPr>
-      <w:r>
-        <w:rPr>
-          <w:lang w:val="pt_PT" w:bidi="pt_PT"/>
-        </w:rPr>
-        <w:t>Fatos:</w:t>
-      </w:r>
-    </w:p>
-    <w:p>
-      <w:pPr/>
-      <w:r>
-        <w:rPr>
-          <w:lang w:val="pt_PT" w:bidi="pt_PT"/>
-        </w:rPr>
-      </w:r>
-      <w:r>
-        <w:rPr>
-          <w:lang w:val="pt_PT" w:bidi="pt_PT"/>
-        </w:rPr>
-        <w:t>O Neguebe é uma região desértica na parte sul de Israel, a sudoeste do Mar Salgado.</w:t>
-      </w:r>
-    </w:p>
-    <w:p>
-      <w:pPr>
-        <w:pStyle w:val="ListBullet"/>
-        <w:spacing w:line="240" w:lineRule="auto"/>
-        <w:ind w:left="720"/>
-      </w:pPr>
-      <w:r>
-        <w:rPr>
-          <w:lang w:val="pt_PT" w:bidi="pt_PT"/>
-        </w:rPr>
-      </w:r>
-      <w:r>
-        <w:rPr>
-          <w:lang w:val="pt_PT" w:bidi="pt_PT"/>
-        </w:rPr>
-        <w:t>A palavra original significa "o Sul", e algumas versões em inglês traduzem dessa forma.</w:t>
-      </w:r>
-    </w:p>
-    <w:p>
-      <w:pPr>
-        <w:pStyle w:val="ListBullet"/>
-        <w:spacing w:line="240" w:lineRule="auto"/>
-        <w:ind w:left="720"/>
-      </w:pPr>
-      <w:r>
-        <w:rPr>
-          <w:lang w:val="pt_PT" w:bidi="pt_PT"/>
-        </w:rPr>
-      </w:r>
-      <w:r>
-        <w:rPr>
-          <w:lang w:val="pt_PT" w:bidi="pt_PT"/>
-        </w:rPr>
-        <w:t>Pode ser que o "Sul" não esteja localizado onde o Deserto do Neguebe está hoje.</w:t>
-      </w:r>
-    </w:p>
-    <w:p>
-      <w:pPr>
-        <w:pStyle w:val="ListBullet"/>
-        <w:spacing w:line="240" w:lineRule="auto"/>
-        <w:ind w:left="720"/>
-      </w:pPr>
-      <w:r>
-        <w:rPr>
-          <w:lang w:val="pt_PT" w:bidi="pt_PT"/>
-        </w:rPr>
-      </w:r>
-      <w:r>
-        <w:rPr>
-          <w:lang w:val="pt_PT" w:bidi="pt_PT"/>
-        </w:rPr>
-        <w:t>Quando Abraão viveu na cidade de Cades, ele estava no Neguebe ou região sul.</w:t>
-      </w:r>
-    </w:p>
-    <w:p>
-      <w:pPr>
-        <w:pStyle w:val="ListBullet"/>
-        <w:spacing w:line="240" w:lineRule="auto"/>
-        <w:ind w:left="720"/>
-      </w:pPr>
-      <w:r>
-        <w:rPr>
-          <w:lang w:val="pt_PT" w:bidi="pt_PT"/>
-        </w:rPr>
-      </w:r>
-      <w:r>
-        <w:rPr>
-          <w:lang w:val="pt_PT" w:bidi="pt_PT"/>
-        </w:rPr>
-        <w:t>Isaque estava vivendo no Neguebe quando Rebeca viajou para encontrá-lo e se tornar sua esposa.</w:t>
-      </w:r>
-    </w:p>
-    <w:p>
-      <w:pPr>
-        <w:pStyle w:val="ListBullet"/>
-        <w:spacing w:line="240" w:lineRule="auto"/>
-        <w:ind w:left="720"/>
-      </w:pPr>
-      <w:r>
-        <w:rPr>
-          <w:lang w:val="pt_PT" w:bidi="pt_PT"/>
-        </w:rPr>
-      </w:r>
-      <w:r>
-        <w:rPr>
-          <w:lang w:val="pt_PT" w:bidi="pt_PT"/>
-        </w:rPr>
-        <w:t>As tribos judaicas de Judá e Simeão viviam nesta região sul.</w:t>
-      </w:r>
-    </w:p>
-    <w:p>
-      <w:pPr>
-        <w:pStyle w:val="ListBullet"/>
-        <w:spacing w:line="240" w:lineRule="auto"/>
-        <w:ind w:left="720"/>
-      </w:pPr>
-      <w:r>
-        <w:rPr>
-          <w:lang w:val="pt_PT" w:bidi="pt_PT"/>
-        </w:rPr>
-      </w:r>
-      <w:r>
-        <w:rPr>
-          <w:lang w:val="pt_PT" w:bidi="pt_PT"/>
-        </w:rPr>
-        <w:t>A maior cidade na região do Neguebe era Berseba.</w:t>
-      </w:r>
-    </w:p>
-    <w:p>
-      <w:pPr/>
-      <w:r>
-        <w:rPr>
-          <w:lang w:val="pt_PT" w:bidi="pt_PT"/>
-        </w:rPr>
-      </w:r>
-      <w:r>
-        <w:rPr>
-          <w:lang w:val="pt_PT" w:bidi="pt_PT"/>
-        </w:rPr>
-        <w:t>(Sugestões de tradução: Como Traduzir Nomes)</w:t>
-      </w:r>
-    </w:p>
-    <w:p>
-      <w:pPr/>
-      <w:r>
-        <w:rPr>
-          <w:lang w:val="pt_PT" w:bidi="pt_PT"/>
-        </w:rPr>
-      </w:r>
-      <w:r>
-        <w:rPr>
-          <w:lang w:val="pt_PT" w:bidi="pt_PT"/>
-        </w:rPr>
-        <w:t xml:space="preserve">(Veja também: </w:t>
-      </w:r>
-      <w:r>
-        <w:rPr>
-          <w:lang w:val="pt_PT" w:bidi="pt_PT"/>
-        </w:rPr>
-        <w:t>Abraão</w:t>
-      </w:r>
-      <w:r>
-        <w:rPr>
-          <w:lang w:val="pt_PT" w:bidi="pt_PT"/>
-        </w:rPr>
-        <w:t xml:space="preserve">, </w:t>
-      </w:r>
-      <w:r>
-        <w:rPr>
-          <w:lang w:val="pt_PT" w:bidi="pt_PT"/>
-        </w:rPr>
-        <w:t>Berseba</w:t>
-      </w:r>
-      <w:r>
-        <w:rPr>
-          <w:lang w:val="pt_PT" w:bidi="pt_PT"/>
-        </w:rPr>
-        <w:t xml:space="preserve">, </w:t>
-      </w:r>
-      <w:r>
-        <w:rPr>
-          <w:lang w:val="pt_PT" w:bidi="pt_PT"/>
-        </w:rPr>
-        <w:t>Israel</w:t>
-      </w:r>
-      <w:r>
-        <w:rPr>
-          <w:lang w:val="pt_PT" w:bidi="pt_PT"/>
-        </w:rPr>
-        <w:t xml:space="preserve">, </w:t>
-      </w:r>
-      <w:r>
-        <w:rPr>
-          <w:lang w:val="pt_PT" w:bidi="pt_PT"/>
-        </w:rPr>
-        <w:t>Judá</w:t>
-      </w:r>
-      <w:r>
-        <w:rPr>
-          <w:lang w:val="pt_PT" w:bidi="pt_PT"/>
-        </w:rPr>
-        <w:t xml:space="preserve">, </w:t>
-      </w:r>
-      <w:r>
-        <w:rPr>
-          <w:lang w:val="pt_PT" w:bidi="pt_PT"/>
-        </w:rPr>
-        <w:t>Cades</w:t>
-      </w:r>
-      <w:r>
-        <w:rPr>
-          <w:lang w:val="pt_PT" w:bidi="pt_PT"/>
-        </w:rPr>
-        <w:t xml:space="preserve">, </w:t>
-      </w:r>
-      <w:r>
-        <w:rPr>
-          <w:lang w:val="pt_PT" w:bidi="pt_PT"/>
-        </w:rPr>
-        <w:t>Mar Morto</w:t>
-      </w:r>
-      <w:r>
-        <w:rPr>
-          <w:lang w:val="pt_PT" w:bidi="pt_PT"/>
-        </w:rPr>
-        <w:t xml:space="preserve">, </w:t>
-      </w:r>
-      <w:r>
-        <w:rPr>
-          <w:lang w:val="pt_PT" w:bidi="pt_PT"/>
-        </w:rPr>
-        <w:t>Simeão</w:t>
-      </w:r>
-      <w:r>
-        <w:rPr>
-          <w:lang w:val="pt_PT" w:bidi="pt_PT"/>
-        </w:rPr>
-        <w:t>)</w:t>
-      </w:r>
-    </w:p>
-    <w:p>
-      <w:pPr>
-        <w:pStyle w:val="Heading3"/>
-      </w:pPr>
-      <w:r>
-        <w:rPr>
-          <w:lang w:val="pt_PT" w:bidi="pt_PT"/>
-        </w:rPr>
-        <w:t>Referências Bíblicas:</w:t>
-      </w:r>
-    </w:p>
-    <w:p>
-      <w:pPr>
-        <w:pStyle w:val="ListBullet"/>
-        <w:spacing w:line="240" w:lineRule="auto"/>
-        <w:ind w:left="720"/>
-      </w:pPr>
-      <w:r>
-        <w:rPr>
-          <w:lang w:val="pt_PT" w:bidi="pt_PT"/>
-        </w:rPr>
-      </w:r>
-      <w:r>
-        <w:rPr>
-          <w:lang w:val="pt_PT" w:bidi="pt_PT"/>
-        </w:rPr>
-        <w:t>Gênesis 12.9</w:t>
-      </w:r>
-    </w:p>
-    <w:p>
-      <w:pPr>
-        <w:pStyle w:val="ListBullet"/>
-        <w:spacing w:line="240" w:lineRule="auto"/>
-        <w:ind w:left="720"/>
-      </w:pPr>
-      <w:r>
-        <w:rPr>
-          <w:lang w:val="pt_PT" w:bidi="pt_PT"/>
-        </w:rPr>
-      </w:r>
-      <w:r>
-        <w:rPr>
-          <w:lang w:val="pt_PT" w:bidi="pt_PT"/>
-        </w:rPr>
-        <w:t>Gênesis 20.1–3</w:t>
-      </w:r>
-    </w:p>
-    <w:p>
-      <w:pPr>
-        <w:pStyle w:val="ListBullet"/>
-        <w:spacing w:line="240" w:lineRule="auto"/>
-        <w:ind w:left="720"/>
-      </w:pPr>
-      <w:r>
-        <w:rPr>
-          <w:lang w:val="pt_PT" w:bidi="pt_PT"/>
-        </w:rPr>
-      </w:r>
-      <w:r>
-        <w:rPr>
-          <w:lang w:val="pt_PT" w:bidi="pt_PT"/>
-        </w:rPr>
-        <w:t>Gênesis 24.62</w:t>
-      </w:r>
-    </w:p>
-    <w:p>
-      <w:pPr>
-        <w:pStyle w:val="ListBullet"/>
-        <w:spacing w:line="240" w:lineRule="auto"/>
-        <w:ind w:left="720"/>
-      </w:pPr>
-      <w:r>
-        <w:rPr>
-          <w:lang w:val="pt_PT" w:bidi="pt_PT"/>
-        </w:rPr>
-      </w:r>
-      <w:r>
-        <w:rPr>
-          <w:lang w:val="pt_PT" w:bidi="pt_PT"/>
-        </w:rPr>
-        <w:t>Josué 3.14–16</w:t>
-      </w:r>
-    </w:p>
-    <w:p>
-      <w:pPr>
-        <w:pStyle w:val="ListBullet"/>
-        <w:spacing w:line="240" w:lineRule="auto"/>
-        <w:ind w:left="720"/>
-      </w:pPr>
-      <w:r>
-        <w:rPr>
-          <w:lang w:val="pt_PT" w:bidi="pt_PT"/>
-        </w:rPr>
-      </w:r>
-      <w:r>
-        <w:rPr>
-          <w:lang w:val="pt_PT" w:bidi="pt_PT"/>
-        </w:rPr>
-        <w:t>Números 13.17–20</w:t>
-      </w:r>
-    </w:p>
-    <w:p>
-      <w:pPr>
-        <w:pStyle w:val="Heading3"/>
-      </w:pPr>
-      <w:r>
-        <w:rPr>
-          <w:lang w:val="pt_PT" w:bidi="pt_PT"/>
-        </w:rPr>
-        <w:t>Dados da Palavra:</w:t>
-      </w:r>
-    </w:p>
-    <w:p>
-      <w:pPr>
-        <w:pStyle w:val="ListBullet"/>
-        <w:spacing w:line="240" w:lineRule="auto"/>
-        <w:ind w:left="720"/>
-      </w:pPr>
-      <w:r>
-        <w:rPr>
-          <w:lang w:val="pt_PT" w:bidi="pt_PT"/>
-        </w:rPr>
-      </w:r>
-      <w:r>
-        <w:rPr>
-          <w:lang w:val="pt_PT" w:bidi="pt_PT"/>
-        </w:rPr>
-        <w:t>Strong’s: H5045, H6160</w:t>
-      </w:r>
-      <w:r>
-        <w:rPr>
-          <w:lang w:val="pt_PT" w:bidi="pt_PT"/>
-        </w:rPr>
-      </w:r>
-      <w:r>
-        <w:rPr>
-          <w:lang w:val="pt_PT" w:bidi="pt_PT"/>
-        </w:rPr>
-      </w:r>
-    </w:p>
-    <w:p>
-      <w:pPr/>
-      <w:r>
-        <w:rPr>
-          <w:lang w:val="pt_PT" w:bidi="pt_PT"/>
-        </w:rPr>
-      </w:r>
-    </w:p>
-    <w:p>
-      <w:pPr>
-        <w:pStyle w:val="Heading2"/>
-      </w:pPr>
-      <w:r>
-        <w:rPr>
-          <w:lang w:val="pt_PT" w:bidi="pt_PT"/>
-        </w:rPr>
-        <w:t>Neve</w:t>
-      </w:r>
-      <w:r>
-        <w:rPr>
-          <w:lang w:val="pt_PT" w:bidi="pt_PT"/>
-        </w:rPr>
-      </w:r>
-    </w:p>
-    <w:p>
-      <w:pPr>
-        <w:pStyle w:val="Heading3"/>
-      </w:pPr>
-      <w:r>
-        <w:rPr>
-          <w:lang w:val="pt_PT" w:bidi="pt_PT"/>
-        </w:rPr>
-        <w:t>Fatos:</w:t>
-      </w:r>
-    </w:p>
-    <w:p>
-      <w:pPr/>
-      <w:r>
-        <w:rPr>
-          <w:lang w:val="pt_PT" w:bidi="pt_PT"/>
-        </w:rPr>
-      </w:r>
-      <w:r>
-        <w:rPr>
-          <w:lang w:val="pt_PT" w:bidi="pt_PT"/>
-        </w:rPr>
-        <w:t>O termo “neve” refere-se a flocos brancos de água congelada que podem cair das nuvens em lugares onde a temperatura do ar é fria.</w:t>
-      </w:r>
-    </w:p>
-    <w:p>
-      <w:pPr>
-        <w:pStyle w:val="ListBullet"/>
-        <w:spacing w:line="240" w:lineRule="auto"/>
-        <w:ind w:left="720"/>
-      </w:pPr>
-      <w:r>
-        <w:rPr>
-          <w:lang w:val="pt_PT" w:bidi="pt_PT"/>
-        </w:rPr>
-      </w:r>
-      <w:r>
-        <w:rPr>
-          <w:lang w:val="pt_PT" w:bidi="pt_PT"/>
-        </w:rPr>
-        <w:t>A neve cai em lugares de maior elevação em Israel, mas nem sempre permanece no chão por muito tempo antes de derreter. Os picos das montanhas tendem a ter neve que dura mais tempo. Um exemplo de um lugar mencionado na Bíblia como tendo neve é o Monte Líbano.</w:t>
-      </w:r>
-    </w:p>
-    <w:p>
-      <w:pPr>
-        <w:pStyle w:val="ListBullet"/>
-        <w:spacing w:line="240" w:lineRule="auto"/>
-        <w:ind w:left="720"/>
-      </w:pPr>
-      <w:r>
-        <w:rPr>
-          <w:lang w:val="pt_PT" w:bidi="pt_PT"/>
-        </w:rPr>
-      </w:r>
-      <w:r>
-        <w:rPr>
-          <w:lang w:val="pt_PT" w:bidi="pt_PT"/>
-        </w:rPr>
-        <w:t>Algo que é muito branco muitas vezes tem sua cor comparada à cor da neve. Por exemplo, no livro de Apocalipse, as roupas e o cabelo de Jesus foram descritos como sendo “brancos como a neve”.</w:t>
-      </w:r>
-    </w:p>
-    <w:p>
-      <w:pPr>
-        <w:pStyle w:val="ListBullet"/>
-        <w:spacing w:line="240" w:lineRule="auto"/>
-        <w:ind w:left="720"/>
-      </w:pPr>
-      <w:r>
-        <w:rPr>
-          <w:lang w:val="pt_PT" w:bidi="pt_PT"/>
-        </w:rPr>
-      </w:r>
-      <w:r>
-        <w:rPr>
-          <w:lang w:val="pt_PT" w:bidi="pt_PT"/>
-        </w:rPr>
-        <w:t>A brancura da neve também simboliza pureza e limpeza. Por exemplo, a afirmação de que nossos “pecados serão brancos como a neve” significa que Deus limpará completamente seu povo de seus pecados.</w:t>
-      </w:r>
-    </w:p>
-    <w:p>
-      <w:pPr>
-        <w:pStyle w:val="ListBullet"/>
-        <w:spacing w:line="240" w:lineRule="auto"/>
-        <w:ind w:left="720"/>
-      </w:pPr>
-      <w:r>
-        <w:rPr>
-          <w:lang w:val="pt_PT" w:bidi="pt_PT"/>
-        </w:rPr>
-      </w:r>
-      <w:r>
-        <w:rPr>
-          <w:lang w:val="pt_PT" w:bidi="pt_PT"/>
-        </w:rPr>
-        <w:t>Algumas línguas podem se referir à neve como “chuva congelada” ou “flocos de gelo” ou “flocos congelados”.</w:t>
-      </w:r>
-    </w:p>
-    <w:p>
-      <w:pPr>
-        <w:pStyle w:val="ListBullet"/>
-        <w:spacing w:line="240" w:lineRule="auto"/>
-        <w:ind w:left="720"/>
-      </w:pPr>
-      <w:r>
-        <w:rPr>
-          <w:lang w:val="pt_PT" w:bidi="pt_PT"/>
-        </w:rPr>
-      </w:r>
-      <w:r>
-        <w:rPr>
-          <w:lang w:val="pt_PT" w:bidi="pt_PT"/>
-        </w:rPr>
-        <w:t>“Água de neve” refere-se à água que vem da neve derretida.</w:t>
-      </w:r>
-    </w:p>
-    <w:p>
-      <w:pPr/>
-      <w:r>
-        <w:rPr>
-          <w:lang w:val="pt_PT" w:bidi="pt_PT"/>
-        </w:rPr>
-      </w:r>
-      <w:r>
-        <w:rPr>
-          <w:lang w:val="pt_PT" w:bidi="pt_PT"/>
-        </w:rPr>
-        <w:t>(Veja também: Como Traduzir Desconhecidos)</w:t>
-      </w:r>
-    </w:p>
-    <w:p>
-      <w:pPr/>
-      <w:r>
-        <w:rPr>
-          <w:lang w:val="pt_PT" w:bidi="pt_PT"/>
-        </w:rPr>
-      </w:r>
-      <w:r>
-        <w:rPr>
-          <w:lang w:val="pt_PT" w:bidi="pt_PT"/>
-        </w:rPr>
-        <w:t>(Sugestões de tradução: Traduzir Nomes)</w:t>
-      </w:r>
-    </w:p>
-    <w:p>
-      <w:pPr/>
-      <w:r>
-        <w:rPr>
-          <w:lang w:val="pt_PT" w:bidi="pt_PT"/>
-        </w:rPr>
-      </w:r>
-      <w:r>
-        <w:rPr>
-          <w:lang w:val="pt_PT" w:bidi="pt_PT"/>
-        </w:rPr>
-        <w:t xml:space="preserve">(Veja também: </w:t>
-      </w:r>
-      <w:r>
-        <w:rPr>
-          <w:lang w:val="pt_PT" w:bidi="pt_PT"/>
-        </w:rPr>
-        <w:t>Líbano</w:t>
-      </w:r>
-      <w:r>
-        <w:rPr>
-          <w:lang w:val="pt_PT" w:bidi="pt_PT"/>
-        </w:rPr>
-        <w:t xml:space="preserve">, </w:t>
-      </w:r>
-      <w:r>
-        <w:rPr>
-          <w:lang w:val="pt_PT" w:bidi="pt_PT"/>
-        </w:rPr>
-        <w:t>puro</w:t>
-      </w:r>
-      <w:r>
-        <w:rPr>
-          <w:lang w:val="pt_PT" w:bidi="pt_PT"/>
-        </w:rPr>
-        <w:t>)</w:t>
-      </w:r>
-    </w:p>
-    <w:p>
-      <w:pPr>
-        <w:pStyle w:val="Heading3"/>
-      </w:pPr>
-      <w:r>
-        <w:rPr>
-          <w:lang w:val="pt_PT" w:bidi="pt_PT"/>
-        </w:rPr>
-        <w:t>Referências Bíblicas:</w:t>
-      </w:r>
-    </w:p>
-    <w:p>
-      <w:pPr>
-        <w:pStyle w:val="ListBullet"/>
-        <w:spacing w:line="240" w:lineRule="auto"/>
-        <w:ind w:left="720"/>
-      </w:pPr>
-      <w:r>
-        <w:rPr>
-          <w:lang w:val="pt_PT" w:bidi="pt_PT"/>
-        </w:rPr>
-      </w:r>
-      <w:r>
-        <w:rPr>
-          <w:lang w:val="pt_PT" w:bidi="pt_PT"/>
-        </w:rPr>
-        <w:t>Êxodo 4.6</w:t>
-      </w:r>
-    </w:p>
-    <w:p>
-      <w:pPr>
-        <w:pStyle w:val="ListBullet"/>
-        <w:spacing w:line="240" w:lineRule="auto"/>
-        <w:ind w:left="720"/>
-      </w:pPr>
-      <w:r>
-        <w:rPr>
-          <w:lang w:val="pt_PT" w:bidi="pt_PT"/>
-        </w:rPr>
-      </w:r>
-      <w:r>
-        <w:rPr>
-          <w:lang w:val="pt_PT" w:bidi="pt_PT"/>
-        </w:rPr>
-        <w:t>Jó 37.4–6</w:t>
-      </w:r>
-    </w:p>
-    <w:p>
-      <w:pPr>
-        <w:pStyle w:val="ListBullet"/>
-        <w:spacing w:line="240" w:lineRule="auto"/>
-        <w:ind w:left="720"/>
-      </w:pPr>
-      <w:r>
-        <w:rPr>
-          <w:lang w:val="pt_PT" w:bidi="pt_PT"/>
-        </w:rPr>
-      </w:r>
-      <w:r>
-        <w:rPr>
-          <w:lang w:val="pt_PT" w:bidi="pt_PT"/>
-        </w:rPr>
-        <w:t>Mateus 28.3</w:t>
-      </w:r>
-    </w:p>
-    <w:p>
-      <w:pPr>
-        <w:pStyle w:val="ListBullet"/>
-        <w:spacing w:line="240" w:lineRule="auto"/>
-        <w:ind w:left="720"/>
-      </w:pPr>
-      <w:r>
-        <w:rPr>
-          <w:lang w:val="pt_PT" w:bidi="pt_PT"/>
-        </w:rPr>
-      </w:r>
-      <w:r>
-        <w:rPr>
-          <w:lang w:val="pt_PT" w:bidi="pt_PT"/>
-        </w:rPr>
-        <w:t>Salmos 147.16</w:t>
-      </w:r>
-    </w:p>
-    <w:p>
-      <w:pPr>
-        <w:pStyle w:val="ListBullet"/>
-        <w:spacing w:line="240" w:lineRule="auto"/>
-        <w:ind w:left="720"/>
-      </w:pPr>
-      <w:r>
-        <w:rPr>
-          <w:lang w:val="pt_PT" w:bidi="pt_PT"/>
-        </w:rPr>
-      </w:r>
-      <w:r>
-        <w:rPr>
-          <w:lang w:val="pt_PT" w:bidi="pt_PT"/>
-        </w:rPr>
-        <w:t>Apocalipse 1.14</w:t>
-      </w:r>
-    </w:p>
-    <w:p>
-      <w:pPr>
-        <w:pStyle w:val="Heading3"/>
-      </w:pPr>
-      <w:r>
-        <w:rPr>
-          <w:lang w:val="pt_PT" w:bidi="pt_PT"/>
-        </w:rPr>
-        <w:t>Dados da Palavra:</w:t>
-      </w:r>
-    </w:p>
-    <w:p>
-      <w:pPr>
-        <w:pStyle w:val="ListBullet"/>
-        <w:spacing w:line="240" w:lineRule="auto"/>
-        <w:ind w:left="720"/>
-      </w:pPr>
-      <w:r>
-        <w:rPr>
-          <w:lang w:val="pt_PT" w:bidi="pt_PT"/>
-        </w:rPr>
-      </w:r>
-      <w:r>
-        <w:rPr>
-          <w:lang w:val="pt_PT" w:bidi="pt_PT"/>
-        </w:rPr>
-        <w:t>Strong’s: H7949, H7950, H8517, G55100</w:t>
-      </w:r>
-      <w:r>
-        <w:rPr>
-          <w:lang w:val="pt_PT" w:bidi="pt_PT"/>
-        </w:rPr>
-      </w:r>
-      <w:r>
-        <w:rPr>
-          <w:lang w:val="pt_PT" w:bidi="pt_PT"/>
-        </w:rPr>
-      </w:r>
-    </w:p>
-    <w:p>
-      <w:pPr/>
-      <w:r>
-        <w:rPr>
-          <w:lang w:val="pt_PT" w:bidi="pt_PT"/>
-        </w:rPr>
-      </w:r>
-    </w:p>
-    <w:p>
-      <w:pPr>
-        <w:pStyle w:val="Heading2"/>
-      </w:pPr>
-      <w:r>
-        <w:rPr>
-          <w:lang w:val="pt_PT" w:bidi="pt_PT"/>
-        </w:rPr>
-        <w:t>Nínive</w:t>
-      </w:r>
-      <w:r>
-        <w:rPr>
-          <w:lang w:val="pt_PT" w:bidi="pt_PT"/>
-        </w:rPr>
-      </w:r>
-    </w:p>
-    <w:p>
-      <w:pPr>
-        <w:pStyle w:val="Heading3"/>
-      </w:pPr>
-      <w:r>
-        <w:rPr>
-          <w:lang w:val="pt_PT" w:bidi="pt_PT"/>
-        </w:rPr>
-        <w:t>Fatos:</w:t>
-      </w:r>
-    </w:p>
-    <w:p>
-      <w:pPr/>
-      <w:r>
-        <w:rPr>
-          <w:lang w:val="pt_PT" w:bidi="pt_PT"/>
-        </w:rPr>
-      </w:r>
-      <w:r>
-        <w:rPr>
-          <w:lang w:val="pt_PT" w:bidi="pt_PT"/>
-        </w:rPr>
-        <w:t>Nínive foi a capital do império assírio. Um "nínivita" era uma pessoa que vivia em Nínive.</w:t>
-      </w:r>
-    </w:p>
-    <w:p>
-      <w:pPr>
-        <w:pStyle w:val="ListBullet"/>
-        <w:spacing w:line="240" w:lineRule="auto"/>
-        <w:ind w:left="720"/>
-      </w:pPr>
-      <w:r>
-        <w:rPr>
-          <w:lang w:val="pt_PT" w:bidi="pt_PT"/>
-        </w:rPr>
-      </w:r>
-      <w:r>
-        <w:rPr>
-          <w:lang w:val="pt_PT" w:bidi="pt_PT"/>
-        </w:rPr>
-        <w:t>Deus enviou o profeta Jonas para avisar os ninivitas a se afastarem de seus caminhos perversos. As pessoas pararam de agir tão violentamente e Deus não os destruiu naquela época.</w:t>
-      </w:r>
-    </w:p>
-    <w:p>
-      <w:pPr>
-        <w:pStyle w:val="ListBullet"/>
-        <w:spacing w:line="240" w:lineRule="auto"/>
-        <w:ind w:left="720"/>
-      </w:pPr>
-      <w:r>
-        <w:rPr>
-          <w:lang w:val="pt_PT" w:bidi="pt_PT"/>
-        </w:rPr>
-      </w:r>
-      <w:r>
-        <w:rPr>
-          <w:lang w:val="pt_PT" w:bidi="pt_PT"/>
-        </w:rPr>
-        <w:t>Os profetas Naum e Sofonias profetizaram que Deus destruiria Nínive como julgamento por seus pecados.</w:t>
-      </w:r>
-    </w:p>
-    <w:p>
-      <w:pPr/>
-      <w:r>
-        <w:rPr>
-          <w:lang w:val="pt_PT" w:bidi="pt_PT"/>
-        </w:rPr>
-      </w:r>
-      <w:r>
-        <w:rPr>
-          <w:lang w:val="pt_PT" w:bidi="pt_PT"/>
-        </w:rPr>
-        <w:t>(Sugestões de tradução: Como traduzir nomes)</w:t>
-      </w:r>
-    </w:p>
-    <w:p>
-      <w:pPr/>
-      <w:r>
-        <w:rPr>
-          <w:lang w:val="pt_PT" w:bidi="pt_PT"/>
-        </w:rPr>
-      </w:r>
-      <w:r>
-        <w:rPr>
-          <w:lang w:val="pt_PT" w:bidi="pt_PT"/>
-        </w:rPr>
-        <w:t xml:space="preserve">(Veja também: </w:t>
-      </w:r>
-      <w:r>
-        <w:rPr>
-          <w:lang w:val="pt_PT" w:bidi="pt_PT"/>
-        </w:rPr>
-        <w:t>Assíria</w:t>
-      </w:r>
-      <w:r>
-        <w:rPr>
-          <w:lang w:val="pt_PT" w:bidi="pt_PT"/>
-        </w:rPr>
-        <w:t xml:space="preserve">, </w:t>
-      </w:r>
-      <w:r>
-        <w:rPr>
-          <w:lang w:val="pt_PT" w:bidi="pt_PT"/>
-        </w:rPr>
-        <w:t>Jonas</w:t>
-      </w:r>
-      <w:r>
-        <w:rPr>
-          <w:lang w:val="pt_PT" w:bidi="pt_PT"/>
-        </w:rPr>
-        <w:t xml:space="preserve">, </w:t>
-      </w:r>
-      <w:r>
-        <w:rPr>
-          <w:lang w:val="pt_PT" w:bidi="pt_PT"/>
-        </w:rPr>
         <w:t>arrependa-se</w:t>
       </w:r>
       <w:r>
         <w:rPr>
           <w:lang w:val="pt_PT" w:bidi="pt_PT"/>
         </w:rPr>
-        <w:t xml:space="preserve">, </w:t>
-      </w:r>
-      <w:r>
-        <w:rPr>
-          <w:lang w:val="pt_PT" w:bidi="pt_PT"/>
-        </w:rPr>
-        <w:t>virar</w:t>
-      </w:r>
-      <w:r>
-        <w:rPr>
-          <w:lang w:val="pt_PT" w:bidi="pt_PT"/>
-        </w:rPr>
-        <w:t>)</w:t>
+        <w:t>, virar)</w:t>
       </w:r>
     </w:p>
     <w:p>
